--- a/Tyler/Angular_Node/Tyler_Roberts.docx
+++ b/Tyler/Angular_Node/Tyler_Roberts.docx
@@ -44,7 +44,7 @@
           <w:sz w:val="19"/>
           <w:szCs w:val="19"/>
         </w:rPr>
-        <w:t>tylerroberts.dev@oudook.com | linkedin.com/in/tyler-roberts-3b839b3a9/ | Florida, United States | +1 (321) 376-7095</w:t>
+        <w:t>tylerrdev@outlook.com | linkedin.com/in/tyler-roberts-76a8193b2/ | Florida, United States | +1 (321) 376-7095</w:t>
       </w:r>
     </w:p>
     <w:p>
@@ -104,18 +104,8 @@
           <w:rFonts w:ascii="Arial" w:hAnsi="Arial" w:cs="Arial"/>
           <w:sz w:val="20"/>
         </w:rPr>
-        <w:t xml:space="preserve">cloud-native </w:t>
-      </w:r>
-      <w:proofErr w:type="spellStart"/>
-      <w:r>
-        <w:rPr>
-          <w:rStyle w:val="Strong"/>
-          <w:rFonts w:ascii="Arial" w:hAnsi="Arial" w:cs="Arial"/>
-          <w:sz w:val="20"/>
-        </w:rPr>
-        <w:t>SaaS</w:t>
-      </w:r>
-      <w:proofErr w:type="spellEnd"/>
+        <w:t>cloud-native SaaS</w:t>
+      </w:r>
       <w:r>
         <w:rPr>
           <w:rFonts w:ascii="Arial" w:hAnsi="Arial" w:cs="Arial"/>
@@ -166,15 +156,7 @@
           <w:rFonts w:ascii="Arial" w:hAnsi="Arial" w:cs="Arial"/>
           <w:sz w:val="20"/>
         </w:rPr>
-        <w:t xml:space="preserve">. </w:t>
-      </w:r>
-      <w:proofErr w:type="gramStart"/>
-      <w:r>
-        <w:rPr>
-          <w:rFonts w:ascii="Arial" w:hAnsi="Arial" w:cs="Arial"/>
-          <w:sz w:val="20"/>
-        </w:rPr>
-        <w:t xml:space="preserve">Proven track record owning end-to-end delivery across </w:t>
+        <w:t xml:space="preserve">. Proven track record owning end-to-end delivery across </w:t>
       </w:r>
       <w:r>
         <w:rPr>
@@ -236,7 +218,6 @@
         </w:rPr>
         <w:t xml:space="preserve">, </w:t>
       </w:r>
-      <w:proofErr w:type="spellStart"/>
       <w:r>
         <w:rPr>
           <w:rStyle w:val="Strong"/>
@@ -245,7 +226,6 @@
         </w:rPr>
         <w:t>observability</w:t>
       </w:r>
-      <w:proofErr w:type="spellEnd"/>
       <w:r>
         <w:rPr>
           <w:rFonts w:ascii="Arial" w:hAnsi="Arial" w:cs="Arial"/>
@@ -266,15 +246,7 @@
           <w:rFonts w:ascii="Arial" w:hAnsi="Arial" w:cs="Arial"/>
           <w:sz w:val="20"/>
         </w:rPr>
-        <w:t xml:space="preserve"> access patterns.</w:t>
-      </w:r>
-      <w:proofErr w:type="gramEnd"/>
-      <w:r>
-        <w:rPr>
-          <w:rFonts w:ascii="Arial" w:hAnsi="Arial" w:cs="Arial"/>
-          <w:sz w:val="20"/>
-        </w:rPr>
-        <w:t xml:space="preserve"> Hands-on engineer who drives architecture through implementation—shipping maintainable UI systems, building resilient backend services, and improving performance via </w:t>
+        <w:t xml:space="preserve"> access patterns. Hands-on engineer who drives architecture through implementation—shipping maintainable UI systems, building resilient backend services, and improving performance via </w:t>
       </w:r>
       <w:r>
         <w:rPr>
@@ -378,7 +350,6 @@
         </w:rPr>
         <w:t xml:space="preserve">, </w:t>
       </w:r>
-      <w:proofErr w:type="spellStart"/>
       <w:r>
         <w:rPr>
           <w:rStyle w:val="Strong"/>
@@ -386,14 +357,12 @@
         </w:rPr>
         <w:t>RxJS</w:t>
       </w:r>
-      <w:proofErr w:type="spellEnd"/>
-      <w:r>
-        <w:rPr>
-          <w:sz w:val="20"/>
-        </w:rPr>
-        <w:t xml:space="preserve">, </w:t>
-      </w:r>
-      <w:proofErr w:type="spellStart"/>
+      <w:r>
+        <w:rPr>
+          <w:sz w:val="20"/>
+        </w:rPr>
+        <w:t xml:space="preserve">, </w:t>
+      </w:r>
       <w:r>
         <w:rPr>
           <w:rStyle w:val="Strong"/>
@@ -401,7 +370,6 @@
         </w:rPr>
         <w:t>NgRx</w:t>
       </w:r>
-      <w:proofErr w:type="spellEnd"/>
       <w:r>
         <w:rPr>
           <w:sz w:val="20"/>
@@ -571,7 +539,6 @@
         </w:rPr>
         <w:t xml:space="preserve">, </w:t>
       </w:r>
-      <w:proofErr w:type="spellStart"/>
       <w:r>
         <w:rPr>
           <w:rStyle w:val="Strong"/>
@@ -579,7 +546,6 @@
         </w:rPr>
         <w:t>TypeScript</w:t>
       </w:r>
-      <w:proofErr w:type="spellEnd"/>
       <w:r>
         <w:rPr>
           <w:sz w:val="20"/>
@@ -612,7 +578,6 @@
         </w:rPr>
         <w:t xml:space="preserve">, </w:t>
       </w:r>
-      <w:proofErr w:type="spellStart"/>
       <w:r>
         <w:rPr>
           <w:rStyle w:val="Strong"/>
@@ -620,7 +585,6 @@
         </w:rPr>
         <w:t>Microservices</w:t>
       </w:r>
-      <w:proofErr w:type="spellEnd"/>
       <w:r>
         <w:rPr>
           <w:sz w:val="20"/>
@@ -653,31 +617,13 @@
         </w:rPr>
         <w:t xml:space="preserve">, </w:t>
       </w:r>
-      <w:proofErr w:type="spellStart"/>
-      <w:r>
-        <w:rPr>
-          <w:rStyle w:val="Strong"/>
-          <w:sz w:val="20"/>
-        </w:rPr>
-        <w:t>Webhooks</w:t>
-      </w:r>
-      <w:proofErr w:type="spellEnd"/>
-      <w:r>
-        <w:rPr>
-          <w:rStyle w:val="Strong"/>
-          <w:sz w:val="20"/>
-        </w:rPr>
-        <w:t xml:space="preserve"> &amp; </w:t>
-      </w:r>
-      <w:proofErr w:type="spellStart"/>
-      <w:r>
-        <w:rPr>
-          <w:rStyle w:val="Strong"/>
-          <w:sz w:val="20"/>
-        </w:rPr>
-        <w:t>Idempotency</w:t>
-      </w:r>
-      <w:proofErr w:type="spellEnd"/>
+      <w:r>
+        <w:rPr>
+          <w:rStyle w:val="Strong"/>
+          <w:sz w:val="20"/>
+        </w:rPr>
+        <w:t>Webhooks &amp; Idempotency</w:t>
+      </w:r>
       <w:r>
         <w:rPr>
           <w:sz w:val="20"/>
@@ -756,7 +702,6 @@
         </w:rPr>
         <w:t xml:space="preserve"> — Relational: </w:t>
       </w:r>
-      <w:proofErr w:type="spellStart"/>
       <w:r>
         <w:rPr>
           <w:rStyle w:val="Strong"/>
@@ -764,7 +709,6 @@
         </w:rPr>
         <w:t>PostgreSQL</w:t>
       </w:r>
-      <w:proofErr w:type="spellEnd"/>
       <w:r>
         <w:rPr>
           <w:sz w:val="20"/>
@@ -795,23 +739,8 @@
         <w:rPr>
           <w:sz w:val="20"/>
         </w:rPr>
-        <w:t xml:space="preserve"> • </w:t>
-      </w:r>
-      <w:proofErr w:type="spellStart"/>
-      <w:r>
-        <w:rPr>
-          <w:sz w:val="20"/>
-        </w:rPr>
-        <w:t>NoSQL</w:t>
-      </w:r>
-      <w:proofErr w:type="spellEnd"/>
-      <w:r>
-        <w:rPr>
-          <w:sz w:val="20"/>
-        </w:rPr>
-        <w:t xml:space="preserve">: </w:t>
-      </w:r>
-      <w:proofErr w:type="spellStart"/>
+        <w:t xml:space="preserve"> • NoSQL: </w:t>
+      </w:r>
       <w:r>
         <w:rPr>
           <w:rStyle w:val="Strong"/>
@@ -819,14 +748,12 @@
         </w:rPr>
         <w:t>Redis</w:t>
       </w:r>
-      <w:proofErr w:type="spellEnd"/>
-      <w:r>
-        <w:rPr>
-          <w:sz w:val="20"/>
-        </w:rPr>
-        <w:t xml:space="preserve">, </w:t>
-      </w:r>
-      <w:proofErr w:type="spellStart"/>
+      <w:r>
+        <w:rPr>
+          <w:sz w:val="20"/>
+        </w:rPr>
+        <w:t xml:space="preserve">, </w:t>
+      </w:r>
       <w:r>
         <w:rPr>
           <w:rStyle w:val="Strong"/>
@@ -834,14 +761,12 @@
         </w:rPr>
         <w:t>MongoDB</w:t>
       </w:r>
-      <w:proofErr w:type="spellEnd"/>
-      <w:r>
-        <w:rPr>
-          <w:sz w:val="20"/>
-        </w:rPr>
-        <w:t xml:space="preserve">, </w:t>
-      </w:r>
-      <w:proofErr w:type="spellStart"/>
+      <w:r>
+        <w:rPr>
+          <w:sz w:val="20"/>
+        </w:rPr>
+        <w:t xml:space="preserve">, </w:t>
+      </w:r>
       <w:r>
         <w:rPr>
           <w:rStyle w:val="Strong"/>
@@ -849,7 +774,6 @@
         </w:rPr>
         <w:t>DynamoDB</w:t>
       </w:r>
-      <w:proofErr w:type="spellEnd"/>
       <w:r>
         <w:rPr>
           <w:sz w:val="20"/>
@@ -882,7 +806,6 @@
         </w:rPr>
         <w:t xml:space="preserve">, </w:t>
       </w:r>
-      <w:proofErr w:type="spellStart"/>
       <w:r>
         <w:rPr>
           <w:rStyle w:val="Strong"/>
@@ -890,14 +813,12 @@
         </w:rPr>
         <w:t>RabbitMQ</w:t>
       </w:r>
-      <w:proofErr w:type="spellEnd"/>
       <w:r>
         <w:rPr>
           <w:sz w:val="20"/>
         </w:rPr>
         <w:t xml:space="preserve"> • Search: </w:t>
       </w:r>
-      <w:proofErr w:type="spellStart"/>
       <w:r>
         <w:rPr>
           <w:rStyle w:val="Strong"/>
@@ -905,7 +826,6 @@
         </w:rPr>
         <w:t>Elasticsearch</w:t>
       </w:r>
-      <w:proofErr w:type="spellEnd"/>
       <w:r>
         <w:rPr>
           <w:sz w:val="20"/>
@@ -938,7 +858,6 @@
         </w:rPr>
         <w:t xml:space="preserve">, </w:t>
       </w:r>
-      <w:proofErr w:type="spellStart"/>
       <w:r>
         <w:rPr>
           <w:rStyle w:val="Strong"/>
@@ -946,7 +865,6 @@
         </w:rPr>
         <w:t>BigQuery</w:t>
       </w:r>
-      <w:proofErr w:type="spellEnd"/>
     </w:p>
     <w:p>
       <w:pPr>
@@ -965,17 +883,8 @@
           <w:rStyle w:val="Strong"/>
           <w:sz w:val="20"/>
         </w:rPr>
-        <w:t xml:space="preserve">Cloud &amp; </w:t>
-      </w:r>
-      <w:proofErr w:type="spellStart"/>
-      <w:r>
-        <w:rPr>
-          <w:rStyle w:val="Strong"/>
-          <w:sz w:val="20"/>
-        </w:rPr>
-        <w:t>DevOps</w:t>
-      </w:r>
-      <w:proofErr w:type="spellEnd"/>
+        <w:t>Cloud &amp; DevOps</w:t>
+      </w:r>
       <w:r>
         <w:rPr>
           <w:sz w:val="20"/>
@@ -1073,7 +982,6 @@
         </w:rPr>
         <w:t xml:space="preserve">, </w:t>
       </w:r>
-      <w:proofErr w:type="spellStart"/>
       <w:r>
         <w:rPr>
           <w:rStyle w:val="Strong"/>
@@ -1081,7 +989,6 @@
         </w:rPr>
         <w:t>CloudFront</w:t>
       </w:r>
-      <w:proofErr w:type="spellEnd"/>
       <w:r>
         <w:rPr>
           <w:sz w:val="20"/>
@@ -1101,7 +1008,6 @@
         </w:rPr>
         <w:t xml:space="preserve">, </w:t>
       </w:r>
-      <w:proofErr w:type="spellStart"/>
       <w:r>
         <w:rPr>
           <w:rStyle w:val="Strong"/>
@@ -1109,14 +1015,12 @@
         </w:rPr>
         <w:t>DynamoDB</w:t>
       </w:r>
-      <w:proofErr w:type="spellEnd"/>
-      <w:r>
-        <w:rPr>
-          <w:sz w:val="20"/>
-        </w:rPr>
-        <w:t xml:space="preserve">, </w:t>
-      </w:r>
-      <w:proofErr w:type="spellStart"/>
+      <w:r>
+        <w:rPr>
+          <w:sz w:val="20"/>
+        </w:rPr>
+        <w:t xml:space="preserve">, </w:t>
+      </w:r>
       <w:r>
         <w:rPr>
           <w:rStyle w:val="Strong"/>
@@ -1124,14 +1028,12 @@
         </w:rPr>
         <w:t>ElastiCache</w:t>
       </w:r>
-      <w:proofErr w:type="spellEnd"/>
-      <w:r>
-        <w:rPr>
-          <w:sz w:val="20"/>
-        </w:rPr>
-        <w:t xml:space="preserve">, </w:t>
-      </w:r>
-      <w:proofErr w:type="spellStart"/>
+      <w:r>
+        <w:rPr>
+          <w:sz w:val="20"/>
+        </w:rPr>
+        <w:t xml:space="preserve">, </w:t>
+      </w:r>
       <w:r>
         <w:rPr>
           <w:rStyle w:val="Strong"/>
@@ -1139,7 +1041,6 @@
         </w:rPr>
         <w:t>EventBridge</w:t>
       </w:r>
-      <w:proofErr w:type="spellEnd"/>
       <w:r>
         <w:rPr>
           <w:sz w:val="20"/>
@@ -1328,7 +1229,6 @@
         </w:rPr>
         <w:t xml:space="preserve">, </w:t>
       </w:r>
-      <w:proofErr w:type="spellStart"/>
       <w:r>
         <w:rPr>
           <w:rStyle w:val="Strong"/>
@@ -1336,14 +1236,12 @@
         </w:rPr>
         <w:t>BigQuery</w:t>
       </w:r>
-      <w:proofErr w:type="spellEnd"/>
       <w:r>
         <w:rPr>
           <w:sz w:val="20"/>
         </w:rPr>
         <w:t xml:space="preserve"> • </w:t>
       </w:r>
-      <w:proofErr w:type="spellStart"/>
       <w:r>
         <w:rPr>
           <w:rStyle w:val="Strong"/>
@@ -1351,14 +1249,12 @@
         </w:rPr>
         <w:t>Docker</w:t>
       </w:r>
-      <w:proofErr w:type="spellEnd"/>
-      <w:r>
-        <w:rPr>
-          <w:sz w:val="20"/>
-        </w:rPr>
-        <w:t xml:space="preserve">, </w:t>
-      </w:r>
-      <w:proofErr w:type="spellStart"/>
+      <w:r>
+        <w:rPr>
+          <w:sz w:val="20"/>
+        </w:rPr>
+        <w:t xml:space="preserve">, </w:t>
+      </w:r>
       <w:r>
         <w:rPr>
           <w:rStyle w:val="Strong"/>
@@ -1366,7 +1262,6 @@
         </w:rPr>
         <w:t>Kubernetes</w:t>
       </w:r>
-      <w:proofErr w:type="spellEnd"/>
       <w:r>
         <w:rPr>
           <w:sz w:val="20"/>
@@ -1399,7 +1294,6 @@
         </w:rPr>
         <w:t xml:space="preserve">, </w:t>
       </w:r>
-      <w:proofErr w:type="spellStart"/>
       <w:r>
         <w:rPr>
           <w:rStyle w:val="Strong"/>
@@ -1407,14 +1301,12 @@
         </w:rPr>
         <w:t>GitOps</w:t>
       </w:r>
-      <w:proofErr w:type="spellEnd"/>
-      <w:r>
-        <w:rPr>
-          <w:sz w:val="20"/>
-        </w:rPr>
-        <w:t xml:space="preserve">, </w:t>
-      </w:r>
-      <w:proofErr w:type="spellStart"/>
+      <w:r>
+        <w:rPr>
+          <w:sz w:val="20"/>
+        </w:rPr>
+        <w:t xml:space="preserve">, </w:t>
+      </w:r>
       <w:r>
         <w:rPr>
           <w:rStyle w:val="Strong"/>
@@ -1422,14 +1314,12 @@
         </w:rPr>
         <w:t>Terraform</w:t>
       </w:r>
-      <w:proofErr w:type="spellEnd"/>
-      <w:r>
-        <w:rPr>
-          <w:sz w:val="20"/>
-        </w:rPr>
-        <w:t xml:space="preserve">, </w:t>
-      </w:r>
-      <w:proofErr w:type="spellStart"/>
+      <w:r>
+        <w:rPr>
+          <w:sz w:val="20"/>
+        </w:rPr>
+        <w:t xml:space="preserve">, </w:t>
+      </w:r>
       <w:r>
         <w:rPr>
           <w:rStyle w:val="Strong"/>
@@ -1437,50 +1327,31 @@
         </w:rPr>
         <w:t>CloudFormation</w:t>
       </w:r>
-      <w:proofErr w:type="spellEnd"/>
       <w:r>
         <w:rPr>
           <w:sz w:val="20"/>
         </w:rPr>
         <w:t xml:space="preserve"> • CI/CD: </w:t>
       </w:r>
-      <w:proofErr w:type="spellStart"/>
-      <w:r>
-        <w:rPr>
-          <w:rStyle w:val="Strong"/>
-          <w:sz w:val="20"/>
-        </w:rPr>
-        <w:t>GitHub</w:t>
-      </w:r>
-      <w:proofErr w:type="spellEnd"/>
-      <w:r>
-        <w:rPr>
-          <w:rStyle w:val="Strong"/>
-          <w:sz w:val="20"/>
-        </w:rPr>
-        <w:t xml:space="preserve"> Actions</w:t>
-      </w:r>
-      <w:r>
-        <w:rPr>
-          <w:sz w:val="20"/>
-        </w:rPr>
-        <w:t xml:space="preserve">, </w:t>
-      </w:r>
-      <w:proofErr w:type="spellStart"/>
-      <w:r>
-        <w:rPr>
-          <w:rStyle w:val="Strong"/>
-          <w:sz w:val="20"/>
-        </w:rPr>
-        <w:t>GitLab</w:t>
-      </w:r>
-      <w:proofErr w:type="spellEnd"/>
-      <w:r>
-        <w:rPr>
-          <w:rStyle w:val="Strong"/>
-          <w:sz w:val="20"/>
-        </w:rPr>
-        <w:t xml:space="preserve"> CI</w:t>
+      <w:r>
+        <w:rPr>
+          <w:rStyle w:val="Strong"/>
+          <w:sz w:val="20"/>
+        </w:rPr>
+        <w:t>GitHub Actions</w:t>
+      </w:r>
+      <w:r>
+        <w:rPr>
+          <w:sz w:val="20"/>
+        </w:rPr>
+        <w:t xml:space="preserve">, </w:t>
+      </w:r>
+      <w:r>
+        <w:rPr>
+          <w:rStyle w:val="Strong"/>
+          <w:sz w:val="20"/>
+        </w:rPr>
+        <w:t>GitLab CI</w:t>
       </w:r>
       <w:r>
         <w:rPr>
@@ -1506,24 +1377,14 @@
           <w:rStyle w:val="Strong"/>
           <w:sz w:val="20"/>
         </w:rPr>
-        <w:t xml:space="preserve">Azure </w:t>
-      </w:r>
-      <w:proofErr w:type="spellStart"/>
-      <w:r>
-        <w:rPr>
-          <w:rStyle w:val="Strong"/>
-          <w:sz w:val="20"/>
-        </w:rPr>
-        <w:t>DevOps</w:t>
-      </w:r>
-      <w:proofErr w:type="spellEnd"/>
-      <w:r>
-        <w:rPr>
-          <w:sz w:val="20"/>
-        </w:rPr>
-        <w:t xml:space="preserve">, </w:t>
-      </w:r>
-      <w:proofErr w:type="spellStart"/>
+        <w:t>Azure DevOps</w:t>
+      </w:r>
+      <w:r>
+        <w:rPr>
+          <w:sz w:val="20"/>
+        </w:rPr>
+        <w:t xml:space="preserve">, </w:t>
+      </w:r>
       <w:r>
         <w:rPr>
           <w:rStyle w:val="Strong"/>
@@ -1531,7 +1392,6 @@
         </w:rPr>
         <w:t>CircleCI</w:t>
       </w:r>
-      <w:proofErr w:type="spellEnd"/>
     </w:p>
     <w:p>
       <w:pPr>
@@ -1542,21 +1402,12 @@
         </w:numPr>
         <w:jc w:val="both"/>
       </w:pPr>
-      <w:proofErr w:type="spellStart"/>
-      <w:r>
-        <w:rPr>
-          <w:rStyle w:val="Strong"/>
-          <w:sz w:val="20"/>
-        </w:rPr>
-        <w:t>Observability</w:t>
-      </w:r>
-      <w:proofErr w:type="spellEnd"/>
-      <w:r>
-        <w:rPr>
-          <w:rStyle w:val="Strong"/>
-          <w:sz w:val="20"/>
-        </w:rPr>
-        <w:t>, Quality &amp; Security</w:t>
+      <w:r>
+        <w:rPr>
+          <w:rStyle w:val="Strong"/>
+          <w:sz w:val="20"/>
+        </w:rPr>
+        <w:t>Observability, Quality &amp; Security</w:t>
       </w:r>
       <w:r>
         <w:rPr>
@@ -1564,7 +1415,6 @@
         </w:rPr>
         <w:t xml:space="preserve"> — </w:t>
       </w:r>
-      <w:proofErr w:type="spellStart"/>
       <w:r>
         <w:rPr>
           <w:rStyle w:val="Strong"/>
@@ -1572,14 +1422,12 @@
         </w:rPr>
         <w:t>OpenTelemetry</w:t>
       </w:r>
-      <w:proofErr w:type="spellEnd"/>
-      <w:r>
-        <w:rPr>
-          <w:sz w:val="20"/>
-        </w:rPr>
-        <w:t xml:space="preserve">, </w:t>
-      </w:r>
-      <w:proofErr w:type="spellStart"/>
+      <w:r>
+        <w:rPr>
+          <w:sz w:val="20"/>
+        </w:rPr>
+        <w:t xml:space="preserve">, </w:t>
+      </w:r>
       <w:r>
         <w:rPr>
           <w:rStyle w:val="Strong"/>
@@ -1587,7 +1435,6 @@
         </w:rPr>
         <w:t>Datadog</w:t>
       </w:r>
-      <w:proofErr w:type="spellEnd"/>
       <w:r>
         <w:rPr>
           <w:sz w:val="20"/>
@@ -1607,7 +1454,6 @@
         </w:rPr>
         <w:t xml:space="preserve">, </w:t>
       </w:r>
-      <w:proofErr w:type="spellStart"/>
       <w:r>
         <w:rPr>
           <w:rStyle w:val="Strong"/>
@@ -1615,7 +1461,6 @@
         </w:rPr>
         <w:t>Grafana</w:t>
       </w:r>
-      <w:proofErr w:type="spellEnd"/>
       <w:r>
         <w:rPr>
           <w:sz w:val="20"/>
@@ -1635,7 +1480,6 @@
         </w:rPr>
         <w:t xml:space="preserve">, </w:t>
       </w:r>
-      <w:proofErr w:type="spellStart"/>
       <w:r>
         <w:rPr>
           <w:rStyle w:val="Strong"/>
@@ -1643,7 +1487,6 @@
         </w:rPr>
         <w:t>CloudWatch</w:t>
       </w:r>
-      <w:proofErr w:type="spellEnd"/>
       <w:r>
         <w:rPr>
           <w:sz w:val="20"/>
@@ -1767,21 +1610,12 @@
         </w:rPr>
         <w:t xml:space="preserve">, </w:t>
       </w:r>
-      <w:proofErr w:type="spellStart"/>
-      <w:r>
-        <w:rPr>
-          <w:rStyle w:val="Strong"/>
-          <w:sz w:val="20"/>
-        </w:rPr>
-        <w:t>OpenID</w:t>
-      </w:r>
-      <w:proofErr w:type="spellEnd"/>
-      <w:r>
-        <w:rPr>
-          <w:rStyle w:val="Strong"/>
-          <w:sz w:val="20"/>
-        </w:rPr>
-        <w:t xml:space="preserve"> Connect</w:t>
+      <w:r>
+        <w:rPr>
+          <w:rStyle w:val="Strong"/>
+          <w:sz w:val="20"/>
+        </w:rPr>
+        <w:t>OpenID Connect</w:t>
       </w:r>
       <w:r>
         <w:rPr>
@@ -1802,7 +1636,6 @@
         </w:rPr>
         <w:t xml:space="preserve">, </w:t>
       </w:r>
-      <w:proofErr w:type="spellStart"/>
       <w:r>
         <w:rPr>
           <w:rStyle w:val="Strong"/>
@@ -1810,7 +1643,6 @@
         </w:rPr>
         <w:t>Okta</w:t>
       </w:r>
-      <w:proofErr w:type="spellEnd"/>
       <w:r>
         <w:rPr>
           <w:sz w:val="20"/>
@@ -1835,17 +1667,8 @@
           <w:rStyle w:val="Strong"/>
           <w:sz w:val="20"/>
         </w:rPr>
-        <w:t xml:space="preserve">AWS </w:t>
-      </w:r>
-      <w:proofErr w:type="spellStart"/>
-      <w:r>
-        <w:rPr>
-          <w:rStyle w:val="Strong"/>
-          <w:sz w:val="20"/>
-        </w:rPr>
-        <w:t>Cognito</w:t>
-      </w:r>
-      <w:proofErr w:type="spellEnd"/>
+        <w:t>AWS Cognito</w:t>
+      </w:r>
       <w:r>
         <w:rPr>
           <w:sz w:val="20"/>
@@ -1932,9 +1755,927 @@
           <w:sz w:val="21"/>
           <w:szCs w:val="21"/>
         </w:rPr>
-        <w:t xml:space="preserve">Web </w:t>
-      </w:r>
-      <w:proofErr w:type="spellStart"/>
+        <w:t>Web Venturez LLC</w:t>
+      </w:r>
+    </w:p>
+    <w:p>
+      <w:r>
+        <w:rPr>
+          <w:rFonts w:ascii="Arial" w:eastAsia="Arial" w:hAnsi="Arial" w:cs="Arial"/>
+          <w:color w:val="4B5563"/>
+          <w:sz w:val="19"/>
+          <w:szCs w:val="19"/>
+        </w:rPr>
+        <w:t>February 2020 - October 2025</w:t>
+      </w:r>
+    </w:p>
+    <w:p>
+      <w:pPr>
+        <w:pStyle w:val="NormalWeb"/>
+        <w:numPr>
+          <w:ilvl w:val="0"/>
+          <w:numId w:val="3"/>
+        </w:numPr>
+        <w:jc w:val="both"/>
+        <w:rPr>
+          <w:rFonts w:ascii="Arial" w:hAnsi="Arial" w:cs="Arial"/>
+          <w:sz w:val="20"/>
+        </w:rPr>
+      </w:pPr>
+      <w:r>
+        <w:rPr>
+          <w:rFonts w:ascii="Arial" w:hAnsi="Arial" w:cs="Arial"/>
+          <w:sz w:val="20"/>
+        </w:rPr>
+        <w:t xml:space="preserve">Owned delivery of core </w:t>
+      </w:r>
+      <w:r>
+        <w:rPr>
+          <w:rStyle w:val="Strong"/>
+          <w:rFonts w:ascii="Arial" w:hAnsi="Arial" w:cs="Arial"/>
+          <w:sz w:val="20"/>
+        </w:rPr>
+        <w:t>Angular + Node.js</w:t>
+      </w:r>
+      <w:r>
+        <w:rPr>
+          <w:rFonts w:ascii="Arial" w:hAnsi="Arial" w:cs="Arial"/>
+          <w:sz w:val="20"/>
+        </w:rPr>
+        <w:t xml:space="preserve"> SaaS modules, balancing roadmap speed with </w:t>
+      </w:r>
+      <w:r>
+        <w:rPr>
+          <w:rStyle w:val="Strong"/>
+          <w:rFonts w:ascii="Arial" w:hAnsi="Arial" w:cs="Arial"/>
+          <w:sz w:val="20"/>
+        </w:rPr>
+        <w:t>performance budgets</w:t>
+      </w:r>
+      <w:r>
+        <w:rPr>
+          <w:rFonts w:ascii="Arial" w:hAnsi="Arial" w:cs="Arial"/>
+          <w:sz w:val="20"/>
+        </w:rPr>
+        <w:t>, stability, and predictable release quality.</w:t>
+      </w:r>
+    </w:p>
+    <w:p>
+      <w:pPr>
+        <w:pStyle w:val="NormalWeb"/>
+        <w:numPr>
+          <w:ilvl w:val="0"/>
+          <w:numId w:val="3"/>
+        </w:numPr>
+        <w:jc w:val="both"/>
+        <w:rPr>
+          <w:rFonts w:ascii="Arial" w:hAnsi="Arial" w:cs="Arial"/>
+          <w:sz w:val="20"/>
+        </w:rPr>
+      </w:pPr>
+      <w:r>
+        <w:rPr>
+          <w:rFonts w:ascii="Arial" w:hAnsi="Arial" w:cs="Arial"/>
+          <w:sz w:val="20"/>
+        </w:rPr>
+        <w:t xml:space="preserve">Designed a versioned </w:t>
+      </w:r>
+      <w:r>
+        <w:rPr>
+          <w:rStyle w:val="Strong"/>
+          <w:rFonts w:ascii="Arial" w:hAnsi="Arial" w:cs="Arial"/>
+          <w:sz w:val="20"/>
+        </w:rPr>
+        <w:t>REST API</w:t>
+      </w:r>
+      <w:r>
+        <w:rPr>
+          <w:rFonts w:ascii="Arial" w:hAnsi="Arial" w:cs="Arial"/>
+          <w:sz w:val="20"/>
+        </w:rPr>
+        <w:t xml:space="preserve"> surface with backward-compatible contracts and deprecation paths, reducing client breakages and release escalations.</w:t>
+      </w:r>
+    </w:p>
+    <w:p>
+      <w:pPr>
+        <w:pStyle w:val="NormalWeb"/>
+        <w:numPr>
+          <w:ilvl w:val="0"/>
+          <w:numId w:val="3"/>
+        </w:numPr>
+        <w:jc w:val="both"/>
+        <w:rPr>
+          <w:rFonts w:ascii="Arial" w:hAnsi="Arial" w:cs="Arial"/>
+          <w:sz w:val="20"/>
+        </w:rPr>
+      </w:pPr>
+      <w:r>
+        <w:rPr>
+          <w:rFonts w:ascii="Arial" w:hAnsi="Arial" w:cs="Arial"/>
+          <w:sz w:val="20"/>
+        </w:rPr>
+        <w:t xml:space="preserve">Built reusable </w:t>
+      </w:r>
+      <w:r>
+        <w:rPr>
+          <w:rStyle w:val="Strong"/>
+          <w:rFonts w:ascii="Arial" w:hAnsi="Arial" w:cs="Arial"/>
+          <w:sz w:val="20"/>
+        </w:rPr>
+        <w:t>Angular component</w:t>
+      </w:r>
+      <w:r>
+        <w:rPr>
+          <w:rFonts w:ascii="Arial" w:hAnsi="Arial" w:cs="Arial"/>
+          <w:sz w:val="20"/>
+        </w:rPr>
+        <w:t xml:space="preserve"> patterns (forms, validation, layout primitives) to accelerate delivery while enforcing consistent UX and maintainable UI boundaries.</w:t>
+      </w:r>
+    </w:p>
+    <w:p>
+      <w:pPr>
+        <w:pStyle w:val="NormalWeb"/>
+        <w:numPr>
+          <w:ilvl w:val="0"/>
+          <w:numId w:val="3"/>
+        </w:numPr>
+        <w:jc w:val="both"/>
+        <w:rPr>
+          <w:rFonts w:ascii="Arial" w:hAnsi="Arial" w:cs="Arial"/>
+          <w:sz w:val="20"/>
+        </w:rPr>
+      </w:pPr>
+      <w:r>
+        <w:rPr>
+          <w:rFonts w:ascii="Arial" w:hAnsi="Arial" w:cs="Arial"/>
+          <w:sz w:val="20"/>
+        </w:rPr>
+        <w:t xml:space="preserve">Implemented end-to-end </w:t>
+      </w:r>
+      <w:r>
+        <w:rPr>
+          <w:rStyle w:val="Strong"/>
+          <w:rFonts w:ascii="Arial" w:hAnsi="Arial" w:cs="Arial"/>
+          <w:sz w:val="20"/>
+        </w:rPr>
+        <w:t>AuthN/AuthZ</w:t>
+      </w:r>
+      <w:r>
+        <w:rPr>
+          <w:rFonts w:ascii="Arial" w:hAnsi="Arial" w:cs="Arial"/>
+          <w:sz w:val="20"/>
+        </w:rPr>
+        <w:t xml:space="preserve"> with </w:t>
+      </w:r>
+      <w:r>
+        <w:rPr>
+          <w:rStyle w:val="Strong"/>
+          <w:rFonts w:ascii="Arial" w:hAnsi="Arial" w:cs="Arial"/>
+          <w:sz w:val="20"/>
+        </w:rPr>
+        <w:t>JWT</w:t>
+      </w:r>
+      <w:r>
+        <w:rPr>
+          <w:rFonts w:ascii="Arial" w:hAnsi="Arial" w:cs="Arial"/>
+          <w:sz w:val="20"/>
+        </w:rPr>
+        <w:t xml:space="preserve">, </w:t>
+      </w:r>
+      <w:r>
+        <w:rPr>
+          <w:rStyle w:val="Strong"/>
+          <w:rFonts w:ascii="Arial" w:hAnsi="Arial" w:cs="Arial"/>
+          <w:sz w:val="20"/>
+        </w:rPr>
+        <w:t>OAuth2/OIDC</w:t>
+      </w:r>
+      <w:r>
+        <w:rPr>
+          <w:rFonts w:ascii="Arial" w:hAnsi="Arial" w:cs="Arial"/>
+          <w:sz w:val="20"/>
+        </w:rPr>
+        <w:t xml:space="preserve"> concepts, and </w:t>
+      </w:r>
+      <w:r>
+        <w:rPr>
+          <w:rStyle w:val="Strong"/>
+          <w:rFonts w:ascii="Arial" w:hAnsi="Arial" w:cs="Arial"/>
+          <w:sz w:val="20"/>
+        </w:rPr>
+        <w:t>RBAC/ABAC</w:t>
+      </w:r>
+      <w:r>
+        <w:rPr>
+          <w:rFonts w:ascii="Arial" w:hAnsi="Arial" w:cs="Arial"/>
+          <w:sz w:val="20"/>
+        </w:rPr>
+        <w:t>, aligning route guards with backend policy checks to prevent privilege gaps.</w:t>
+      </w:r>
+    </w:p>
+    <w:p>
+      <w:pPr>
+        <w:pStyle w:val="NormalWeb"/>
+        <w:numPr>
+          <w:ilvl w:val="0"/>
+          <w:numId w:val="3"/>
+        </w:numPr>
+        <w:jc w:val="both"/>
+        <w:rPr>
+          <w:rFonts w:ascii="Arial" w:hAnsi="Arial" w:cs="Arial"/>
+          <w:sz w:val="20"/>
+        </w:rPr>
+      </w:pPr>
+      <w:r>
+        <w:rPr>
+          <w:rFonts w:ascii="Arial" w:hAnsi="Arial" w:cs="Arial"/>
+          <w:sz w:val="20"/>
+        </w:rPr>
+        <w:t xml:space="preserve">Delivered an integration hub for multi-system </w:t>
+      </w:r>
+      <w:r>
+        <w:rPr>
+          <w:rStyle w:val="Strong"/>
+          <w:rFonts w:ascii="Arial" w:hAnsi="Arial" w:cs="Arial"/>
+          <w:sz w:val="20"/>
+        </w:rPr>
+        <w:t>B2B</w:t>
+      </w:r>
+      <w:r>
+        <w:rPr>
+          <w:rFonts w:ascii="Arial" w:hAnsi="Arial" w:cs="Arial"/>
+          <w:sz w:val="20"/>
+        </w:rPr>
+        <w:t xml:space="preserve"> workflows, using </w:t>
+      </w:r>
+      <w:r>
+        <w:rPr>
+          <w:rStyle w:val="Strong"/>
+          <w:rFonts w:ascii="Arial" w:hAnsi="Arial" w:cs="Arial"/>
+          <w:sz w:val="20"/>
+        </w:rPr>
+        <w:t>webhooks</w:t>
+      </w:r>
+      <w:r>
+        <w:rPr>
+          <w:rFonts w:ascii="Arial" w:hAnsi="Arial" w:cs="Arial"/>
+          <w:sz w:val="20"/>
+        </w:rPr>
+        <w:t xml:space="preserve">, </w:t>
+      </w:r>
+      <w:r>
+        <w:rPr>
+          <w:rStyle w:val="Strong"/>
+          <w:rFonts w:ascii="Arial" w:hAnsi="Arial" w:cs="Arial"/>
+          <w:sz w:val="20"/>
+        </w:rPr>
+        <w:t>idempotency keys</w:t>
+      </w:r>
+      <w:r>
+        <w:rPr>
+          <w:rFonts w:ascii="Arial" w:hAnsi="Arial" w:cs="Arial"/>
+          <w:sz w:val="20"/>
+        </w:rPr>
+        <w:t>, and contract-driven mappings to normalize inconsistent partner payloads.</w:t>
+      </w:r>
+    </w:p>
+    <w:p>
+      <w:pPr>
+        <w:pStyle w:val="NormalWeb"/>
+        <w:numPr>
+          <w:ilvl w:val="0"/>
+          <w:numId w:val="3"/>
+        </w:numPr>
+        <w:jc w:val="both"/>
+        <w:rPr>
+          <w:rFonts w:ascii="Arial" w:hAnsi="Arial" w:cs="Arial"/>
+          <w:sz w:val="20"/>
+        </w:rPr>
+      </w:pPr>
+      <w:r>
+        <w:rPr>
+          <w:rFonts w:ascii="Arial" w:hAnsi="Arial" w:cs="Arial"/>
+          <w:sz w:val="20"/>
+        </w:rPr>
+        <w:t xml:space="preserve">Implemented async processing with </w:t>
+      </w:r>
+      <w:r>
+        <w:rPr>
+          <w:rStyle w:val="Strong"/>
+          <w:rFonts w:ascii="Arial" w:hAnsi="Arial" w:cs="Arial"/>
+          <w:sz w:val="20"/>
+        </w:rPr>
+        <w:t>AWS SQS/SNS</w:t>
+      </w:r>
+      <w:r>
+        <w:rPr>
+          <w:rFonts w:ascii="Arial" w:hAnsi="Arial" w:cs="Arial"/>
+          <w:sz w:val="20"/>
+        </w:rPr>
+        <w:t xml:space="preserve"> and worker services, adding retries, backoff, and dead-letter handling to isolate failures and protect downstream systems.</w:t>
+      </w:r>
+    </w:p>
+    <w:p>
+      <w:pPr>
+        <w:pStyle w:val="NormalWeb"/>
+        <w:numPr>
+          <w:ilvl w:val="0"/>
+          <w:numId w:val="3"/>
+        </w:numPr>
+        <w:jc w:val="both"/>
+        <w:rPr>
+          <w:rFonts w:ascii="Arial" w:hAnsi="Arial" w:cs="Arial"/>
+          <w:sz w:val="20"/>
+        </w:rPr>
+      </w:pPr>
+      <w:r>
+        <w:rPr>
+          <w:rFonts w:ascii="Arial" w:hAnsi="Arial" w:cs="Arial"/>
+          <w:sz w:val="20"/>
+        </w:rPr>
+        <w:t xml:space="preserve">Added targeted caching via </w:t>
+      </w:r>
+      <w:r>
+        <w:rPr>
+          <w:rStyle w:val="Strong"/>
+          <w:rFonts w:ascii="Arial" w:hAnsi="Arial" w:cs="Arial"/>
+          <w:sz w:val="20"/>
+        </w:rPr>
+        <w:t>Redis/ElastiCache</w:t>
+      </w:r>
+      <w:r>
+        <w:rPr>
+          <w:rFonts w:ascii="Arial" w:hAnsi="Arial" w:cs="Arial"/>
+          <w:sz w:val="20"/>
+        </w:rPr>
+        <w:t xml:space="preserve"> patterns for hot reads and expensive aggregations, improving latency while keeping cache invalidation rules explicit.</w:t>
+      </w:r>
+    </w:p>
+    <w:p>
+      <w:pPr>
+        <w:pStyle w:val="NormalWeb"/>
+        <w:numPr>
+          <w:ilvl w:val="0"/>
+          <w:numId w:val="3"/>
+        </w:numPr>
+        <w:jc w:val="both"/>
+        <w:rPr>
+          <w:rFonts w:ascii="Arial" w:hAnsi="Arial" w:cs="Arial"/>
+          <w:sz w:val="20"/>
+        </w:rPr>
+      </w:pPr>
+      <w:r>
+        <w:rPr>
+          <w:rFonts w:ascii="Arial" w:hAnsi="Arial" w:cs="Arial"/>
+          <w:sz w:val="20"/>
+        </w:rPr>
+        <w:t xml:space="preserve">Strengthened persistence workflows across </w:t>
+      </w:r>
+      <w:r>
+        <w:rPr>
+          <w:rStyle w:val="Strong"/>
+          <w:rFonts w:ascii="Arial" w:hAnsi="Arial" w:cs="Arial"/>
+          <w:sz w:val="20"/>
+        </w:rPr>
+        <w:t>PostgreSQL/MySQL/SQL Server</w:t>
+      </w:r>
+      <w:r>
+        <w:rPr>
+          <w:rFonts w:ascii="Arial" w:hAnsi="Arial" w:cs="Arial"/>
+          <w:sz w:val="20"/>
+        </w:rPr>
+        <w:t xml:space="preserve"> use-cases, applying indexing, query reshaping, and safe transaction boundaries for high-load endpoints.</w:t>
+      </w:r>
+    </w:p>
+    <w:p>
+      <w:pPr>
+        <w:pStyle w:val="NormalWeb"/>
+        <w:numPr>
+          <w:ilvl w:val="0"/>
+          <w:numId w:val="3"/>
+        </w:numPr>
+        <w:jc w:val="both"/>
+        <w:rPr>
+          <w:rFonts w:ascii="Arial" w:hAnsi="Arial" w:cs="Arial"/>
+          <w:sz w:val="20"/>
+        </w:rPr>
+      </w:pPr>
+      <w:r>
+        <w:rPr>
+          <w:rFonts w:ascii="Arial" w:hAnsi="Arial" w:cs="Arial"/>
+          <w:sz w:val="20"/>
+        </w:rPr>
+        <w:t xml:space="preserve">Built data and audit-ready search flows by indexing operational entities into </w:t>
+      </w:r>
+      <w:r>
+        <w:rPr>
+          <w:rStyle w:val="Strong"/>
+          <w:rFonts w:ascii="Arial" w:hAnsi="Arial" w:cs="Arial"/>
+          <w:sz w:val="20"/>
+        </w:rPr>
+        <w:t>Elasticsearch/OpenSearch</w:t>
+      </w:r>
+      <w:r>
+        <w:rPr>
+          <w:rFonts w:ascii="Arial" w:hAnsi="Arial" w:cs="Arial"/>
+          <w:sz w:val="20"/>
+        </w:rPr>
+        <w:t>, enabling fast filters, exports, and traceable result sets.</w:t>
+      </w:r>
+    </w:p>
+    <w:p>
+      <w:pPr>
+        <w:pStyle w:val="NormalWeb"/>
+        <w:numPr>
+          <w:ilvl w:val="0"/>
+          <w:numId w:val="3"/>
+        </w:numPr>
+        <w:jc w:val="both"/>
+        <w:rPr>
+          <w:rFonts w:ascii="Arial" w:hAnsi="Arial" w:cs="Arial"/>
+          <w:sz w:val="20"/>
+        </w:rPr>
+      </w:pPr>
+      <w:r>
+        <w:rPr>
+          <w:rFonts w:ascii="Arial" w:hAnsi="Arial" w:cs="Arial"/>
+          <w:sz w:val="20"/>
+        </w:rPr>
+        <w:t xml:space="preserve">Delivered cloud-native workloads on </w:t>
+      </w:r>
+      <w:r>
+        <w:rPr>
+          <w:rStyle w:val="Strong"/>
+          <w:rFonts w:ascii="Arial" w:hAnsi="Arial" w:cs="Arial"/>
+          <w:sz w:val="20"/>
+        </w:rPr>
+        <w:t>AWS Lambda</w:t>
+      </w:r>
+      <w:r>
+        <w:rPr>
+          <w:rFonts w:ascii="Arial" w:hAnsi="Arial" w:cs="Arial"/>
+          <w:sz w:val="20"/>
+        </w:rPr>
+        <w:t xml:space="preserve">, </w:t>
+      </w:r>
+      <w:r>
+        <w:rPr>
+          <w:rStyle w:val="Strong"/>
+          <w:rFonts w:ascii="Arial" w:hAnsi="Arial" w:cs="Arial"/>
+          <w:sz w:val="20"/>
+        </w:rPr>
+        <w:t>API Gateway</w:t>
+      </w:r>
+      <w:r>
+        <w:rPr>
+          <w:rFonts w:ascii="Arial" w:hAnsi="Arial" w:cs="Arial"/>
+          <w:sz w:val="20"/>
+        </w:rPr>
+        <w:t xml:space="preserve">, and </w:t>
+      </w:r>
+      <w:r>
+        <w:rPr>
+          <w:rStyle w:val="Strong"/>
+          <w:rFonts w:ascii="Arial" w:hAnsi="Arial" w:cs="Arial"/>
+          <w:sz w:val="20"/>
+        </w:rPr>
+        <w:t>S3</w:t>
+      </w:r>
+      <w:r>
+        <w:rPr>
+          <w:rFonts w:ascii="Arial" w:hAnsi="Arial" w:cs="Arial"/>
+          <w:sz w:val="20"/>
+        </w:rPr>
+        <w:t xml:space="preserve">, and supported platform deployments across </w:t>
+      </w:r>
+      <w:r>
+        <w:rPr>
+          <w:rStyle w:val="Strong"/>
+          <w:rFonts w:ascii="Arial" w:hAnsi="Arial" w:cs="Arial"/>
+          <w:sz w:val="20"/>
+        </w:rPr>
+        <w:t>EKS/ECS/EC2</w:t>
+      </w:r>
+      <w:r>
+        <w:rPr>
+          <w:rFonts w:ascii="Arial" w:hAnsi="Arial" w:cs="Arial"/>
+          <w:sz w:val="20"/>
+        </w:rPr>
+        <w:t xml:space="preserve"> with containerized services using </w:t>
+      </w:r>
+      <w:r>
+        <w:rPr>
+          <w:rStyle w:val="Strong"/>
+          <w:rFonts w:ascii="Arial" w:hAnsi="Arial" w:cs="Arial"/>
+          <w:sz w:val="20"/>
+        </w:rPr>
+        <w:t>Docker</w:t>
+      </w:r>
+      <w:r>
+        <w:rPr>
+          <w:rFonts w:ascii="Arial" w:hAnsi="Arial" w:cs="Arial"/>
+          <w:sz w:val="20"/>
+        </w:rPr>
+        <w:t>.</w:t>
+      </w:r>
+    </w:p>
+    <w:p>
+      <w:pPr>
+        <w:pStyle w:val="NormalWeb"/>
+        <w:numPr>
+          <w:ilvl w:val="0"/>
+          <w:numId w:val="3"/>
+        </w:numPr>
+        <w:jc w:val="both"/>
+        <w:rPr>
+          <w:rFonts w:ascii="Arial" w:hAnsi="Arial" w:cs="Arial"/>
+          <w:sz w:val="20"/>
+        </w:rPr>
+      </w:pPr>
+      <w:r>
+        <w:rPr>
+          <w:rFonts w:ascii="Arial" w:hAnsi="Arial" w:cs="Arial"/>
+          <w:sz w:val="20"/>
+        </w:rPr>
+        <w:lastRenderedPageBreak/>
+        <w:t xml:space="preserve">Integrated cross-cloud client requirements by supporting storage and analytics exports to </w:t>
+      </w:r>
+      <w:r>
+        <w:rPr>
+          <w:rStyle w:val="Strong"/>
+          <w:rFonts w:ascii="Arial" w:hAnsi="Arial" w:cs="Arial"/>
+          <w:sz w:val="20"/>
+        </w:rPr>
+        <w:t>Azure</w:t>
+      </w:r>
+      <w:r>
+        <w:rPr>
+          <w:rFonts w:ascii="Arial" w:hAnsi="Arial" w:cs="Arial"/>
+          <w:sz w:val="20"/>
+        </w:rPr>
+        <w:t xml:space="preserve"> (e.g., </w:t>
+      </w:r>
+      <w:r>
+        <w:rPr>
+          <w:rStyle w:val="Strong"/>
+          <w:rFonts w:ascii="Arial" w:hAnsi="Arial" w:cs="Arial"/>
+          <w:sz w:val="20"/>
+        </w:rPr>
+        <w:t>Service Bus</w:t>
+      </w:r>
+      <w:r>
+        <w:rPr>
+          <w:rFonts w:ascii="Arial" w:hAnsi="Arial" w:cs="Arial"/>
+          <w:sz w:val="20"/>
+        </w:rPr>
+        <w:t xml:space="preserve">, </w:t>
+      </w:r>
+      <w:r>
+        <w:rPr>
+          <w:rStyle w:val="Strong"/>
+          <w:rFonts w:ascii="Arial" w:hAnsi="Arial" w:cs="Arial"/>
+          <w:sz w:val="20"/>
+        </w:rPr>
+        <w:t>Key Vault</w:t>
+      </w:r>
+      <w:r>
+        <w:rPr>
+          <w:rFonts w:ascii="Arial" w:hAnsi="Arial" w:cs="Arial"/>
+          <w:sz w:val="20"/>
+        </w:rPr>
+        <w:t xml:space="preserve">, </w:t>
+      </w:r>
+      <w:r>
+        <w:rPr>
+          <w:rStyle w:val="Strong"/>
+          <w:rFonts w:ascii="Arial" w:hAnsi="Arial" w:cs="Arial"/>
+          <w:sz w:val="20"/>
+        </w:rPr>
+        <w:t>Application Insights</w:t>
+      </w:r>
+      <w:r>
+        <w:rPr>
+          <w:rFonts w:ascii="Arial" w:hAnsi="Arial" w:cs="Arial"/>
+          <w:sz w:val="20"/>
+        </w:rPr>
+        <w:t xml:space="preserve">) and </w:t>
+      </w:r>
+      <w:r>
+        <w:rPr>
+          <w:rStyle w:val="Strong"/>
+          <w:rFonts w:ascii="Arial" w:hAnsi="Arial" w:cs="Arial"/>
+          <w:sz w:val="20"/>
+        </w:rPr>
+        <w:t>GCP</w:t>
+      </w:r>
+      <w:r>
+        <w:rPr>
+          <w:rFonts w:ascii="Arial" w:hAnsi="Arial" w:cs="Arial"/>
+          <w:sz w:val="20"/>
+        </w:rPr>
+        <w:t xml:space="preserve"> (e.g., </w:t>
+      </w:r>
+      <w:r>
+        <w:rPr>
+          <w:rStyle w:val="Strong"/>
+          <w:rFonts w:ascii="Arial" w:hAnsi="Arial" w:cs="Arial"/>
+          <w:sz w:val="20"/>
+        </w:rPr>
+        <w:t>Pub/Sub</w:t>
+      </w:r>
+      <w:r>
+        <w:rPr>
+          <w:rFonts w:ascii="Arial" w:hAnsi="Arial" w:cs="Arial"/>
+          <w:sz w:val="20"/>
+        </w:rPr>
+        <w:t xml:space="preserve">, </w:t>
+      </w:r>
+      <w:r>
+        <w:rPr>
+          <w:rStyle w:val="Strong"/>
+          <w:rFonts w:ascii="Arial" w:hAnsi="Arial" w:cs="Arial"/>
+          <w:sz w:val="20"/>
+        </w:rPr>
+        <w:t>Cloud Storage</w:t>
+      </w:r>
+      <w:r>
+        <w:rPr>
+          <w:rFonts w:ascii="Arial" w:hAnsi="Arial" w:cs="Arial"/>
+          <w:sz w:val="20"/>
+        </w:rPr>
+        <w:t xml:space="preserve">, </w:t>
+      </w:r>
+      <w:r>
+        <w:rPr>
+          <w:rStyle w:val="Strong"/>
+          <w:rFonts w:ascii="Arial" w:hAnsi="Arial" w:cs="Arial"/>
+          <w:sz w:val="20"/>
+        </w:rPr>
+        <w:t>BigQuery</w:t>
+      </w:r>
+      <w:r>
+        <w:rPr>
+          <w:rFonts w:ascii="Arial" w:hAnsi="Arial" w:cs="Arial"/>
+          <w:sz w:val="20"/>
+        </w:rPr>
+        <w:t>) through provider-abstracted adapters.</w:t>
+      </w:r>
+    </w:p>
+    <w:p>
+      <w:pPr>
+        <w:pStyle w:val="NormalWeb"/>
+        <w:numPr>
+          <w:ilvl w:val="0"/>
+          <w:numId w:val="3"/>
+        </w:numPr>
+        <w:jc w:val="both"/>
+        <w:rPr>
+          <w:rFonts w:ascii="Arial" w:hAnsi="Arial" w:cs="Arial"/>
+          <w:sz w:val="20"/>
+        </w:rPr>
+      </w:pPr>
+      <w:r>
+        <w:rPr>
+          <w:rFonts w:ascii="Arial" w:hAnsi="Arial" w:cs="Arial"/>
+          <w:sz w:val="20"/>
+        </w:rPr>
+        <w:t xml:space="preserve">Improved observability with </w:t>
+      </w:r>
+      <w:r>
+        <w:rPr>
+          <w:rStyle w:val="Strong"/>
+          <w:rFonts w:ascii="Arial" w:hAnsi="Arial" w:cs="Arial"/>
+          <w:sz w:val="20"/>
+        </w:rPr>
+        <w:t>structured logging</w:t>
+      </w:r>
+      <w:r>
+        <w:rPr>
+          <w:rFonts w:ascii="Arial" w:hAnsi="Arial" w:cs="Arial"/>
+          <w:sz w:val="20"/>
+        </w:rPr>
+        <w:t xml:space="preserve">, correlation IDs, and </w:t>
+      </w:r>
+      <w:r>
+        <w:rPr>
+          <w:rStyle w:val="Strong"/>
+          <w:rFonts w:ascii="Arial" w:hAnsi="Arial" w:cs="Arial"/>
+          <w:sz w:val="20"/>
+        </w:rPr>
+        <w:t>OpenTelemetry</w:t>
+      </w:r>
+      <w:r>
+        <w:rPr>
+          <w:rFonts w:ascii="Arial" w:hAnsi="Arial" w:cs="Arial"/>
+          <w:sz w:val="20"/>
+        </w:rPr>
+        <w:t xml:space="preserve"> instrumentation exported to </w:t>
+      </w:r>
+      <w:r>
+        <w:rPr>
+          <w:rStyle w:val="Strong"/>
+          <w:rFonts w:ascii="Arial" w:hAnsi="Arial" w:cs="Arial"/>
+          <w:sz w:val="20"/>
+        </w:rPr>
+        <w:t>Datadog</w:t>
+      </w:r>
+      <w:r>
+        <w:rPr>
+          <w:rFonts w:ascii="Arial" w:hAnsi="Arial" w:cs="Arial"/>
+          <w:sz w:val="20"/>
+        </w:rPr>
+        <w:t xml:space="preserve">, plus dashboards in </w:t>
+      </w:r>
+      <w:r>
+        <w:rPr>
+          <w:rStyle w:val="Strong"/>
+          <w:rFonts w:ascii="Arial" w:hAnsi="Arial" w:cs="Arial"/>
+          <w:sz w:val="20"/>
+        </w:rPr>
+        <w:t>Grafana/Prometheus</w:t>
+      </w:r>
+      <w:r>
+        <w:rPr>
+          <w:rFonts w:ascii="Arial" w:hAnsi="Arial" w:cs="Arial"/>
+          <w:sz w:val="20"/>
+        </w:rPr>
+        <w:t xml:space="preserve"> and log search via </w:t>
+      </w:r>
+      <w:r>
+        <w:rPr>
+          <w:rStyle w:val="Strong"/>
+          <w:rFonts w:ascii="Arial" w:hAnsi="Arial" w:cs="Arial"/>
+          <w:sz w:val="20"/>
+        </w:rPr>
+        <w:t>ELK/EFK</w:t>
+      </w:r>
+      <w:r>
+        <w:rPr>
+          <w:rFonts w:ascii="Arial" w:hAnsi="Arial" w:cs="Arial"/>
+          <w:sz w:val="20"/>
+        </w:rPr>
+        <w:t>.</w:t>
+      </w:r>
+    </w:p>
+    <w:p>
+      <w:pPr>
+        <w:pStyle w:val="NormalWeb"/>
+        <w:numPr>
+          <w:ilvl w:val="0"/>
+          <w:numId w:val="3"/>
+        </w:numPr>
+        <w:jc w:val="both"/>
+        <w:rPr>
+          <w:rFonts w:ascii="Arial" w:hAnsi="Arial" w:cs="Arial"/>
+          <w:sz w:val="20"/>
+        </w:rPr>
+      </w:pPr>
+      <w:r>
+        <w:rPr>
+          <w:rFonts w:ascii="Arial" w:hAnsi="Arial" w:cs="Arial"/>
+          <w:sz w:val="20"/>
+        </w:rPr>
+        <w:t xml:space="preserve">Hardened reliability with </w:t>
+      </w:r>
+      <w:r>
+        <w:rPr>
+          <w:rStyle w:val="Strong"/>
+          <w:rFonts w:ascii="Arial" w:hAnsi="Arial" w:cs="Arial"/>
+          <w:sz w:val="20"/>
+        </w:rPr>
+        <w:t>rate limiting</w:t>
+      </w:r>
+      <w:r>
+        <w:rPr>
+          <w:rFonts w:ascii="Arial" w:hAnsi="Arial" w:cs="Arial"/>
+          <w:sz w:val="20"/>
+        </w:rPr>
+        <w:t>, circuit-breaker style controls, and deterministic failure handling, reducing incident recurrence during burst traffic periods.</w:t>
+      </w:r>
+    </w:p>
+    <w:p>
+      <w:pPr>
+        <w:pStyle w:val="NormalWeb"/>
+        <w:numPr>
+          <w:ilvl w:val="0"/>
+          <w:numId w:val="3"/>
+        </w:numPr>
+        <w:jc w:val="both"/>
+        <w:rPr>
+          <w:rFonts w:ascii="Arial" w:hAnsi="Arial" w:cs="Arial"/>
+          <w:sz w:val="20"/>
+        </w:rPr>
+      </w:pPr>
+      <w:r>
+        <w:rPr>
+          <w:rFonts w:ascii="Arial" w:hAnsi="Arial" w:cs="Arial"/>
+          <w:sz w:val="20"/>
+        </w:rPr>
+        <w:t xml:space="preserve">Operationalized delivery through CI/CD guardrails using </w:t>
+      </w:r>
+      <w:r>
+        <w:rPr>
+          <w:rStyle w:val="Strong"/>
+          <w:rFonts w:ascii="Arial" w:hAnsi="Arial" w:cs="Arial"/>
+          <w:sz w:val="20"/>
+        </w:rPr>
+        <w:t>GitHub Actions</w:t>
+      </w:r>
+      <w:r>
+        <w:rPr>
+          <w:rFonts w:ascii="Arial" w:hAnsi="Arial" w:cs="Arial"/>
+          <w:sz w:val="20"/>
+        </w:rPr>
+        <w:t xml:space="preserve"> (plus pipelines compatible with </w:t>
+      </w:r>
+      <w:r>
+        <w:rPr>
+          <w:rStyle w:val="Strong"/>
+          <w:rFonts w:ascii="Arial" w:hAnsi="Arial" w:cs="Arial"/>
+          <w:sz w:val="20"/>
+        </w:rPr>
+        <w:t>GitLab CI/Jenkins/Azure DevOps/CircleCI</w:t>
+      </w:r>
+      <w:r>
+        <w:rPr>
+          <w:rFonts w:ascii="Arial" w:hAnsi="Arial" w:cs="Arial"/>
+          <w:sz w:val="20"/>
+        </w:rPr>
+        <w:t xml:space="preserve">) and IaC via </w:t>
+      </w:r>
+      <w:r>
+        <w:rPr>
+          <w:rStyle w:val="Strong"/>
+          <w:rFonts w:ascii="Arial" w:hAnsi="Arial" w:cs="Arial"/>
+          <w:sz w:val="20"/>
+        </w:rPr>
+        <w:t>Terraform/CloudFormation</w:t>
+      </w:r>
+      <w:r>
+        <w:rPr>
+          <w:rFonts w:ascii="Arial" w:hAnsi="Arial" w:cs="Arial"/>
+          <w:sz w:val="20"/>
+        </w:rPr>
+        <w:t xml:space="preserve"> for repeatable environments.</w:t>
+      </w:r>
+    </w:p>
+    <w:p>
+      <w:pPr>
+        <w:pStyle w:val="NormalWeb"/>
+        <w:numPr>
+          <w:ilvl w:val="0"/>
+          <w:numId w:val="3"/>
+        </w:numPr>
+        <w:jc w:val="both"/>
+      </w:pPr>
+      <w:r>
+        <w:rPr>
+          <w:rFonts w:ascii="Arial" w:hAnsi="Arial" w:cs="Arial"/>
+          <w:sz w:val="20"/>
+        </w:rPr>
+        <w:t xml:space="preserve">Produced runbooks and implemented </w:t>
+      </w:r>
+      <w:r>
+        <w:rPr>
+          <w:rStyle w:val="Strong"/>
+          <w:rFonts w:ascii="Arial" w:hAnsi="Arial" w:cs="Arial"/>
+          <w:sz w:val="20"/>
+        </w:rPr>
+        <w:t>audit logging</w:t>
+      </w:r>
+      <w:r>
+        <w:rPr>
+          <w:rFonts w:ascii="Arial" w:hAnsi="Arial" w:cs="Arial"/>
+          <w:sz w:val="20"/>
+        </w:rPr>
+        <w:t xml:space="preserve"> for critical flows, enabling faster incident triage and consistent postmortems with actionable follow-ups.</w:t>
+      </w:r>
+    </w:p>
+    <w:p>
+      <w:pPr>
+        <w:pBdr>
+          <w:bottom w:val="dashed" w:sz="4" w:space="0" w:color="CFD2CD"/>
+        </w:pBdr>
+        <w:spacing w:after="120"/>
+      </w:pPr>
+      <w:r>
+        <w:t xml:space="preserve"> </w:t>
+      </w:r>
+    </w:p>
+    <w:p>
+      <w:r>
+        <w:rPr>
+          <w:rFonts w:ascii="Arial" w:eastAsia="Arial" w:hAnsi="Arial" w:cs="Arial"/>
+          <w:b/>
+          <w:bCs/>
+          <w:color w:val="111111"/>
+          <w:sz w:val="23"/>
+          <w:szCs w:val="23"/>
+        </w:rPr>
+        <w:t>Full Stack Engineer</w:t>
+      </w:r>
+    </w:p>
+    <w:p>
       <w:r>
         <w:rPr>
           <w:rFonts w:ascii="Arial" w:eastAsia="Arial" w:hAnsi="Arial" w:cs="Arial"/>
@@ -1944,9 +2685,438 @@
           <w:sz w:val="21"/>
           <w:szCs w:val="21"/>
         </w:rPr>
-        <w:t>Venturez</w:t>
-      </w:r>
-      <w:proofErr w:type="spellEnd"/>
+        <w:t>Webiz Digital</w:t>
+      </w:r>
+    </w:p>
+    <w:p>
+      <w:r>
+        <w:rPr>
+          <w:rFonts w:ascii="Arial" w:eastAsia="Arial" w:hAnsi="Arial" w:cs="Arial"/>
+          <w:color w:val="4B5563"/>
+          <w:sz w:val="19"/>
+          <w:szCs w:val="19"/>
+        </w:rPr>
+        <w:t>July 2017 - January 2020</w:t>
+      </w:r>
+    </w:p>
+    <w:p>
+      <w:pPr>
+        <w:pStyle w:val="NormalWeb"/>
+        <w:numPr>
+          <w:ilvl w:val="0"/>
+          <w:numId w:val="5"/>
+        </w:numPr>
+        <w:jc w:val="both"/>
+        <w:rPr>
+          <w:rFonts w:ascii="Arial" w:hAnsi="Arial" w:cs="Arial"/>
+          <w:sz w:val="20"/>
+        </w:rPr>
+      </w:pPr>
+      <w:r>
+        <w:rPr>
+          <w:rFonts w:ascii="Arial" w:hAnsi="Arial" w:cs="Arial"/>
+          <w:sz w:val="20"/>
+        </w:rPr>
+        <w:t xml:space="preserve">Built and maintained </w:t>
+      </w:r>
+      <w:r>
+        <w:rPr>
+          <w:rStyle w:val="Strong"/>
+          <w:rFonts w:ascii="Arial" w:hAnsi="Arial" w:cs="Arial"/>
+          <w:sz w:val="20"/>
+        </w:rPr>
+        <w:t>Angular</w:t>
+      </w:r>
+      <w:r>
+        <w:rPr>
+          <w:rFonts w:ascii="Arial" w:hAnsi="Arial" w:cs="Arial"/>
+          <w:sz w:val="20"/>
+        </w:rPr>
+        <w:t xml:space="preserve"> applications backed by </w:t>
+      </w:r>
+      <w:r>
+        <w:rPr>
+          <w:rStyle w:val="Strong"/>
+          <w:rFonts w:ascii="Arial" w:hAnsi="Arial" w:cs="Arial"/>
+          <w:sz w:val="20"/>
+        </w:rPr>
+        <w:t>Node.js</w:t>
+      </w:r>
+      <w:r>
+        <w:rPr>
+          <w:rFonts w:ascii="Arial" w:hAnsi="Arial" w:cs="Arial"/>
+          <w:sz w:val="20"/>
+        </w:rPr>
+        <w:t xml:space="preserve"> APIs for SaaS workflows, ensuring stable releases and consistent UX across customer environments.</w:t>
+      </w:r>
+    </w:p>
+    <w:p>
+      <w:pPr>
+        <w:pStyle w:val="NormalWeb"/>
+        <w:numPr>
+          <w:ilvl w:val="0"/>
+          <w:numId w:val="5"/>
+        </w:numPr>
+        <w:jc w:val="both"/>
+        <w:rPr>
+          <w:rFonts w:ascii="Arial" w:hAnsi="Arial" w:cs="Arial"/>
+          <w:sz w:val="20"/>
+        </w:rPr>
+      </w:pPr>
+      <w:r>
+        <w:rPr>
+          <w:rFonts w:ascii="Arial" w:hAnsi="Arial" w:cs="Arial"/>
+          <w:sz w:val="20"/>
+        </w:rPr>
+        <w:t>Implemented API endpoints with strict validation, consistent error contracts, and clear resource boundaries to reduce ambiguity and simplify frontend integration.</w:t>
+      </w:r>
+    </w:p>
+    <w:p>
+      <w:pPr>
+        <w:pStyle w:val="NormalWeb"/>
+        <w:numPr>
+          <w:ilvl w:val="0"/>
+          <w:numId w:val="5"/>
+        </w:numPr>
+        <w:jc w:val="both"/>
+        <w:rPr>
+          <w:rFonts w:ascii="Arial" w:hAnsi="Arial" w:cs="Arial"/>
+          <w:sz w:val="20"/>
+        </w:rPr>
+      </w:pPr>
+      <w:r>
+        <w:rPr>
+          <w:rFonts w:ascii="Arial" w:hAnsi="Arial" w:cs="Arial"/>
+          <w:sz w:val="20"/>
+        </w:rPr>
+        <w:t xml:space="preserve">Delivered </w:t>
+      </w:r>
+      <w:r>
+        <w:rPr>
+          <w:rStyle w:val="Strong"/>
+          <w:rFonts w:ascii="Arial" w:hAnsi="Arial" w:cs="Arial"/>
+          <w:sz w:val="20"/>
+        </w:rPr>
+        <w:t>RxJS</w:t>
+      </w:r>
+      <w:r>
+        <w:rPr>
+          <w:rFonts w:ascii="Arial" w:hAnsi="Arial" w:cs="Arial"/>
+          <w:sz w:val="20"/>
+        </w:rPr>
+        <w:t xml:space="preserve">-driven client data flows and </w:t>
+      </w:r>
+      <w:r>
+        <w:rPr>
+          <w:rStyle w:val="Strong"/>
+          <w:rFonts w:ascii="Arial" w:hAnsi="Arial" w:cs="Arial"/>
+          <w:sz w:val="20"/>
+        </w:rPr>
+        <w:t>Reactive Forms</w:t>
+      </w:r>
+      <w:r>
+        <w:rPr>
+          <w:rFonts w:ascii="Arial" w:hAnsi="Arial" w:cs="Arial"/>
+          <w:sz w:val="20"/>
+        </w:rPr>
+        <w:t xml:space="preserve"> for multi-step journeys, improving correctness of complex validation and submission integrity.</w:t>
+      </w:r>
+    </w:p>
+    <w:p>
+      <w:pPr>
+        <w:pStyle w:val="NormalWeb"/>
+        <w:numPr>
+          <w:ilvl w:val="0"/>
+          <w:numId w:val="5"/>
+        </w:numPr>
+        <w:jc w:val="both"/>
+        <w:rPr>
+          <w:rFonts w:ascii="Arial" w:hAnsi="Arial" w:cs="Arial"/>
+          <w:sz w:val="20"/>
+        </w:rPr>
+      </w:pPr>
+      <w:r>
+        <w:rPr>
+          <w:rFonts w:ascii="Arial" w:hAnsi="Arial" w:cs="Arial"/>
+          <w:sz w:val="20"/>
+        </w:rPr>
+        <w:t xml:space="preserve">Implemented role-aware UI behavior with route guards and server-enforced authorization, aligning </w:t>
+      </w:r>
+      <w:r>
+        <w:rPr>
+          <w:rStyle w:val="Strong"/>
+          <w:rFonts w:ascii="Arial" w:hAnsi="Arial" w:cs="Arial"/>
+          <w:sz w:val="20"/>
+        </w:rPr>
+        <w:t>JWT</w:t>
+      </w:r>
+      <w:r>
+        <w:rPr>
+          <w:rFonts w:ascii="Arial" w:hAnsi="Arial" w:cs="Arial"/>
+          <w:sz w:val="20"/>
+        </w:rPr>
+        <w:t xml:space="preserve"> session semantics with backend permission checks.</w:t>
+      </w:r>
+    </w:p>
+    <w:p>
+      <w:pPr>
+        <w:pStyle w:val="NormalWeb"/>
+        <w:numPr>
+          <w:ilvl w:val="0"/>
+          <w:numId w:val="5"/>
+        </w:numPr>
+        <w:jc w:val="both"/>
+        <w:rPr>
+          <w:rFonts w:ascii="Arial" w:hAnsi="Arial" w:cs="Arial"/>
+          <w:sz w:val="20"/>
+        </w:rPr>
+      </w:pPr>
+      <w:r>
+        <w:rPr>
+          <w:rFonts w:ascii="Arial" w:hAnsi="Arial" w:cs="Arial"/>
+          <w:sz w:val="20"/>
+        </w:rPr>
+        <w:t xml:space="preserve">Designed async background processing using queue-based patterns (including </w:t>
+      </w:r>
+      <w:r>
+        <w:rPr>
+          <w:rStyle w:val="Strong"/>
+          <w:rFonts w:ascii="Arial" w:hAnsi="Arial" w:cs="Arial"/>
+          <w:sz w:val="20"/>
+        </w:rPr>
+        <w:t>SQS/SNS</w:t>
+      </w:r>
+      <w:r>
+        <w:rPr>
+          <w:rFonts w:ascii="Arial" w:hAnsi="Arial" w:cs="Arial"/>
+          <w:sz w:val="20"/>
+        </w:rPr>
+        <w:t>-style workflows) for long-running tasks, status polling, and safe retries.</w:t>
+      </w:r>
+    </w:p>
+    <w:p>
+      <w:pPr>
+        <w:pStyle w:val="NormalWeb"/>
+        <w:numPr>
+          <w:ilvl w:val="0"/>
+          <w:numId w:val="5"/>
+        </w:numPr>
+        <w:jc w:val="both"/>
+        <w:rPr>
+          <w:rFonts w:ascii="Arial" w:hAnsi="Arial" w:cs="Arial"/>
+          <w:sz w:val="20"/>
+        </w:rPr>
+      </w:pPr>
+      <w:r>
+        <w:rPr>
+          <w:rFonts w:ascii="Arial" w:hAnsi="Arial" w:cs="Arial"/>
+          <w:sz w:val="20"/>
+        </w:rPr>
+        <w:t>Built resilient third-party integrations with timeouts, retry/backoff, idempotency safeguards, and careful data mapping to prevent partial outages from cascading.</w:t>
+      </w:r>
+    </w:p>
+    <w:p>
+      <w:pPr>
+        <w:pStyle w:val="NormalWeb"/>
+        <w:numPr>
+          <w:ilvl w:val="0"/>
+          <w:numId w:val="5"/>
+        </w:numPr>
+        <w:jc w:val="both"/>
+        <w:rPr>
+          <w:rFonts w:ascii="Arial" w:hAnsi="Arial" w:cs="Arial"/>
+          <w:sz w:val="20"/>
+        </w:rPr>
+      </w:pPr>
+      <w:r>
+        <w:rPr>
+          <w:rFonts w:ascii="Arial" w:hAnsi="Arial" w:cs="Arial"/>
+          <w:sz w:val="20"/>
+        </w:rPr>
+        <w:t>Improved UI performance via lazy loading, bundle splitting, and change-detection reductions, speeding up high-traffic flows and dashboard rendering paths.</w:t>
+      </w:r>
+    </w:p>
+    <w:p>
+      <w:pPr>
+        <w:pStyle w:val="NormalWeb"/>
+        <w:numPr>
+          <w:ilvl w:val="0"/>
+          <w:numId w:val="5"/>
+        </w:numPr>
+        <w:jc w:val="both"/>
+        <w:rPr>
+          <w:rFonts w:ascii="Arial" w:hAnsi="Arial" w:cs="Arial"/>
+          <w:sz w:val="20"/>
+        </w:rPr>
+      </w:pPr>
+      <w:r>
+        <w:rPr>
+          <w:rFonts w:ascii="Arial" w:hAnsi="Arial" w:cs="Arial"/>
+          <w:sz w:val="20"/>
+        </w:rPr>
+        <w:t>Standardized reusable UI primitives (tables, filters, pagination) to reduce duplicated logic and keep behavior consistent across multiple product surfaces.</w:t>
+      </w:r>
+    </w:p>
+    <w:p>
+      <w:pPr>
+        <w:pStyle w:val="NormalWeb"/>
+        <w:numPr>
+          <w:ilvl w:val="0"/>
+          <w:numId w:val="5"/>
+        </w:numPr>
+        <w:jc w:val="both"/>
+        <w:rPr>
+          <w:rFonts w:ascii="Arial" w:hAnsi="Arial" w:cs="Arial"/>
+          <w:sz w:val="20"/>
+        </w:rPr>
+      </w:pPr>
+      <w:r>
+        <w:rPr>
+          <w:rFonts w:ascii="Arial" w:hAnsi="Arial" w:cs="Arial"/>
+          <w:sz w:val="20"/>
+        </w:rPr>
+        <w:t>Introduced request tracing with correlation IDs and structured logs across UI → API paths, accelerating incident diagnosis and reducing time-to-root-cause.</w:t>
+      </w:r>
+    </w:p>
+    <w:p>
+      <w:pPr>
+        <w:pStyle w:val="NormalWeb"/>
+        <w:numPr>
+          <w:ilvl w:val="0"/>
+          <w:numId w:val="5"/>
+        </w:numPr>
+        <w:jc w:val="both"/>
+        <w:rPr>
+          <w:rFonts w:ascii="Arial" w:hAnsi="Arial" w:cs="Arial"/>
+          <w:sz w:val="20"/>
+        </w:rPr>
+      </w:pPr>
+      <w:r>
+        <w:rPr>
+          <w:rFonts w:ascii="Arial" w:hAnsi="Arial" w:cs="Arial"/>
+          <w:sz w:val="20"/>
+        </w:rPr>
+        <w:t xml:space="preserve">Implemented core persistence patterns with </w:t>
+      </w:r>
+      <w:r>
+        <w:rPr>
+          <w:rStyle w:val="Strong"/>
+          <w:rFonts w:ascii="Arial" w:hAnsi="Arial" w:cs="Arial"/>
+          <w:sz w:val="20"/>
+        </w:rPr>
+        <w:t>SQL</w:t>
+      </w:r>
+      <w:r>
+        <w:rPr>
+          <w:rFonts w:ascii="Arial" w:hAnsi="Arial" w:cs="Arial"/>
+          <w:sz w:val="20"/>
+        </w:rPr>
+        <w:t>-backed schema design, indexing basics, and query tuning, ensuring predictable performance for common access patterns.</w:t>
+      </w:r>
+    </w:p>
+    <w:p>
+      <w:pPr>
+        <w:pStyle w:val="NormalWeb"/>
+        <w:numPr>
+          <w:ilvl w:val="0"/>
+          <w:numId w:val="5"/>
+        </w:numPr>
+        <w:jc w:val="both"/>
+        <w:rPr>
+          <w:rFonts w:ascii="Arial" w:hAnsi="Arial" w:cs="Arial"/>
+          <w:sz w:val="20"/>
+        </w:rPr>
+      </w:pPr>
+      <w:r>
+        <w:rPr>
+          <w:rFonts w:ascii="Arial" w:hAnsi="Arial" w:cs="Arial"/>
+          <w:sz w:val="20"/>
+        </w:rPr>
+        <w:t>Added search-style filtering and export-friendly data representations, preparing datasets for downstream indexing and analytics consumption.</w:t>
+      </w:r>
+    </w:p>
+    <w:p>
+      <w:pPr>
+        <w:pStyle w:val="NormalWeb"/>
+        <w:numPr>
+          <w:ilvl w:val="0"/>
+          <w:numId w:val="5"/>
+        </w:numPr>
+        <w:jc w:val="both"/>
+        <w:rPr>
+          <w:rFonts w:ascii="Arial" w:hAnsi="Arial" w:cs="Arial"/>
+          <w:sz w:val="20"/>
+        </w:rPr>
+      </w:pPr>
+      <w:r>
+        <w:rPr>
+          <w:rFonts w:ascii="Arial" w:hAnsi="Arial" w:cs="Arial"/>
+          <w:sz w:val="20"/>
+        </w:rPr>
+        <w:t xml:space="preserve">Built automated quality gates with </w:t>
+      </w:r>
+      <w:r>
+        <w:rPr>
+          <w:rStyle w:val="Strong"/>
+          <w:rFonts w:ascii="Arial" w:hAnsi="Arial" w:cs="Arial"/>
+          <w:sz w:val="20"/>
+        </w:rPr>
+        <w:t>unit/integration testing</w:t>
+      </w:r>
+      <w:r>
+        <w:rPr>
+          <w:rFonts w:ascii="Arial" w:hAnsi="Arial" w:cs="Arial"/>
+          <w:sz w:val="20"/>
+        </w:rPr>
+        <w:t xml:space="preserve"> foundations and CI checks, improving release confidence while keeping delivery velocity steady.</w:t>
+      </w:r>
+    </w:p>
+    <w:p>
+      <w:pPr>
+        <w:pStyle w:val="NormalWeb"/>
+        <w:numPr>
+          <w:ilvl w:val="0"/>
+          <w:numId w:val="5"/>
+        </w:numPr>
+        <w:jc w:val="both"/>
+        <w:rPr>
+          <w:rFonts w:ascii="Arial" w:hAnsi="Arial" w:cs="Arial"/>
+          <w:sz w:val="20"/>
+        </w:rPr>
+      </w:pPr>
+      <w:r>
+        <w:rPr>
+          <w:rFonts w:ascii="Arial" w:hAnsi="Arial" w:cs="Arial"/>
+          <w:sz w:val="20"/>
+        </w:rPr>
+        <w:t>Partnered with product and design to translate requirements into maintainable systems, documenting edge cases and operational considerations for production rollout.</w:t>
+      </w:r>
+    </w:p>
+    <w:p>
+      <w:pPr>
+        <w:pBdr>
+          <w:bottom w:val="dashed" w:sz="4" w:space="0" w:color="CFD2CD"/>
+        </w:pBdr>
+        <w:spacing w:after="120"/>
+      </w:pPr>
+      <w:r>
+        <w:t xml:space="preserve"> </w:t>
+      </w:r>
+    </w:p>
+    <w:p>
+      <w:r>
+        <w:rPr>
+          <w:rFonts w:ascii="Arial" w:eastAsia="Arial" w:hAnsi="Arial" w:cs="Arial"/>
+          <w:b/>
+          <w:bCs/>
+          <w:color w:val="111111"/>
+          <w:sz w:val="23"/>
+          <w:szCs w:val="23"/>
+        </w:rPr>
+        <w:t>Software Developer</w:t>
+      </w:r>
+    </w:p>
+    <w:p>
       <w:r>
         <w:rPr>
           <w:rFonts w:ascii="Arial" w:eastAsia="Arial" w:hAnsi="Arial" w:cs="Arial"/>
@@ -1956,7 +3126,7 @@
           <w:sz w:val="21"/>
           <w:szCs w:val="21"/>
         </w:rPr>
-        <w:t xml:space="preserve"> LLC</w:t>
+        <w:t>Centric Tech Inc.</w:t>
       </w:r>
     </w:p>
     <w:p>
@@ -1967,7 +3137,7 @@
           <w:sz w:val="19"/>
           <w:szCs w:val="19"/>
         </w:rPr>
-        <w:t>February 2020 - October 2025</w:t>
+        <w:t>October 2013 - June 2017</w:t>
       </w:r>
     </w:p>
     <w:p>
@@ -1975,7 +3145,7 @@
         <w:pStyle w:val="NormalWeb"/>
         <w:numPr>
           <w:ilvl w:val="0"/>
-          <w:numId w:val="3"/>
+          <w:numId w:val="7"/>
         </w:numPr>
         <w:jc w:val="both"/>
         <w:rPr>
@@ -1988,53 +3158,22 @@
           <w:rFonts w:ascii="Arial" w:hAnsi="Arial" w:cs="Arial"/>
           <w:sz w:val="20"/>
         </w:rPr>
-        <w:t xml:space="preserve">Owned delivery of core </w:t>
-      </w:r>
-      <w:r>
-        <w:rPr>
-          <w:rStyle w:val="Strong"/>
-          <w:rFonts w:ascii="Arial" w:hAnsi="Arial" w:cs="Arial"/>
-          <w:sz w:val="20"/>
-        </w:rPr>
-        <w:t>Angular + Node.js</w:t>
-      </w:r>
-      <w:r>
-        <w:rPr>
-          <w:rFonts w:ascii="Arial" w:hAnsi="Arial" w:cs="Arial"/>
-          <w:sz w:val="20"/>
-        </w:rPr>
-        <w:t xml:space="preserve"> </w:t>
-      </w:r>
-      <w:proofErr w:type="spellStart"/>
-      <w:r>
-        <w:rPr>
-          <w:rFonts w:ascii="Arial" w:hAnsi="Arial" w:cs="Arial"/>
-          <w:sz w:val="20"/>
-        </w:rPr>
-        <w:t>SaaS</w:t>
-      </w:r>
-      <w:proofErr w:type="spellEnd"/>
-      <w:r>
-        <w:rPr>
-          <w:rFonts w:ascii="Arial" w:hAnsi="Arial" w:cs="Arial"/>
-          <w:sz w:val="20"/>
-        </w:rPr>
-        <w:t xml:space="preserve"> modules, balancing roadmap speed with </w:t>
-      </w:r>
-      <w:r>
-        <w:rPr>
-          <w:rStyle w:val="Strong"/>
-          <w:rFonts w:ascii="Arial" w:hAnsi="Arial" w:cs="Arial"/>
-          <w:sz w:val="20"/>
-        </w:rPr>
-        <w:t>performance budgets</w:t>
-      </w:r>
-      <w:r>
-        <w:rPr>
-          <w:rFonts w:ascii="Arial" w:hAnsi="Arial" w:cs="Arial"/>
-          <w:sz w:val="20"/>
-        </w:rPr>
-        <w:t>, stability, and predictable release quality.</w:t>
+        <w:t xml:space="preserve">Built production web features using </w:t>
+      </w:r>
+      <w:r>
+        <w:rPr>
+          <w:rStyle w:val="Strong"/>
+          <w:rFonts w:ascii="Arial" w:hAnsi="Arial" w:cs="Arial"/>
+          <w:sz w:val="20"/>
+        </w:rPr>
+        <w:t>JavaScript/TypeScript</w:t>
+      </w:r>
+      <w:r>
+        <w:rPr>
+          <w:rFonts w:ascii="Arial" w:hAnsi="Arial" w:cs="Arial"/>
+          <w:sz w:val="20"/>
+        </w:rPr>
+        <w:t xml:space="preserve"> patterns, improving maintainability through consistent conventions, reusable utilities, and systematic refactoring.</w:t>
       </w:r>
     </w:p>
     <w:p>
@@ -2042,7 +3181,7 @@
         <w:pStyle w:val="NormalWeb"/>
         <w:numPr>
           <w:ilvl w:val="0"/>
-          <w:numId w:val="3"/>
+          <w:numId w:val="7"/>
         </w:numPr>
         <w:jc w:val="both"/>
         <w:rPr>
@@ -2055,22 +3194,22 @@
           <w:rFonts w:ascii="Arial" w:hAnsi="Arial" w:cs="Arial"/>
           <w:sz w:val="20"/>
         </w:rPr>
-        <w:t xml:space="preserve">Designed a versioned </w:t>
-      </w:r>
-      <w:r>
-        <w:rPr>
-          <w:rStyle w:val="Strong"/>
-          <w:rFonts w:ascii="Arial" w:hAnsi="Arial" w:cs="Arial"/>
-          <w:sz w:val="20"/>
-        </w:rPr>
-        <w:t>REST API</w:t>
-      </w:r>
-      <w:r>
-        <w:rPr>
-          <w:rFonts w:ascii="Arial" w:hAnsi="Arial" w:cs="Arial"/>
-          <w:sz w:val="20"/>
-        </w:rPr>
-        <w:t xml:space="preserve"> surface with backward-compatible contracts and deprecation paths, reducing client breakages and release escalations.</w:t>
+        <w:t xml:space="preserve">Developed </w:t>
+      </w:r>
+      <w:r>
+        <w:rPr>
+          <w:rStyle w:val="Strong"/>
+          <w:rFonts w:ascii="Arial" w:hAnsi="Arial" w:cs="Arial"/>
+          <w:sz w:val="20"/>
+        </w:rPr>
+        <w:t>AngularJS</w:t>
+      </w:r>
+      <w:r>
+        <w:rPr>
+          <w:rFonts w:ascii="Arial" w:hAnsi="Arial" w:cs="Arial"/>
+          <w:sz w:val="20"/>
+        </w:rPr>
+        <w:t xml:space="preserve"> UI modules with stable data contracts, keeping UI behavior reliable as business rules evolved across frequent releases.</w:t>
       </w:r>
     </w:p>
     <w:p>
@@ -2078,7 +3217,7 @@
         <w:pStyle w:val="NormalWeb"/>
         <w:numPr>
           <w:ilvl w:val="0"/>
-          <w:numId w:val="3"/>
+          <w:numId w:val="7"/>
         </w:numPr>
         <w:jc w:val="both"/>
         <w:rPr>
@@ -2091,22 +3230,22 @@
           <w:rFonts w:ascii="Arial" w:hAnsi="Arial" w:cs="Arial"/>
           <w:sz w:val="20"/>
         </w:rPr>
-        <w:t xml:space="preserve">Built reusable </w:t>
-      </w:r>
-      <w:r>
-        <w:rPr>
-          <w:rStyle w:val="Strong"/>
-          <w:rFonts w:ascii="Arial" w:hAnsi="Arial" w:cs="Arial"/>
-          <w:sz w:val="20"/>
-        </w:rPr>
-        <w:t>Angular component</w:t>
-      </w:r>
-      <w:r>
-        <w:rPr>
-          <w:rFonts w:ascii="Arial" w:hAnsi="Arial" w:cs="Arial"/>
-          <w:sz w:val="20"/>
-        </w:rPr>
-        <w:t xml:space="preserve"> patterns (forms, validation, layout primitives) to accelerate delivery while enforcing consistent UX and maintainable UI boundaries.</w:t>
+        <w:t xml:space="preserve">Implemented backend services in </w:t>
+      </w:r>
+      <w:r>
+        <w:rPr>
+          <w:rStyle w:val="Strong"/>
+          <w:rFonts w:ascii="Arial" w:hAnsi="Arial" w:cs="Arial"/>
+          <w:sz w:val="20"/>
+        </w:rPr>
+        <w:t>Node.js</w:t>
+      </w:r>
+      <w:r>
+        <w:rPr>
+          <w:rFonts w:ascii="Arial" w:hAnsi="Arial" w:cs="Arial"/>
+          <w:sz w:val="20"/>
+        </w:rPr>
+        <w:t xml:space="preserve"> for internal systems, standardizing validation, error handling, and request logging to improve operational consistency.</w:t>
       </w:r>
     </w:p>
     <w:p>
@@ -2114,7 +3253,7 @@
         <w:pStyle w:val="NormalWeb"/>
         <w:numPr>
           <w:ilvl w:val="0"/>
-          <w:numId w:val="3"/>
+          <w:numId w:val="7"/>
         </w:numPr>
         <w:jc w:val="both"/>
         <w:rPr>
@@ -2127,87 +3266,22 @@
           <w:rFonts w:ascii="Arial" w:hAnsi="Arial" w:cs="Arial"/>
           <w:sz w:val="20"/>
         </w:rPr>
-        <w:t xml:space="preserve">Implemented end-to-end </w:t>
-      </w:r>
-      <w:proofErr w:type="spellStart"/>
-      <w:r>
-        <w:rPr>
-          <w:rStyle w:val="Strong"/>
-          <w:rFonts w:ascii="Arial" w:hAnsi="Arial" w:cs="Arial"/>
-          <w:sz w:val="20"/>
-        </w:rPr>
-        <w:t>AuthN</w:t>
-      </w:r>
-      <w:proofErr w:type="spellEnd"/>
-      <w:r>
-        <w:rPr>
-          <w:rStyle w:val="Strong"/>
-          <w:rFonts w:ascii="Arial" w:hAnsi="Arial" w:cs="Arial"/>
-          <w:sz w:val="20"/>
-        </w:rPr>
-        <w:t>/</w:t>
-      </w:r>
-      <w:proofErr w:type="spellStart"/>
-      <w:r>
-        <w:rPr>
-          <w:rStyle w:val="Strong"/>
-          <w:rFonts w:ascii="Arial" w:hAnsi="Arial" w:cs="Arial"/>
-          <w:sz w:val="20"/>
-        </w:rPr>
-        <w:t>AuthZ</w:t>
-      </w:r>
-      <w:proofErr w:type="spellEnd"/>
-      <w:r>
-        <w:rPr>
-          <w:rFonts w:ascii="Arial" w:hAnsi="Arial" w:cs="Arial"/>
-          <w:sz w:val="20"/>
-        </w:rPr>
-        <w:t xml:space="preserve"> with </w:t>
-      </w:r>
-      <w:r>
-        <w:rPr>
-          <w:rStyle w:val="Strong"/>
-          <w:rFonts w:ascii="Arial" w:hAnsi="Arial" w:cs="Arial"/>
-          <w:sz w:val="20"/>
-        </w:rPr>
-        <w:t>JWT</w:t>
-      </w:r>
-      <w:r>
-        <w:rPr>
-          <w:rFonts w:ascii="Arial" w:hAnsi="Arial" w:cs="Arial"/>
-          <w:sz w:val="20"/>
-        </w:rPr>
-        <w:t xml:space="preserve">, </w:t>
-      </w:r>
-      <w:r>
-        <w:rPr>
-          <w:rStyle w:val="Strong"/>
-          <w:rFonts w:ascii="Arial" w:hAnsi="Arial" w:cs="Arial"/>
-          <w:sz w:val="20"/>
-        </w:rPr>
-        <w:t>OAuth2/OIDC</w:t>
-      </w:r>
-      <w:r>
-        <w:rPr>
-          <w:rFonts w:ascii="Arial" w:hAnsi="Arial" w:cs="Arial"/>
-          <w:sz w:val="20"/>
-        </w:rPr>
-        <w:t xml:space="preserve"> concepts, and </w:t>
-      </w:r>
-      <w:r>
-        <w:rPr>
-          <w:rStyle w:val="Strong"/>
-          <w:rFonts w:ascii="Arial" w:hAnsi="Arial" w:cs="Arial"/>
-          <w:sz w:val="20"/>
-        </w:rPr>
-        <w:t>RBAC/ABAC</w:t>
-      </w:r>
-      <w:r>
-        <w:rPr>
-          <w:rFonts w:ascii="Arial" w:hAnsi="Arial" w:cs="Arial"/>
-          <w:sz w:val="20"/>
-        </w:rPr>
-        <w:t>, aligning route guards with backend policy checks to prevent privilege gaps.</w:t>
+        <w:t xml:space="preserve">Improved database reliability by refining </w:t>
+      </w:r>
+      <w:r>
+        <w:rPr>
+          <w:rStyle w:val="Strong"/>
+          <w:rFonts w:ascii="Arial" w:hAnsi="Arial" w:cs="Arial"/>
+          <w:sz w:val="20"/>
+        </w:rPr>
+        <w:t>SQL</w:t>
+      </w:r>
+      <w:r>
+        <w:rPr>
+          <w:rFonts w:ascii="Arial" w:hAnsi="Arial" w:cs="Arial"/>
+          <w:sz w:val="20"/>
+        </w:rPr>
+        <w:t xml:space="preserve"> query shapes and introducing safer transactional patterns for critical workflows under increasing load.</w:t>
       </w:r>
     </w:p>
     <w:p>
@@ -2215,7 +3289,7 @@
         <w:pStyle w:val="NormalWeb"/>
         <w:numPr>
           <w:ilvl w:val="0"/>
-          <w:numId w:val="3"/>
+          <w:numId w:val="7"/>
         </w:numPr>
         <w:jc w:val="both"/>
         <w:rPr>
@@ -2228,64 +3302,7 @@
           <w:rFonts w:ascii="Arial" w:hAnsi="Arial" w:cs="Arial"/>
           <w:sz w:val="20"/>
         </w:rPr>
-        <w:t xml:space="preserve">Delivered an integration hub for multi-system </w:t>
-      </w:r>
-      <w:r>
-        <w:rPr>
-          <w:rStyle w:val="Strong"/>
-          <w:rFonts w:ascii="Arial" w:hAnsi="Arial" w:cs="Arial"/>
-          <w:sz w:val="20"/>
-        </w:rPr>
-        <w:t>B2B</w:t>
-      </w:r>
-      <w:r>
-        <w:rPr>
-          <w:rFonts w:ascii="Arial" w:hAnsi="Arial" w:cs="Arial"/>
-          <w:sz w:val="20"/>
-        </w:rPr>
-        <w:t xml:space="preserve"> workflows, using </w:t>
-      </w:r>
-      <w:proofErr w:type="spellStart"/>
-      <w:r>
-        <w:rPr>
-          <w:rStyle w:val="Strong"/>
-          <w:rFonts w:ascii="Arial" w:hAnsi="Arial" w:cs="Arial"/>
-          <w:sz w:val="20"/>
-        </w:rPr>
-        <w:t>webhooks</w:t>
-      </w:r>
-      <w:proofErr w:type="spellEnd"/>
-      <w:r>
-        <w:rPr>
-          <w:rFonts w:ascii="Arial" w:hAnsi="Arial" w:cs="Arial"/>
-          <w:sz w:val="20"/>
-        </w:rPr>
-        <w:t xml:space="preserve">, </w:t>
-      </w:r>
-      <w:proofErr w:type="spellStart"/>
-      <w:r>
-        <w:rPr>
-          <w:rStyle w:val="Strong"/>
-          <w:rFonts w:ascii="Arial" w:hAnsi="Arial" w:cs="Arial"/>
-          <w:sz w:val="20"/>
-        </w:rPr>
-        <w:t>idempotency</w:t>
-      </w:r>
-      <w:proofErr w:type="spellEnd"/>
-      <w:r>
-        <w:rPr>
-          <w:rStyle w:val="Strong"/>
-          <w:rFonts w:ascii="Arial" w:hAnsi="Arial" w:cs="Arial"/>
-          <w:sz w:val="20"/>
-        </w:rPr>
-        <w:t xml:space="preserve"> keys</w:t>
-      </w:r>
-      <w:r>
-        <w:rPr>
-          <w:rFonts w:ascii="Arial" w:hAnsi="Arial" w:cs="Arial"/>
-          <w:sz w:val="20"/>
-        </w:rPr>
-        <w:t>, and contract-driven mappings to normalize inconsistent partner payloads.</w:t>
+        <w:t>Delivered early background processing patterns using queue/worker approaches to isolate long-running tasks from user-facing latency and UI timeouts.</w:t>
       </w:r>
     </w:p>
     <w:p>
@@ -2293,7 +3310,7 @@
         <w:pStyle w:val="NormalWeb"/>
         <w:numPr>
           <w:ilvl w:val="0"/>
-          <w:numId w:val="3"/>
+          <w:numId w:val="7"/>
         </w:numPr>
         <w:jc w:val="both"/>
         <w:rPr>
@@ -2306,54 +3323,7 @@
           <w:rFonts w:ascii="Arial" w:hAnsi="Arial" w:cs="Arial"/>
           <w:sz w:val="20"/>
         </w:rPr>
-        <w:t xml:space="preserve">Implemented </w:t>
-      </w:r>
-      <w:proofErr w:type="spellStart"/>
-      <w:r>
-        <w:rPr>
-          <w:rFonts w:ascii="Arial" w:hAnsi="Arial" w:cs="Arial"/>
-          <w:sz w:val="20"/>
-        </w:rPr>
-        <w:t>async</w:t>
-      </w:r>
-      <w:proofErr w:type="spellEnd"/>
-      <w:r>
-        <w:rPr>
-          <w:rFonts w:ascii="Arial" w:hAnsi="Arial" w:cs="Arial"/>
-          <w:sz w:val="20"/>
-        </w:rPr>
-        <w:t xml:space="preserve"> processing with </w:t>
-      </w:r>
-      <w:r>
-        <w:rPr>
-          <w:rStyle w:val="Strong"/>
-          <w:rFonts w:ascii="Arial" w:hAnsi="Arial" w:cs="Arial"/>
-          <w:sz w:val="20"/>
-        </w:rPr>
-        <w:t>AWS SQS/SNS</w:t>
-      </w:r>
-      <w:r>
-        <w:rPr>
-          <w:rFonts w:ascii="Arial" w:hAnsi="Arial" w:cs="Arial"/>
-          <w:sz w:val="20"/>
-        </w:rPr>
-        <w:t xml:space="preserve"> and worker services, adding retries, </w:t>
-      </w:r>
-      <w:proofErr w:type="spellStart"/>
-      <w:r>
-        <w:rPr>
-          <w:rFonts w:ascii="Arial" w:hAnsi="Arial" w:cs="Arial"/>
-          <w:sz w:val="20"/>
-        </w:rPr>
-        <w:t>backoff</w:t>
-      </w:r>
-      <w:proofErr w:type="spellEnd"/>
-      <w:r>
-        <w:rPr>
-          <w:rFonts w:ascii="Arial" w:hAnsi="Arial" w:cs="Arial"/>
-          <w:sz w:val="20"/>
-        </w:rPr>
-        <w:t>, and dead-letter handling to isolate failures and protect downstream systems.</w:t>
+        <w:t>Built practical caching strategies for frequently accessed reference data, reducing repeated computation and protecting the database during traffic spikes.</w:t>
       </w:r>
     </w:p>
     <w:p>
@@ -2361,7 +3331,7 @@
         <w:pStyle w:val="NormalWeb"/>
         <w:numPr>
           <w:ilvl w:val="0"/>
-          <w:numId w:val="3"/>
+          <w:numId w:val="7"/>
         </w:numPr>
         <w:jc w:val="both"/>
         <w:rPr>
@@ -2374,42 +3344,8 @@
           <w:rFonts w:ascii="Arial" w:hAnsi="Arial" w:cs="Arial"/>
           <w:sz w:val="20"/>
         </w:rPr>
-        <w:t xml:space="preserve">Added targeted caching via </w:t>
-      </w:r>
-      <w:proofErr w:type="spellStart"/>
-      <w:r>
-        <w:rPr>
-          <w:rStyle w:val="Strong"/>
-          <w:rFonts w:ascii="Arial" w:hAnsi="Arial" w:cs="Arial"/>
-          <w:sz w:val="20"/>
-        </w:rPr>
-        <w:t>Redis</w:t>
-      </w:r>
-      <w:proofErr w:type="spellEnd"/>
-      <w:r>
-        <w:rPr>
-          <w:rStyle w:val="Strong"/>
-          <w:rFonts w:ascii="Arial" w:hAnsi="Arial" w:cs="Arial"/>
-          <w:sz w:val="20"/>
-        </w:rPr>
-        <w:t>/</w:t>
-      </w:r>
-      <w:proofErr w:type="spellStart"/>
-      <w:r>
-        <w:rPr>
-          <w:rStyle w:val="Strong"/>
-          <w:rFonts w:ascii="Arial" w:hAnsi="Arial" w:cs="Arial"/>
-          <w:sz w:val="20"/>
-        </w:rPr>
-        <w:t>ElastiCache</w:t>
-      </w:r>
-      <w:proofErr w:type="spellEnd"/>
-      <w:r>
-        <w:rPr>
-          <w:rFonts w:ascii="Arial" w:hAnsi="Arial" w:cs="Arial"/>
-          <w:sz w:val="20"/>
-        </w:rPr>
-        <w:t xml:space="preserve"> patterns for hot reads and expensive aggregations, improving latency while keeping cache invalidation rules explicit.</w:t>
+        <w:lastRenderedPageBreak/>
+        <w:t>Supported API integration reliability by implementing timeouts, retries, and idempotent update semantics for partner and internal service calls.</w:t>
       </w:r>
     </w:p>
     <w:p>
@@ -2417,7 +3353,7 @@
         <w:pStyle w:val="NormalWeb"/>
         <w:numPr>
           <w:ilvl w:val="0"/>
-          <w:numId w:val="3"/>
+          <w:numId w:val="7"/>
         </w:numPr>
         <w:jc w:val="both"/>
         <w:rPr>
@@ -2430,32 +3366,7 @@
           <w:rFonts w:ascii="Arial" w:hAnsi="Arial" w:cs="Arial"/>
           <w:sz w:val="20"/>
         </w:rPr>
-        <w:t xml:space="preserve">Strengthened persistence workflows across </w:t>
-      </w:r>
-      <w:proofErr w:type="spellStart"/>
-      <w:r>
-        <w:rPr>
-          <w:rStyle w:val="Strong"/>
-          <w:rFonts w:ascii="Arial" w:hAnsi="Arial" w:cs="Arial"/>
-          <w:sz w:val="20"/>
-        </w:rPr>
-        <w:t>PostgreSQL</w:t>
-      </w:r>
-      <w:proofErr w:type="spellEnd"/>
-      <w:r>
-        <w:rPr>
-          <w:rStyle w:val="Strong"/>
-          <w:rFonts w:ascii="Arial" w:hAnsi="Arial" w:cs="Arial"/>
-          <w:sz w:val="20"/>
-        </w:rPr>
-        <w:t>/MySQL/SQL Server</w:t>
-      </w:r>
-      <w:r>
-        <w:rPr>
-          <w:rFonts w:ascii="Arial" w:hAnsi="Arial" w:cs="Arial"/>
-          <w:sz w:val="20"/>
-        </w:rPr>
-        <w:t xml:space="preserve"> use-cases, applying indexing, query reshaping, and safe transaction boundaries for high-load endpoints.</w:t>
+        <w:t>Improved troubleshooting workflows by expanding log context, adding correlation identifiers, and documenting common failure modes for faster support resolution.</w:t>
       </w:r>
     </w:p>
     <w:p>
@@ -2463,7 +3374,7 @@
         <w:pStyle w:val="NormalWeb"/>
         <w:numPr>
           <w:ilvl w:val="0"/>
-          <w:numId w:val="3"/>
+          <w:numId w:val="7"/>
         </w:numPr>
         <w:jc w:val="both"/>
         <w:rPr>
@@ -2476,32 +3387,22 @@
           <w:rFonts w:ascii="Arial" w:hAnsi="Arial" w:cs="Arial"/>
           <w:sz w:val="20"/>
         </w:rPr>
-        <w:t xml:space="preserve">Built data and audit-ready search flows by indexing operational entities into </w:t>
-      </w:r>
-      <w:proofErr w:type="spellStart"/>
-      <w:r>
-        <w:rPr>
-          <w:rStyle w:val="Strong"/>
-          <w:rFonts w:ascii="Arial" w:hAnsi="Arial" w:cs="Arial"/>
-          <w:sz w:val="20"/>
-        </w:rPr>
-        <w:t>Elasticsearch</w:t>
-      </w:r>
-      <w:proofErr w:type="spellEnd"/>
-      <w:r>
-        <w:rPr>
-          <w:rStyle w:val="Strong"/>
-          <w:rFonts w:ascii="Arial" w:hAnsi="Arial" w:cs="Arial"/>
-          <w:sz w:val="20"/>
-        </w:rPr>
-        <w:t>/OpenSearch</w:t>
-      </w:r>
-      <w:r>
-        <w:rPr>
-          <w:rFonts w:ascii="Arial" w:hAnsi="Arial" w:cs="Arial"/>
-          <w:sz w:val="20"/>
-        </w:rPr>
-        <w:t>, enabling fast filters, exports, and traceable result sets.</w:t>
+        <w:t xml:space="preserve">Introduced containerized development workflows later in the role using </w:t>
+      </w:r>
+      <w:r>
+        <w:rPr>
+          <w:rStyle w:val="Strong"/>
+          <w:rFonts w:ascii="Arial" w:hAnsi="Arial" w:cs="Arial"/>
+          <w:sz w:val="20"/>
+        </w:rPr>
+        <w:t>Docker</w:t>
+      </w:r>
+      <w:r>
+        <w:rPr>
+          <w:rFonts w:ascii="Arial" w:hAnsi="Arial" w:cs="Arial"/>
+          <w:sz w:val="20"/>
+        </w:rPr>
+        <w:t>, reducing onboarding friction and minimizing environment drift between engineers.</w:t>
       </w:r>
     </w:p>
     <w:p>
@@ -2509,7 +3410,7 @@
         <w:pStyle w:val="NormalWeb"/>
         <w:numPr>
           <w:ilvl w:val="0"/>
-          <w:numId w:val="3"/>
+          <w:numId w:val="7"/>
         </w:numPr>
         <w:jc w:val="both"/>
         <w:rPr>
@@ -2522,84 +3423,7 @@
           <w:rFonts w:ascii="Arial" w:hAnsi="Arial" w:cs="Arial"/>
           <w:sz w:val="20"/>
         </w:rPr>
-        <w:t xml:space="preserve">Delivered cloud-native workloads on </w:t>
-      </w:r>
-      <w:r>
-        <w:rPr>
-          <w:rStyle w:val="Strong"/>
-          <w:rFonts w:ascii="Arial" w:hAnsi="Arial" w:cs="Arial"/>
-          <w:sz w:val="20"/>
-        </w:rPr>
-        <w:t>AWS Lambda</w:t>
-      </w:r>
-      <w:r>
-        <w:rPr>
-          <w:rFonts w:ascii="Arial" w:hAnsi="Arial" w:cs="Arial"/>
-          <w:sz w:val="20"/>
-        </w:rPr>
-        <w:t xml:space="preserve">, </w:t>
-      </w:r>
-      <w:r>
-        <w:rPr>
-          <w:rStyle w:val="Strong"/>
-          <w:rFonts w:ascii="Arial" w:hAnsi="Arial" w:cs="Arial"/>
-          <w:sz w:val="20"/>
-        </w:rPr>
-        <w:t>API Gateway</w:t>
-      </w:r>
-      <w:r>
-        <w:rPr>
-          <w:rFonts w:ascii="Arial" w:hAnsi="Arial" w:cs="Arial"/>
-          <w:sz w:val="20"/>
-        </w:rPr>
-        <w:t xml:space="preserve">, and </w:t>
-      </w:r>
-      <w:r>
-        <w:rPr>
-          <w:rStyle w:val="Strong"/>
-          <w:rFonts w:ascii="Arial" w:hAnsi="Arial" w:cs="Arial"/>
-          <w:sz w:val="20"/>
-        </w:rPr>
-        <w:t>S3</w:t>
-      </w:r>
-      <w:r>
-        <w:rPr>
-          <w:rFonts w:ascii="Arial" w:hAnsi="Arial" w:cs="Arial"/>
-          <w:sz w:val="20"/>
-        </w:rPr>
-        <w:t xml:space="preserve">, and supported platform deployments across </w:t>
-      </w:r>
-      <w:r>
-        <w:rPr>
-          <w:rStyle w:val="Strong"/>
-          <w:rFonts w:ascii="Arial" w:hAnsi="Arial" w:cs="Arial"/>
-          <w:sz w:val="20"/>
-        </w:rPr>
-        <w:t>EKS/ECS/EC2</w:t>
-      </w:r>
-      <w:r>
-        <w:rPr>
-          <w:rFonts w:ascii="Arial" w:hAnsi="Arial" w:cs="Arial"/>
-          <w:sz w:val="20"/>
-        </w:rPr>
-        <w:t xml:space="preserve"> with containerized services using </w:t>
-      </w:r>
-      <w:proofErr w:type="spellStart"/>
-      <w:r>
-        <w:rPr>
-          <w:rStyle w:val="Strong"/>
-          <w:rFonts w:ascii="Arial" w:hAnsi="Arial" w:cs="Arial"/>
-          <w:sz w:val="20"/>
-        </w:rPr>
-        <w:t>Docker</w:t>
-      </w:r>
-      <w:proofErr w:type="spellEnd"/>
-      <w:r>
-        <w:rPr>
-          <w:rFonts w:ascii="Arial" w:hAnsi="Arial" w:cs="Arial"/>
-          <w:sz w:val="20"/>
-        </w:rPr>
-        <w:t>.</w:t>
+        <w:t>Collaborated closely with senior engineers on incremental modernization, reducing technical debt without disrupting active delivery commitments.</w:t>
       </w:r>
     </w:p>
     <w:p>
@@ -2607,7 +3431,7 @@
         <w:pStyle w:val="NormalWeb"/>
         <w:numPr>
           <w:ilvl w:val="0"/>
-          <w:numId w:val="3"/>
+          <w:numId w:val="7"/>
         </w:numPr>
         <w:jc w:val="both"/>
         <w:rPr>
@@ -2620,511 +3444,25 @@
           <w:rFonts w:ascii="Arial" w:hAnsi="Arial" w:cs="Arial"/>
           <w:sz w:val="20"/>
         </w:rPr>
-        <w:lastRenderedPageBreak/>
-        <w:t xml:space="preserve">Integrated cross-cloud client requirements by supporting storage and analytics exports to </w:t>
-      </w:r>
-      <w:r>
-        <w:rPr>
-          <w:rStyle w:val="Strong"/>
-          <w:rFonts w:ascii="Arial" w:hAnsi="Arial" w:cs="Arial"/>
-          <w:sz w:val="20"/>
-        </w:rPr>
-        <w:t>Azure</w:t>
-      </w:r>
-      <w:r>
-        <w:rPr>
-          <w:rFonts w:ascii="Arial" w:hAnsi="Arial" w:cs="Arial"/>
-          <w:sz w:val="20"/>
-        </w:rPr>
-        <w:t xml:space="preserve"> (e.g., </w:t>
-      </w:r>
-      <w:r>
-        <w:rPr>
-          <w:rStyle w:val="Strong"/>
-          <w:rFonts w:ascii="Arial" w:hAnsi="Arial" w:cs="Arial"/>
-          <w:sz w:val="20"/>
-        </w:rPr>
-        <w:t>Service Bus</w:t>
-      </w:r>
-      <w:r>
-        <w:rPr>
-          <w:rFonts w:ascii="Arial" w:hAnsi="Arial" w:cs="Arial"/>
-          <w:sz w:val="20"/>
-        </w:rPr>
-        <w:t xml:space="preserve">, </w:t>
-      </w:r>
-      <w:r>
-        <w:rPr>
-          <w:rStyle w:val="Strong"/>
-          <w:rFonts w:ascii="Arial" w:hAnsi="Arial" w:cs="Arial"/>
-          <w:sz w:val="20"/>
-        </w:rPr>
-        <w:t>Key Vault</w:t>
-      </w:r>
-      <w:r>
-        <w:rPr>
-          <w:rFonts w:ascii="Arial" w:hAnsi="Arial" w:cs="Arial"/>
-          <w:sz w:val="20"/>
-        </w:rPr>
-        <w:t xml:space="preserve">, </w:t>
-      </w:r>
-      <w:proofErr w:type="gramStart"/>
-      <w:r>
-        <w:rPr>
-          <w:rStyle w:val="Strong"/>
-          <w:rFonts w:ascii="Arial" w:hAnsi="Arial" w:cs="Arial"/>
-          <w:sz w:val="20"/>
-        </w:rPr>
-        <w:t>Application</w:t>
-      </w:r>
-      <w:proofErr w:type="gramEnd"/>
-      <w:r>
-        <w:rPr>
-          <w:rStyle w:val="Strong"/>
-          <w:rFonts w:ascii="Arial" w:hAnsi="Arial" w:cs="Arial"/>
-          <w:sz w:val="20"/>
-        </w:rPr>
-        <w:t xml:space="preserve"> Insights</w:t>
-      </w:r>
-      <w:r>
-        <w:rPr>
-          <w:rFonts w:ascii="Arial" w:hAnsi="Arial" w:cs="Arial"/>
-          <w:sz w:val="20"/>
-        </w:rPr>
-        <w:t xml:space="preserve">) and </w:t>
-      </w:r>
-      <w:r>
-        <w:rPr>
-          <w:rStyle w:val="Strong"/>
-          <w:rFonts w:ascii="Arial" w:hAnsi="Arial" w:cs="Arial"/>
-          <w:sz w:val="20"/>
-        </w:rPr>
-        <w:t>GCP</w:t>
-      </w:r>
-      <w:r>
-        <w:rPr>
-          <w:rFonts w:ascii="Arial" w:hAnsi="Arial" w:cs="Arial"/>
-          <w:sz w:val="20"/>
-        </w:rPr>
-        <w:t xml:space="preserve"> (e.g., </w:t>
-      </w:r>
-      <w:r>
-        <w:rPr>
-          <w:rStyle w:val="Strong"/>
-          <w:rFonts w:ascii="Arial" w:hAnsi="Arial" w:cs="Arial"/>
-          <w:sz w:val="20"/>
-        </w:rPr>
-        <w:t>Pub/Sub</w:t>
-      </w:r>
-      <w:r>
-        <w:rPr>
-          <w:rFonts w:ascii="Arial" w:hAnsi="Arial" w:cs="Arial"/>
-          <w:sz w:val="20"/>
-        </w:rPr>
-        <w:t xml:space="preserve">, </w:t>
-      </w:r>
-      <w:r>
-        <w:rPr>
-          <w:rStyle w:val="Strong"/>
-          <w:rFonts w:ascii="Arial" w:hAnsi="Arial" w:cs="Arial"/>
-          <w:sz w:val="20"/>
-        </w:rPr>
-        <w:t>Cloud Storage</w:t>
-      </w:r>
-      <w:r>
-        <w:rPr>
-          <w:rFonts w:ascii="Arial" w:hAnsi="Arial" w:cs="Arial"/>
-          <w:sz w:val="20"/>
-        </w:rPr>
-        <w:t xml:space="preserve">, </w:t>
-      </w:r>
-      <w:proofErr w:type="spellStart"/>
-      <w:r>
-        <w:rPr>
-          <w:rStyle w:val="Strong"/>
-          <w:rFonts w:ascii="Arial" w:hAnsi="Arial" w:cs="Arial"/>
-          <w:sz w:val="20"/>
-        </w:rPr>
-        <w:t>BigQuery</w:t>
-      </w:r>
-      <w:proofErr w:type="spellEnd"/>
-      <w:r>
-        <w:rPr>
-          <w:rFonts w:ascii="Arial" w:hAnsi="Arial" w:cs="Arial"/>
-          <w:sz w:val="20"/>
-        </w:rPr>
-        <w:t>) through provider-abstracted adapters.</w:t>
-      </w:r>
-    </w:p>
-    <w:p>
-      <w:pPr>
-        <w:pStyle w:val="NormalWeb"/>
-        <w:numPr>
-          <w:ilvl w:val="0"/>
-          <w:numId w:val="3"/>
-        </w:numPr>
-        <w:jc w:val="both"/>
-        <w:rPr>
-          <w:rFonts w:ascii="Arial" w:hAnsi="Arial" w:cs="Arial"/>
-          <w:sz w:val="20"/>
-        </w:rPr>
-      </w:pPr>
-      <w:r>
-        <w:rPr>
-          <w:rFonts w:ascii="Arial" w:hAnsi="Arial" w:cs="Arial"/>
-          <w:sz w:val="20"/>
-        </w:rPr>
-        <w:t xml:space="preserve">Improved </w:t>
-      </w:r>
-      <w:proofErr w:type="spellStart"/>
-      <w:r>
-        <w:rPr>
-          <w:rFonts w:ascii="Arial" w:hAnsi="Arial" w:cs="Arial"/>
-          <w:sz w:val="20"/>
-        </w:rPr>
-        <w:t>observability</w:t>
-      </w:r>
-      <w:proofErr w:type="spellEnd"/>
-      <w:r>
-        <w:rPr>
-          <w:rFonts w:ascii="Arial" w:hAnsi="Arial" w:cs="Arial"/>
-          <w:sz w:val="20"/>
-        </w:rPr>
-        <w:t xml:space="preserve"> with </w:t>
-      </w:r>
-      <w:r>
-        <w:rPr>
-          <w:rStyle w:val="Strong"/>
-          <w:rFonts w:ascii="Arial" w:hAnsi="Arial" w:cs="Arial"/>
-          <w:sz w:val="20"/>
-        </w:rPr>
-        <w:t>structured logging</w:t>
-      </w:r>
-      <w:r>
-        <w:rPr>
-          <w:rFonts w:ascii="Arial" w:hAnsi="Arial" w:cs="Arial"/>
-          <w:sz w:val="20"/>
-        </w:rPr>
-        <w:t xml:space="preserve">, correlation IDs, and </w:t>
-      </w:r>
-      <w:proofErr w:type="spellStart"/>
-      <w:r>
-        <w:rPr>
-          <w:rStyle w:val="Strong"/>
-          <w:rFonts w:ascii="Arial" w:hAnsi="Arial" w:cs="Arial"/>
-          <w:sz w:val="20"/>
-        </w:rPr>
-        <w:t>OpenTelemetry</w:t>
-      </w:r>
-      <w:proofErr w:type="spellEnd"/>
-      <w:r>
-        <w:rPr>
-          <w:rFonts w:ascii="Arial" w:hAnsi="Arial" w:cs="Arial"/>
-          <w:sz w:val="20"/>
-        </w:rPr>
-        <w:t xml:space="preserve"> instrumentation exported to </w:t>
-      </w:r>
-      <w:proofErr w:type="spellStart"/>
-      <w:r>
-        <w:rPr>
-          <w:rStyle w:val="Strong"/>
-          <w:rFonts w:ascii="Arial" w:hAnsi="Arial" w:cs="Arial"/>
-          <w:sz w:val="20"/>
-        </w:rPr>
-        <w:t>Datadog</w:t>
-      </w:r>
-      <w:proofErr w:type="spellEnd"/>
-      <w:r>
-        <w:rPr>
-          <w:rFonts w:ascii="Arial" w:hAnsi="Arial" w:cs="Arial"/>
-          <w:sz w:val="20"/>
-        </w:rPr>
-        <w:t xml:space="preserve">, plus dashboards in </w:t>
-      </w:r>
-      <w:proofErr w:type="spellStart"/>
-      <w:r>
-        <w:rPr>
-          <w:rStyle w:val="Strong"/>
-          <w:rFonts w:ascii="Arial" w:hAnsi="Arial" w:cs="Arial"/>
-          <w:sz w:val="20"/>
-        </w:rPr>
-        <w:t>Grafana</w:t>
-      </w:r>
-      <w:proofErr w:type="spellEnd"/>
-      <w:r>
-        <w:rPr>
-          <w:rStyle w:val="Strong"/>
-          <w:rFonts w:ascii="Arial" w:hAnsi="Arial" w:cs="Arial"/>
-          <w:sz w:val="20"/>
-        </w:rPr>
-        <w:t>/Prometheus</w:t>
-      </w:r>
-      <w:r>
-        <w:rPr>
-          <w:rFonts w:ascii="Arial" w:hAnsi="Arial" w:cs="Arial"/>
-          <w:sz w:val="20"/>
-        </w:rPr>
-        <w:t xml:space="preserve"> and log search via </w:t>
-      </w:r>
-      <w:r>
-        <w:rPr>
-          <w:rStyle w:val="Strong"/>
-          <w:rFonts w:ascii="Arial" w:hAnsi="Arial" w:cs="Arial"/>
-          <w:sz w:val="20"/>
-        </w:rPr>
-        <w:t>ELK/EFK</w:t>
-      </w:r>
-      <w:r>
-        <w:rPr>
-          <w:rFonts w:ascii="Arial" w:hAnsi="Arial" w:cs="Arial"/>
-          <w:sz w:val="20"/>
-        </w:rPr>
-        <w:t>.</w:t>
-      </w:r>
-    </w:p>
-    <w:p>
-      <w:pPr>
-        <w:pStyle w:val="NormalWeb"/>
-        <w:numPr>
-          <w:ilvl w:val="0"/>
-          <w:numId w:val="3"/>
-        </w:numPr>
-        <w:jc w:val="both"/>
-        <w:rPr>
-          <w:rFonts w:ascii="Arial" w:hAnsi="Arial" w:cs="Arial"/>
-          <w:sz w:val="20"/>
-        </w:rPr>
-      </w:pPr>
-      <w:r>
-        <w:rPr>
-          <w:rFonts w:ascii="Arial" w:hAnsi="Arial" w:cs="Arial"/>
-          <w:sz w:val="20"/>
-        </w:rPr>
-        <w:t xml:space="preserve">Hardened reliability with </w:t>
-      </w:r>
-      <w:r>
-        <w:rPr>
-          <w:rStyle w:val="Strong"/>
-          <w:rFonts w:ascii="Arial" w:hAnsi="Arial" w:cs="Arial"/>
-          <w:sz w:val="20"/>
-        </w:rPr>
-        <w:t>rate limiting</w:t>
-      </w:r>
-      <w:r>
-        <w:rPr>
-          <w:rFonts w:ascii="Arial" w:hAnsi="Arial" w:cs="Arial"/>
-          <w:sz w:val="20"/>
-        </w:rPr>
-        <w:t>, circuit-breaker style controls, and deterministic failure handling, reducing incident recurrence during burst traffic periods.</w:t>
-      </w:r>
-    </w:p>
-    <w:p>
-      <w:pPr>
-        <w:pStyle w:val="NormalWeb"/>
-        <w:numPr>
-          <w:ilvl w:val="0"/>
-          <w:numId w:val="3"/>
-        </w:numPr>
-        <w:jc w:val="both"/>
-        <w:rPr>
-          <w:rFonts w:ascii="Arial" w:hAnsi="Arial" w:cs="Arial"/>
-          <w:sz w:val="20"/>
-        </w:rPr>
-      </w:pPr>
-      <w:r>
-        <w:rPr>
-          <w:rFonts w:ascii="Arial" w:hAnsi="Arial" w:cs="Arial"/>
-          <w:sz w:val="20"/>
-        </w:rPr>
-        <w:t xml:space="preserve">Operationalized delivery through CI/CD guardrails using </w:t>
-      </w:r>
-      <w:proofErr w:type="spellStart"/>
-      <w:r>
-        <w:rPr>
-          <w:rStyle w:val="Strong"/>
-          <w:rFonts w:ascii="Arial" w:hAnsi="Arial" w:cs="Arial"/>
-          <w:sz w:val="20"/>
-        </w:rPr>
-        <w:t>GitHub</w:t>
-      </w:r>
-      <w:proofErr w:type="spellEnd"/>
-      <w:r>
-        <w:rPr>
-          <w:rStyle w:val="Strong"/>
-          <w:rFonts w:ascii="Arial" w:hAnsi="Arial" w:cs="Arial"/>
-          <w:sz w:val="20"/>
-        </w:rPr>
-        <w:t xml:space="preserve"> Actions</w:t>
-      </w:r>
-      <w:r>
-        <w:rPr>
-          <w:rFonts w:ascii="Arial" w:hAnsi="Arial" w:cs="Arial"/>
-          <w:sz w:val="20"/>
-        </w:rPr>
-        <w:t xml:space="preserve"> (plus pipelines compatible with </w:t>
-      </w:r>
-      <w:proofErr w:type="spellStart"/>
-      <w:r>
-        <w:rPr>
-          <w:rStyle w:val="Strong"/>
-          <w:rFonts w:ascii="Arial" w:hAnsi="Arial" w:cs="Arial"/>
-          <w:sz w:val="20"/>
-        </w:rPr>
-        <w:t>GitLab</w:t>
-      </w:r>
-      <w:proofErr w:type="spellEnd"/>
-      <w:r>
-        <w:rPr>
-          <w:rStyle w:val="Strong"/>
-          <w:rFonts w:ascii="Arial" w:hAnsi="Arial" w:cs="Arial"/>
-          <w:sz w:val="20"/>
-        </w:rPr>
-        <w:t xml:space="preserve"> CI/Jenkins/Azure </w:t>
-      </w:r>
-      <w:proofErr w:type="spellStart"/>
-      <w:r>
-        <w:rPr>
-          <w:rStyle w:val="Strong"/>
-          <w:rFonts w:ascii="Arial" w:hAnsi="Arial" w:cs="Arial"/>
-          <w:sz w:val="20"/>
-        </w:rPr>
-        <w:t>DevOps</w:t>
-      </w:r>
-      <w:proofErr w:type="spellEnd"/>
-      <w:r>
-        <w:rPr>
-          <w:rStyle w:val="Strong"/>
-          <w:rFonts w:ascii="Arial" w:hAnsi="Arial" w:cs="Arial"/>
-          <w:sz w:val="20"/>
-        </w:rPr>
-        <w:t>/</w:t>
-      </w:r>
-      <w:proofErr w:type="spellStart"/>
-      <w:r>
-        <w:rPr>
-          <w:rStyle w:val="Strong"/>
-          <w:rFonts w:ascii="Arial" w:hAnsi="Arial" w:cs="Arial"/>
-          <w:sz w:val="20"/>
-        </w:rPr>
-        <w:t>CircleCI</w:t>
-      </w:r>
-      <w:proofErr w:type="spellEnd"/>
-      <w:r>
-        <w:rPr>
-          <w:rFonts w:ascii="Arial" w:hAnsi="Arial" w:cs="Arial"/>
-          <w:sz w:val="20"/>
-        </w:rPr>
-        <w:t xml:space="preserve">) and </w:t>
-      </w:r>
-      <w:proofErr w:type="spellStart"/>
-      <w:r>
-        <w:rPr>
-          <w:rFonts w:ascii="Arial" w:hAnsi="Arial" w:cs="Arial"/>
-          <w:sz w:val="20"/>
-        </w:rPr>
-        <w:t>IaC</w:t>
-      </w:r>
-      <w:proofErr w:type="spellEnd"/>
-      <w:r>
-        <w:rPr>
-          <w:rFonts w:ascii="Arial" w:hAnsi="Arial" w:cs="Arial"/>
-          <w:sz w:val="20"/>
-        </w:rPr>
-        <w:t xml:space="preserve"> via </w:t>
-      </w:r>
-      <w:proofErr w:type="spellStart"/>
-      <w:r>
-        <w:rPr>
-          <w:rStyle w:val="Strong"/>
-          <w:rFonts w:ascii="Arial" w:hAnsi="Arial" w:cs="Arial"/>
-          <w:sz w:val="20"/>
-        </w:rPr>
-        <w:t>Terraform</w:t>
-      </w:r>
-      <w:proofErr w:type="spellEnd"/>
-      <w:r>
-        <w:rPr>
-          <w:rStyle w:val="Strong"/>
-          <w:rFonts w:ascii="Arial" w:hAnsi="Arial" w:cs="Arial"/>
-          <w:sz w:val="20"/>
-        </w:rPr>
-        <w:t>/</w:t>
-      </w:r>
-      <w:proofErr w:type="spellStart"/>
-      <w:r>
-        <w:rPr>
-          <w:rStyle w:val="Strong"/>
-          <w:rFonts w:ascii="Arial" w:hAnsi="Arial" w:cs="Arial"/>
-          <w:sz w:val="20"/>
-        </w:rPr>
-        <w:t>CloudFormation</w:t>
-      </w:r>
-      <w:proofErr w:type="spellEnd"/>
-      <w:r>
-        <w:rPr>
-          <w:rFonts w:ascii="Arial" w:hAnsi="Arial" w:cs="Arial"/>
-          <w:sz w:val="20"/>
-        </w:rPr>
-        <w:t xml:space="preserve"> for repeatable environments.</w:t>
-      </w:r>
-    </w:p>
-    <w:p>
-      <w:pPr>
-        <w:pStyle w:val="NormalWeb"/>
-        <w:numPr>
-          <w:ilvl w:val="0"/>
-          <w:numId w:val="3"/>
-        </w:numPr>
-        <w:jc w:val="both"/>
-      </w:pPr>
-      <w:r>
-        <w:rPr>
-          <w:rFonts w:ascii="Arial" w:hAnsi="Arial" w:cs="Arial"/>
-          <w:sz w:val="20"/>
-        </w:rPr>
-        <w:t xml:space="preserve">Produced </w:t>
-      </w:r>
-      <w:proofErr w:type="spellStart"/>
-      <w:r>
-        <w:rPr>
-          <w:rFonts w:ascii="Arial" w:hAnsi="Arial" w:cs="Arial"/>
-          <w:sz w:val="20"/>
-        </w:rPr>
-        <w:t>runbooks</w:t>
-      </w:r>
-      <w:proofErr w:type="spellEnd"/>
-      <w:r>
-        <w:rPr>
-          <w:rFonts w:ascii="Arial" w:hAnsi="Arial" w:cs="Arial"/>
-          <w:sz w:val="20"/>
-        </w:rPr>
-        <w:t xml:space="preserve"> and implemented </w:t>
-      </w:r>
-      <w:r>
-        <w:rPr>
-          <w:rStyle w:val="Strong"/>
-          <w:rFonts w:ascii="Arial" w:hAnsi="Arial" w:cs="Arial"/>
-          <w:sz w:val="20"/>
-        </w:rPr>
-        <w:t>audit logging</w:t>
-      </w:r>
-      <w:r>
-        <w:rPr>
-          <w:rFonts w:ascii="Arial" w:hAnsi="Arial" w:cs="Arial"/>
-          <w:sz w:val="20"/>
-        </w:rPr>
-        <w:t xml:space="preserve"> for critical flows, enabling faster incident triage and consistent postmortems with actionable follow-ups.</w:t>
+        <w:t>Diagnosed production issues through logs and reproductions, shipping targeted fixes that improved stability while minimizing risk to adjacent modules.</w:t>
       </w:r>
     </w:p>
     <w:p>
       <w:pPr>
         <w:pBdr>
-          <w:bottom w:val="dashed" w:sz="4" w:space="0" w:color="CFD2CD"/>
+          <w:bottom w:val="single" w:sz="6" w:space="0" w:color="111111"/>
         </w:pBdr>
-        <w:spacing w:after="120"/>
-      </w:pPr>
-      <w:r>
-        <w:t xml:space="preserve"> </w:t>
+        <w:spacing w:before="120" w:after="80"/>
+      </w:pPr>
+      <w:r>
+        <w:rPr>
+          <w:b/>
+          <w:bCs/>
+          <w:color w:val="111111"/>
+          <w:sz w:val="24"/>
+          <w:szCs w:val="24"/>
+        </w:rPr>
+        <w:t>EDUCATION</w:t>
       </w:r>
     </w:p>
     <w:p>
@@ -3134,14 +3472,13 @@
           <w:b/>
           <w:bCs/>
           <w:color w:val="111111"/>
-          <w:sz w:val="23"/>
-          <w:szCs w:val="23"/>
-        </w:rPr>
-        <w:t>Full Stack Engineer</w:t>
-      </w:r>
-    </w:p>
-    <w:p>
-      <w:proofErr w:type="spellStart"/>
+          <w:sz w:val="22"/>
+          <w:szCs w:val="22"/>
+        </w:rPr>
+        <w:t>Bachelor’s degree in Computer Science</w:t>
+      </w:r>
+    </w:p>
+    <w:p>
       <w:r>
         <w:rPr>
           <w:rFonts w:ascii="Arial" w:eastAsia="Arial" w:hAnsi="Arial" w:cs="Arial"/>
@@ -3151,903 +3488,6 @@
           <w:sz w:val="21"/>
           <w:szCs w:val="21"/>
         </w:rPr>
-        <w:t>Webiz</w:t>
-      </w:r>
-      <w:proofErr w:type="spellEnd"/>
-      <w:r>
-        <w:rPr>
-          <w:rFonts w:ascii="Arial" w:eastAsia="Arial" w:hAnsi="Arial" w:cs="Arial"/>
-          <w:b/>
-          <w:bCs/>
-          <w:color w:val="6F8F6B"/>
-          <w:sz w:val="21"/>
-          <w:szCs w:val="21"/>
-        </w:rPr>
-        <w:t xml:space="preserve"> Digital</w:t>
-      </w:r>
-    </w:p>
-    <w:p>
-      <w:r>
-        <w:rPr>
-          <w:rFonts w:ascii="Arial" w:eastAsia="Arial" w:hAnsi="Arial" w:cs="Arial"/>
-          <w:color w:val="4B5563"/>
-          <w:sz w:val="19"/>
-          <w:szCs w:val="19"/>
-        </w:rPr>
-        <w:t>July 2017 - January 2020</w:t>
-      </w:r>
-    </w:p>
-    <w:p>
-      <w:pPr>
-        <w:pStyle w:val="NormalWeb"/>
-        <w:numPr>
-          <w:ilvl w:val="0"/>
-          <w:numId w:val="5"/>
-        </w:numPr>
-        <w:jc w:val="both"/>
-        <w:rPr>
-          <w:rFonts w:ascii="Arial" w:hAnsi="Arial" w:cs="Arial"/>
-          <w:sz w:val="20"/>
-        </w:rPr>
-      </w:pPr>
-      <w:r>
-        <w:rPr>
-          <w:rFonts w:ascii="Arial" w:hAnsi="Arial" w:cs="Arial"/>
-          <w:sz w:val="20"/>
-        </w:rPr>
-        <w:t xml:space="preserve">Built and maintained </w:t>
-      </w:r>
-      <w:r>
-        <w:rPr>
-          <w:rStyle w:val="Strong"/>
-          <w:rFonts w:ascii="Arial" w:hAnsi="Arial" w:cs="Arial"/>
-          <w:sz w:val="20"/>
-        </w:rPr>
-        <w:t>Angular</w:t>
-      </w:r>
-      <w:r>
-        <w:rPr>
-          <w:rFonts w:ascii="Arial" w:hAnsi="Arial" w:cs="Arial"/>
-          <w:sz w:val="20"/>
-        </w:rPr>
-        <w:t xml:space="preserve"> applications backed by </w:t>
-      </w:r>
-      <w:r>
-        <w:rPr>
-          <w:rStyle w:val="Strong"/>
-          <w:rFonts w:ascii="Arial" w:hAnsi="Arial" w:cs="Arial"/>
-          <w:sz w:val="20"/>
-        </w:rPr>
-        <w:t>Node.js</w:t>
-      </w:r>
-      <w:r>
-        <w:rPr>
-          <w:rFonts w:ascii="Arial" w:hAnsi="Arial" w:cs="Arial"/>
-          <w:sz w:val="20"/>
-        </w:rPr>
-        <w:t xml:space="preserve"> APIs for </w:t>
-      </w:r>
-      <w:proofErr w:type="spellStart"/>
-      <w:r>
-        <w:rPr>
-          <w:rFonts w:ascii="Arial" w:hAnsi="Arial" w:cs="Arial"/>
-          <w:sz w:val="20"/>
-        </w:rPr>
-        <w:t>SaaS</w:t>
-      </w:r>
-      <w:proofErr w:type="spellEnd"/>
-      <w:r>
-        <w:rPr>
-          <w:rFonts w:ascii="Arial" w:hAnsi="Arial" w:cs="Arial"/>
-          <w:sz w:val="20"/>
-        </w:rPr>
-        <w:t xml:space="preserve"> workflows, ensuring stable releases and consistent UX across customer environments.</w:t>
-      </w:r>
-    </w:p>
-    <w:p>
-      <w:pPr>
-        <w:pStyle w:val="NormalWeb"/>
-        <w:numPr>
-          <w:ilvl w:val="0"/>
-          <w:numId w:val="5"/>
-        </w:numPr>
-        <w:jc w:val="both"/>
-        <w:rPr>
-          <w:rFonts w:ascii="Arial" w:hAnsi="Arial" w:cs="Arial"/>
-          <w:sz w:val="20"/>
-        </w:rPr>
-      </w:pPr>
-      <w:r>
-        <w:rPr>
-          <w:rFonts w:ascii="Arial" w:hAnsi="Arial" w:cs="Arial"/>
-          <w:sz w:val="20"/>
-        </w:rPr>
-        <w:t>Implemented API endpoints with strict validation, consistent error contracts, and clear resource boundaries to reduce ambiguity and simplify frontend integration.</w:t>
-      </w:r>
-    </w:p>
-    <w:p>
-      <w:pPr>
-        <w:pStyle w:val="NormalWeb"/>
-        <w:numPr>
-          <w:ilvl w:val="0"/>
-          <w:numId w:val="5"/>
-        </w:numPr>
-        <w:jc w:val="both"/>
-        <w:rPr>
-          <w:rFonts w:ascii="Arial" w:hAnsi="Arial" w:cs="Arial"/>
-          <w:sz w:val="20"/>
-        </w:rPr>
-      </w:pPr>
-      <w:r>
-        <w:rPr>
-          <w:rFonts w:ascii="Arial" w:hAnsi="Arial" w:cs="Arial"/>
-          <w:sz w:val="20"/>
-        </w:rPr>
-        <w:t xml:space="preserve">Delivered </w:t>
-      </w:r>
-      <w:proofErr w:type="spellStart"/>
-      <w:r>
-        <w:rPr>
-          <w:rStyle w:val="Strong"/>
-          <w:rFonts w:ascii="Arial" w:hAnsi="Arial" w:cs="Arial"/>
-          <w:sz w:val="20"/>
-        </w:rPr>
-        <w:t>RxJS</w:t>
-      </w:r>
-      <w:proofErr w:type="spellEnd"/>
-      <w:r>
-        <w:rPr>
-          <w:rFonts w:ascii="Arial" w:hAnsi="Arial" w:cs="Arial"/>
-          <w:sz w:val="20"/>
-        </w:rPr>
-        <w:t xml:space="preserve">-driven client data flows and </w:t>
-      </w:r>
-      <w:r>
-        <w:rPr>
-          <w:rStyle w:val="Strong"/>
-          <w:rFonts w:ascii="Arial" w:hAnsi="Arial" w:cs="Arial"/>
-          <w:sz w:val="20"/>
-        </w:rPr>
-        <w:t>Reactive Forms</w:t>
-      </w:r>
-      <w:r>
-        <w:rPr>
-          <w:rFonts w:ascii="Arial" w:hAnsi="Arial" w:cs="Arial"/>
-          <w:sz w:val="20"/>
-        </w:rPr>
-        <w:t xml:space="preserve"> for multi-step journeys, improving correctness of complex validation and submission integrity.</w:t>
-      </w:r>
-    </w:p>
-    <w:p>
-      <w:pPr>
-        <w:pStyle w:val="NormalWeb"/>
-        <w:numPr>
-          <w:ilvl w:val="0"/>
-          <w:numId w:val="5"/>
-        </w:numPr>
-        <w:jc w:val="both"/>
-        <w:rPr>
-          <w:rFonts w:ascii="Arial" w:hAnsi="Arial" w:cs="Arial"/>
-          <w:sz w:val="20"/>
-        </w:rPr>
-      </w:pPr>
-      <w:r>
-        <w:rPr>
-          <w:rFonts w:ascii="Arial" w:hAnsi="Arial" w:cs="Arial"/>
-          <w:sz w:val="20"/>
-        </w:rPr>
-        <w:t xml:space="preserve">Implemented role-aware UI behavior with route guards and server-enforced authorization, aligning </w:t>
-      </w:r>
-      <w:r>
-        <w:rPr>
-          <w:rStyle w:val="Strong"/>
-          <w:rFonts w:ascii="Arial" w:hAnsi="Arial" w:cs="Arial"/>
-          <w:sz w:val="20"/>
-        </w:rPr>
-        <w:t>JWT</w:t>
-      </w:r>
-      <w:r>
-        <w:rPr>
-          <w:rFonts w:ascii="Arial" w:hAnsi="Arial" w:cs="Arial"/>
-          <w:sz w:val="20"/>
-        </w:rPr>
-        <w:t xml:space="preserve"> session semantics with backend permission checks.</w:t>
-      </w:r>
-    </w:p>
-    <w:p>
-      <w:pPr>
-        <w:pStyle w:val="NormalWeb"/>
-        <w:numPr>
-          <w:ilvl w:val="0"/>
-          <w:numId w:val="5"/>
-        </w:numPr>
-        <w:jc w:val="both"/>
-        <w:rPr>
-          <w:rFonts w:ascii="Arial" w:hAnsi="Arial" w:cs="Arial"/>
-          <w:sz w:val="20"/>
-        </w:rPr>
-      </w:pPr>
-      <w:r>
-        <w:rPr>
-          <w:rFonts w:ascii="Arial" w:hAnsi="Arial" w:cs="Arial"/>
-          <w:sz w:val="20"/>
-        </w:rPr>
-        <w:t xml:space="preserve">Designed </w:t>
-      </w:r>
-      <w:proofErr w:type="spellStart"/>
-      <w:r>
-        <w:rPr>
-          <w:rFonts w:ascii="Arial" w:hAnsi="Arial" w:cs="Arial"/>
-          <w:sz w:val="20"/>
-        </w:rPr>
-        <w:t>async</w:t>
-      </w:r>
-      <w:proofErr w:type="spellEnd"/>
-      <w:r>
-        <w:rPr>
-          <w:rFonts w:ascii="Arial" w:hAnsi="Arial" w:cs="Arial"/>
-          <w:sz w:val="20"/>
-        </w:rPr>
-        <w:t xml:space="preserve"> background processing using queue-based patterns (including </w:t>
-      </w:r>
-      <w:r>
-        <w:rPr>
-          <w:rStyle w:val="Strong"/>
-          <w:rFonts w:ascii="Arial" w:hAnsi="Arial" w:cs="Arial"/>
-          <w:sz w:val="20"/>
-        </w:rPr>
-        <w:t>SQS/SNS</w:t>
-      </w:r>
-      <w:r>
-        <w:rPr>
-          <w:rFonts w:ascii="Arial" w:hAnsi="Arial" w:cs="Arial"/>
-          <w:sz w:val="20"/>
-        </w:rPr>
-        <w:t>-style workflows) for long-running tasks, status polling, and safe retries.</w:t>
-      </w:r>
-    </w:p>
-    <w:p>
-      <w:pPr>
-        <w:pStyle w:val="NormalWeb"/>
-        <w:numPr>
-          <w:ilvl w:val="0"/>
-          <w:numId w:val="5"/>
-        </w:numPr>
-        <w:jc w:val="both"/>
-        <w:rPr>
-          <w:rFonts w:ascii="Arial" w:hAnsi="Arial" w:cs="Arial"/>
-          <w:sz w:val="20"/>
-        </w:rPr>
-      </w:pPr>
-      <w:r>
-        <w:rPr>
-          <w:rFonts w:ascii="Arial" w:hAnsi="Arial" w:cs="Arial"/>
-          <w:sz w:val="20"/>
-        </w:rPr>
-        <w:t>Built resilient third-party integrations with timeouts, retry/</w:t>
-      </w:r>
-      <w:proofErr w:type="spellStart"/>
-      <w:r>
-        <w:rPr>
-          <w:rFonts w:ascii="Arial" w:hAnsi="Arial" w:cs="Arial"/>
-          <w:sz w:val="20"/>
-        </w:rPr>
-        <w:t>backoff</w:t>
-      </w:r>
-      <w:proofErr w:type="spellEnd"/>
-      <w:r>
-        <w:rPr>
-          <w:rFonts w:ascii="Arial" w:hAnsi="Arial" w:cs="Arial"/>
-          <w:sz w:val="20"/>
-        </w:rPr>
-        <w:t xml:space="preserve">, </w:t>
-      </w:r>
-      <w:proofErr w:type="spellStart"/>
-      <w:r>
-        <w:rPr>
-          <w:rFonts w:ascii="Arial" w:hAnsi="Arial" w:cs="Arial"/>
-          <w:sz w:val="20"/>
-        </w:rPr>
-        <w:t>idempotency</w:t>
-      </w:r>
-      <w:proofErr w:type="spellEnd"/>
-      <w:r>
-        <w:rPr>
-          <w:rFonts w:ascii="Arial" w:hAnsi="Arial" w:cs="Arial"/>
-          <w:sz w:val="20"/>
-        </w:rPr>
-        <w:t xml:space="preserve"> safeguards, and careful data mapping to prevent partial outages from cascading.</w:t>
-      </w:r>
-    </w:p>
-    <w:p>
-      <w:pPr>
-        <w:pStyle w:val="NormalWeb"/>
-        <w:numPr>
-          <w:ilvl w:val="0"/>
-          <w:numId w:val="5"/>
-        </w:numPr>
-        <w:jc w:val="both"/>
-        <w:rPr>
-          <w:rFonts w:ascii="Arial" w:hAnsi="Arial" w:cs="Arial"/>
-          <w:sz w:val="20"/>
-        </w:rPr>
-      </w:pPr>
-      <w:r>
-        <w:rPr>
-          <w:rFonts w:ascii="Arial" w:hAnsi="Arial" w:cs="Arial"/>
-          <w:sz w:val="20"/>
-        </w:rPr>
-        <w:t>Improved UI performance via lazy loading, bundle splitting, and change-detection reductions, speeding up high-traffic flows and dashboard rendering paths.</w:t>
-      </w:r>
-    </w:p>
-    <w:p>
-      <w:pPr>
-        <w:pStyle w:val="NormalWeb"/>
-        <w:numPr>
-          <w:ilvl w:val="0"/>
-          <w:numId w:val="5"/>
-        </w:numPr>
-        <w:jc w:val="both"/>
-        <w:rPr>
-          <w:rFonts w:ascii="Arial" w:hAnsi="Arial" w:cs="Arial"/>
-          <w:sz w:val="20"/>
-        </w:rPr>
-      </w:pPr>
-      <w:r>
-        <w:rPr>
-          <w:rFonts w:ascii="Arial" w:hAnsi="Arial" w:cs="Arial"/>
-          <w:sz w:val="20"/>
-        </w:rPr>
-        <w:t>Standardized reusable UI primitives (tables, filters, pagination) to reduce duplicated logic and keep behavior consistent across multiple product surfaces.</w:t>
-      </w:r>
-    </w:p>
-    <w:p>
-      <w:pPr>
-        <w:pStyle w:val="NormalWeb"/>
-        <w:numPr>
-          <w:ilvl w:val="0"/>
-          <w:numId w:val="5"/>
-        </w:numPr>
-        <w:jc w:val="both"/>
-        <w:rPr>
-          <w:rFonts w:ascii="Arial" w:hAnsi="Arial" w:cs="Arial"/>
-          <w:sz w:val="20"/>
-        </w:rPr>
-      </w:pPr>
-      <w:r>
-        <w:rPr>
-          <w:rFonts w:ascii="Arial" w:hAnsi="Arial" w:cs="Arial"/>
-          <w:sz w:val="20"/>
-        </w:rPr>
-        <w:t>Introduced request tracing with correlation IDs and structured logs across UI → API paths, accelerating incident diagnosis and reducing time-to-root-cause.</w:t>
-      </w:r>
-    </w:p>
-    <w:p>
-      <w:pPr>
-        <w:pStyle w:val="NormalWeb"/>
-        <w:numPr>
-          <w:ilvl w:val="0"/>
-          <w:numId w:val="5"/>
-        </w:numPr>
-        <w:jc w:val="both"/>
-        <w:rPr>
-          <w:rFonts w:ascii="Arial" w:hAnsi="Arial" w:cs="Arial"/>
-          <w:sz w:val="20"/>
-        </w:rPr>
-      </w:pPr>
-      <w:r>
-        <w:rPr>
-          <w:rFonts w:ascii="Arial" w:hAnsi="Arial" w:cs="Arial"/>
-          <w:sz w:val="20"/>
-        </w:rPr>
-        <w:t xml:space="preserve">Implemented core persistence patterns with </w:t>
-      </w:r>
-      <w:r>
-        <w:rPr>
-          <w:rStyle w:val="Strong"/>
-          <w:rFonts w:ascii="Arial" w:hAnsi="Arial" w:cs="Arial"/>
-          <w:sz w:val="20"/>
-        </w:rPr>
-        <w:t>SQL</w:t>
-      </w:r>
-      <w:r>
-        <w:rPr>
-          <w:rFonts w:ascii="Arial" w:hAnsi="Arial" w:cs="Arial"/>
-          <w:sz w:val="20"/>
-        </w:rPr>
-        <w:t>-backed schema design, indexing basics, and query tuning, ensuring predictable performance for common access patterns.</w:t>
-      </w:r>
-    </w:p>
-    <w:p>
-      <w:pPr>
-        <w:pStyle w:val="NormalWeb"/>
-        <w:numPr>
-          <w:ilvl w:val="0"/>
-          <w:numId w:val="5"/>
-        </w:numPr>
-        <w:jc w:val="both"/>
-        <w:rPr>
-          <w:rFonts w:ascii="Arial" w:hAnsi="Arial" w:cs="Arial"/>
-          <w:sz w:val="20"/>
-        </w:rPr>
-      </w:pPr>
-      <w:r>
-        <w:rPr>
-          <w:rFonts w:ascii="Arial" w:hAnsi="Arial" w:cs="Arial"/>
-          <w:sz w:val="20"/>
-        </w:rPr>
-        <w:t>Added search-style filtering and export-friendly data representations, preparing datasets for downstream indexing and analytics consumption.</w:t>
-      </w:r>
-    </w:p>
-    <w:p>
-      <w:pPr>
-        <w:pStyle w:val="NormalWeb"/>
-        <w:numPr>
-          <w:ilvl w:val="0"/>
-          <w:numId w:val="5"/>
-        </w:numPr>
-        <w:jc w:val="both"/>
-        <w:rPr>
-          <w:rFonts w:ascii="Arial" w:hAnsi="Arial" w:cs="Arial"/>
-          <w:sz w:val="20"/>
-        </w:rPr>
-      </w:pPr>
-      <w:r>
-        <w:rPr>
-          <w:rFonts w:ascii="Arial" w:hAnsi="Arial" w:cs="Arial"/>
-          <w:sz w:val="20"/>
-        </w:rPr>
-        <w:t xml:space="preserve">Built automated quality gates with </w:t>
-      </w:r>
-      <w:r>
-        <w:rPr>
-          <w:rStyle w:val="Strong"/>
-          <w:rFonts w:ascii="Arial" w:hAnsi="Arial" w:cs="Arial"/>
-          <w:sz w:val="20"/>
-        </w:rPr>
-        <w:t>unit/integration testing</w:t>
-      </w:r>
-      <w:r>
-        <w:rPr>
-          <w:rFonts w:ascii="Arial" w:hAnsi="Arial" w:cs="Arial"/>
-          <w:sz w:val="20"/>
-        </w:rPr>
-        <w:t xml:space="preserve"> foundations and CI checks, improving release confidence while keeping delivery velocity steady.</w:t>
-      </w:r>
-    </w:p>
-    <w:p>
-      <w:pPr>
-        <w:pStyle w:val="NormalWeb"/>
-        <w:numPr>
-          <w:ilvl w:val="0"/>
-          <w:numId w:val="5"/>
-        </w:numPr>
-        <w:jc w:val="both"/>
-        <w:rPr>
-          <w:rFonts w:ascii="Arial" w:hAnsi="Arial" w:cs="Arial"/>
-          <w:sz w:val="20"/>
-        </w:rPr>
-      </w:pPr>
-      <w:r>
-        <w:rPr>
-          <w:rFonts w:ascii="Arial" w:hAnsi="Arial" w:cs="Arial"/>
-          <w:sz w:val="20"/>
-        </w:rPr>
-        <w:t>Partnered with product and design to translate requirements into maintainable systems, documenting edge cases and operational considerations for production rollout.</w:t>
-      </w:r>
-    </w:p>
-    <w:p>
-      <w:pPr>
-        <w:pBdr>
-          <w:bottom w:val="dashed" w:sz="4" w:space="0" w:color="CFD2CD"/>
-        </w:pBdr>
-        <w:spacing w:after="120"/>
-      </w:pPr>
-      <w:r>
-        <w:t xml:space="preserve"> </w:t>
-      </w:r>
-    </w:p>
-    <w:p>
-      <w:r>
-        <w:rPr>
-          <w:rFonts w:ascii="Arial" w:eastAsia="Arial" w:hAnsi="Arial" w:cs="Arial"/>
-          <w:b/>
-          <w:bCs/>
-          <w:color w:val="111111"/>
-          <w:sz w:val="23"/>
-          <w:szCs w:val="23"/>
-        </w:rPr>
-        <w:t>Software Developer</w:t>
-      </w:r>
-    </w:p>
-    <w:p>
-      <w:proofErr w:type="gramStart"/>
-      <w:r>
-        <w:rPr>
-          <w:rFonts w:ascii="Arial" w:eastAsia="Arial" w:hAnsi="Arial" w:cs="Arial"/>
-          <w:b/>
-          <w:bCs/>
-          <w:color w:val="6F8F6B"/>
-          <w:sz w:val="21"/>
-          <w:szCs w:val="21"/>
-        </w:rPr>
-        <w:t>Centric Tech Inc.</w:t>
-      </w:r>
-      <w:proofErr w:type="gramEnd"/>
-    </w:p>
-    <w:p>
-      <w:r>
-        <w:rPr>
-          <w:rFonts w:ascii="Arial" w:eastAsia="Arial" w:hAnsi="Arial" w:cs="Arial"/>
-          <w:color w:val="4B5563"/>
-          <w:sz w:val="19"/>
-          <w:szCs w:val="19"/>
-        </w:rPr>
-        <w:t>October 2013 - June 2017</w:t>
-      </w:r>
-    </w:p>
-    <w:p>
-      <w:pPr>
-        <w:pStyle w:val="NormalWeb"/>
-        <w:numPr>
-          <w:ilvl w:val="0"/>
-          <w:numId w:val="7"/>
-        </w:numPr>
-        <w:jc w:val="both"/>
-        <w:rPr>
-          <w:rFonts w:ascii="Arial" w:hAnsi="Arial" w:cs="Arial"/>
-          <w:sz w:val="20"/>
-        </w:rPr>
-      </w:pPr>
-      <w:r>
-        <w:rPr>
-          <w:rFonts w:ascii="Arial" w:hAnsi="Arial" w:cs="Arial"/>
-          <w:sz w:val="20"/>
-        </w:rPr>
-        <w:t xml:space="preserve">Built production web features using </w:t>
-      </w:r>
-      <w:r>
-        <w:rPr>
-          <w:rStyle w:val="Strong"/>
-          <w:rFonts w:ascii="Arial" w:hAnsi="Arial" w:cs="Arial"/>
-          <w:sz w:val="20"/>
-        </w:rPr>
-        <w:t>JavaScript/</w:t>
-      </w:r>
-      <w:proofErr w:type="spellStart"/>
-      <w:r>
-        <w:rPr>
-          <w:rStyle w:val="Strong"/>
-          <w:rFonts w:ascii="Arial" w:hAnsi="Arial" w:cs="Arial"/>
-          <w:sz w:val="20"/>
-        </w:rPr>
-        <w:t>TypeScript</w:t>
-      </w:r>
-      <w:proofErr w:type="spellEnd"/>
-      <w:r>
-        <w:rPr>
-          <w:rFonts w:ascii="Arial" w:hAnsi="Arial" w:cs="Arial"/>
-          <w:sz w:val="20"/>
-        </w:rPr>
-        <w:t xml:space="preserve"> patterns, improving maintainability through consistent conventions, reusable utilities, and systematic refactoring.</w:t>
-      </w:r>
-    </w:p>
-    <w:p>
-      <w:pPr>
-        <w:pStyle w:val="NormalWeb"/>
-        <w:numPr>
-          <w:ilvl w:val="0"/>
-          <w:numId w:val="7"/>
-        </w:numPr>
-        <w:jc w:val="both"/>
-        <w:rPr>
-          <w:rFonts w:ascii="Arial" w:hAnsi="Arial" w:cs="Arial"/>
-          <w:sz w:val="20"/>
-        </w:rPr>
-      </w:pPr>
-      <w:r>
-        <w:rPr>
-          <w:rFonts w:ascii="Arial" w:hAnsi="Arial" w:cs="Arial"/>
-          <w:sz w:val="20"/>
-        </w:rPr>
-        <w:t xml:space="preserve">Developed </w:t>
-      </w:r>
-      <w:proofErr w:type="spellStart"/>
-      <w:r>
-        <w:rPr>
-          <w:rStyle w:val="Strong"/>
-          <w:rFonts w:ascii="Arial" w:hAnsi="Arial" w:cs="Arial"/>
-          <w:sz w:val="20"/>
-        </w:rPr>
-        <w:t>AngularJS</w:t>
-      </w:r>
-      <w:proofErr w:type="spellEnd"/>
-      <w:r>
-        <w:rPr>
-          <w:rFonts w:ascii="Arial" w:hAnsi="Arial" w:cs="Arial"/>
-          <w:sz w:val="20"/>
-        </w:rPr>
-        <w:t xml:space="preserve"> UI modules with stable data contracts, keeping UI behavior reliable as business rules evolved across frequent releases.</w:t>
-      </w:r>
-    </w:p>
-    <w:p>
-      <w:pPr>
-        <w:pStyle w:val="NormalWeb"/>
-        <w:numPr>
-          <w:ilvl w:val="0"/>
-          <w:numId w:val="7"/>
-        </w:numPr>
-        <w:jc w:val="both"/>
-        <w:rPr>
-          <w:rFonts w:ascii="Arial" w:hAnsi="Arial" w:cs="Arial"/>
-          <w:sz w:val="20"/>
-        </w:rPr>
-      </w:pPr>
-      <w:r>
-        <w:rPr>
-          <w:rFonts w:ascii="Arial" w:hAnsi="Arial" w:cs="Arial"/>
-          <w:sz w:val="20"/>
-        </w:rPr>
-        <w:t xml:space="preserve">Implemented backend services in </w:t>
-      </w:r>
-      <w:r>
-        <w:rPr>
-          <w:rStyle w:val="Strong"/>
-          <w:rFonts w:ascii="Arial" w:hAnsi="Arial" w:cs="Arial"/>
-          <w:sz w:val="20"/>
-        </w:rPr>
-        <w:t>Node.js</w:t>
-      </w:r>
-      <w:r>
-        <w:rPr>
-          <w:rFonts w:ascii="Arial" w:hAnsi="Arial" w:cs="Arial"/>
-          <w:sz w:val="20"/>
-        </w:rPr>
-        <w:t xml:space="preserve"> for internal systems, standardizing validation, error handling, and request logging to improve operational consistency.</w:t>
-      </w:r>
-    </w:p>
-    <w:p>
-      <w:pPr>
-        <w:pStyle w:val="NormalWeb"/>
-        <w:numPr>
-          <w:ilvl w:val="0"/>
-          <w:numId w:val="7"/>
-        </w:numPr>
-        <w:jc w:val="both"/>
-        <w:rPr>
-          <w:rFonts w:ascii="Arial" w:hAnsi="Arial" w:cs="Arial"/>
-          <w:sz w:val="20"/>
-        </w:rPr>
-      </w:pPr>
-      <w:r>
-        <w:rPr>
-          <w:rFonts w:ascii="Arial" w:hAnsi="Arial" w:cs="Arial"/>
-          <w:sz w:val="20"/>
-        </w:rPr>
-        <w:t xml:space="preserve">Improved database reliability by refining </w:t>
-      </w:r>
-      <w:r>
-        <w:rPr>
-          <w:rStyle w:val="Strong"/>
-          <w:rFonts w:ascii="Arial" w:hAnsi="Arial" w:cs="Arial"/>
-          <w:sz w:val="20"/>
-        </w:rPr>
-        <w:t>SQL</w:t>
-      </w:r>
-      <w:r>
-        <w:rPr>
-          <w:rFonts w:ascii="Arial" w:hAnsi="Arial" w:cs="Arial"/>
-          <w:sz w:val="20"/>
-        </w:rPr>
-        <w:t xml:space="preserve"> query shapes and introducing safer transactional patterns for critical workflows under increasing load.</w:t>
-      </w:r>
-    </w:p>
-    <w:p>
-      <w:pPr>
-        <w:pStyle w:val="NormalWeb"/>
-        <w:numPr>
-          <w:ilvl w:val="0"/>
-          <w:numId w:val="7"/>
-        </w:numPr>
-        <w:jc w:val="both"/>
-        <w:rPr>
-          <w:rFonts w:ascii="Arial" w:hAnsi="Arial" w:cs="Arial"/>
-          <w:sz w:val="20"/>
-        </w:rPr>
-      </w:pPr>
-      <w:r>
-        <w:rPr>
-          <w:rFonts w:ascii="Arial" w:hAnsi="Arial" w:cs="Arial"/>
-          <w:sz w:val="20"/>
-        </w:rPr>
-        <w:t>Delivered early background processing patterns using queue/worker approaches to isolate long-running tasks from user-facing latency and UI timeouts.</w:t>
-      </w:r>
-    </w:p>
-    <w:p>
-      <w:pPr>
-        <w:pStyle w:val="NormalWeb"/>
-        <w:numPr>
-          <w:ilvl w:val="0"/>
-          <w:numId w:val="7"/>
-        </w:numPr>
-        <w:jc w:val="both"/>
-        <w:rPr>
-          <w:rFonts w:ascii="Arial" w:hAnsi="Arial" w:cs="Arial"/>
-          <w:sz w:val="20"/>
-        </w:rPr>
-      </w:pPr>
-      <w:r>
-        <w:rPr>
-          <w:rFonts w:ascii="Arial" w:hAnsi="Arial" w:cs="Arial"/>
-          <w:sz w:val="20"/>
-        </w:rPr>
-        <w:t>Built practical caching strategies for frequently accessed reference data, reducing repeated computation and protecting the database during traffic spikes.</w:t>
-      </w:r>
-    </w:p>
-    <w:p>
-      <w:pPr>
-        <w:pStyle w:val="NormalWeb"/>
-        <w:numPr>
-          <w:ilvl w:val="0"/>
-          <w:numId w:val="7"/>
-        </w:numPr>
-        <w:jc w:val="both"/>
-        <w:rPr>
-          <w:rFonts w:ascii="Arial" w:hAnsi="Arial" w:cs="Arial"/>
-          <w:sz w:val="20"/>
-        </w:rPr>
-      </w:pPr>
-      <w:r>
-        <w:rPr>
-          <w:rFonts w:ascii="Arial" w:hAnsi="Arial" w:cs="Arial"/>
-          <w:sz w:val="20"/>
-        </w:rPr>
-        <w:lastRenderedPageBreak/>
-        <w:t>Supported API integration reliability by implementing timeouts, retries, and idempotent update semantics for partner and internal service calls.</w:t>
-      </w:r>
-    </w:p>
-    <w:p>
-      <w:pPr>
-        <w:pStyle w:val="NormalWeb"/>
-        <w:numPr>
-          <w:ilvl w:val="0"/>
-          <w:numId w:val="7"/>
-        </w:numPr>
-        <w:jc w:val="both"/>
-        <w:rPr>
-          <w:rFonts w:ascii="Arial" w:hAnsi="Arial" w:cs="Arial"/>
-          <w:sz w:val="20"/>
-        </w:rPr>
-      </w:pPr>
-      <w:r>
-        <w:rPr>
-          <w:rFonts w:ascii="Arial" w:hAnsi="Arial" w:cs="Arial"/>
-          <w:sz w:val="20"/>
-        </w:rPr>
-        <w:t>Improved troubleshooting workflows by expanding log context, adding correlation identifiers, and documenting common failure modes for faster support resolution.</w:t>
-      </w:r>
-    </w:p>
-    <w:p>
-      <w:pPr>
-        <w:pStyle w:val="NormalWeb"/>
-        <w:numPr>
-          <w:ilvl w:val="0"/>
-          <w:numId w:val="7"/>
-        </w:numPr>
-        <w:jc w:val="both"/>
-        <w:rPr>
-          <w:rFonts w:ascii="Arial" w:hAnsi="Arial" w:cs="Arial"/>
-          <w:sz w:val="20"/>
-        </w:rPr>
-      </w:pPr>
-      <w:r>
-        <w:rPr>
-          <w:rFonts w:ascii="Arial" w:hAnsi="Arial" w:cs="Arial"/>
-          <w:sz w:val="20"/>
-        </w:rPr>
-        <w:t xml:space="preserve">Introduced containerized development workflows later in the role using </w:t>
-      </w:r>
-      <w:proofErr w:type="spellStart"/>
-      <w:r>
-        <w:rPr>
-          <w:rStyle w:val="Strong"/>
-          <w:rFonts w:ascii="Arial" w:hAnsi="Arial" w:cs="Arial"/>
-          <w:sz w:val="20"/>
-        </w:rPr>
-        <w:t>Docker</w:t>
-      </w:r>
-      <w:proofErr w:type="spellEnd"/>
-      <w:r>
-        <w:rPr>
-          <w:rFonts w:ascii="Arial" w:hAnsi="Arial" w:cs="Arial"/>
-          <w:sz w:val="20"/>
-        </w:rPr>
-        <w:t>, reducing onboarding friction and minimizing environment drift between engineers.</w:t>
-      </w:r>
-    </w:p>
-    <w:p>
-      <w:pPr>
-        <w:pStyle w:val="NormalWeb"/>
-        <w:numPr>
-          <w:ilvl w:val="0"/>
-          <w:numId w:val="7"/>
-        </w:numPr>
-        <w:jc w:val="both"/>
-        <w:rPr>
-          <w:rFonts w:ascii="Arial" w:hAnsi="Arial" w:cs="Arial"/>
-          <w:sz w:val="20"/>
-        </w:rPr>
-      </w:pPr>
-      <w:r>
-        <w:rPr>
-          <w:rFonts w:ascii="Arial" w:hAnsi="Arial" w:cs="Arial"/>
-          <w:sz w:val="20"/>
-        </w:rPr>
-        <w:t>Collaborated closely with senior engineers on incremental modernization, reducing technical debt without disrupting active delivery commitments.</w:t>
-      </w:r>
-    </w:p>
-    <w:p>
-      <w:pPr>
-        <w:pStyle w:val="NormalWeb"/>
-        <w:numPr>
-          <w:ilvl w:val="0"/>
-          <w:numId w:val="7"/>
-        </w:numPr>
-        <w:jc w:val="both"/>
-        <w:rPr>
-          <w:rFonts w:ascii="Arial" w:hAnsi="Arial" w:cs="Arial"/>
-          <w:sz w:val="20"/>
-        </w:rPr>
-      </w:pPr>
-      <w:r>
-        <w:rPr>
-          <w:rFonts w:ascii="Arial" w:hAnsi="Arial" w:cs="Arial"/>
-          <w:sz w:val="20"/>
-        </w:rPr>
-        <w:t>Diagnosed production issues through logs and reproductions, shipping targeted fixes that improved stability while minimizing risk to adjacent modules.</w:t>
-      </w:r>
-    </w:p>
-    <w:p>
-      <w:pPr>
-        <w:pBdr>
-          <w:bottom w:val="single" w:sz="6" w:space="0" w:color="111111"/>
-        </w:pBdr>
-        <w:spacing w:before="120" w:after="80"/>
-      </w:pPr>
-      <w:r>
-        <w:rPr>
-          <w:b/>
-          <w:bCs/>
-          <w:color w:val="111111"/>
-          <w:sz w:val="24"/>
-          <w:szCs w:val="24"/>
-        </w:rPr>
-        <w:t>EDUCATION</w:t>
-      </w:r>
-    </w:p>
-    <w:p>
-      <w:r>
-        <w:rPr>
-          <w:rFonts w:ascii="Arial" w:eastAsia="Arial" w:hAnsi="Arial" w:cs="Arial"/>
-          <w:b/>
-          <w:bCs/>
-          <w:color w:val="111111"/>
-          <w:sz w:val="22"/>
-          <w:szCs w:val="22"/>
-        </w:rPr>
-        <w:t>Bachelor’s degree in Computer Science</w:t>
-      </w:r>
-    </w:p>
-    <w:p>
-      <w:r>
-        <w:rPr>
-          <w:rFonts w:ascii="Arial" w:eastAsia="Arial" w:hAnsi="Arial" w:cs="Arial"/>
-          <w:b/>
-          <w:bCs/>
-          <w:color w:val="6F8F6B"/>
-          <w:sz w:val="21"/>
-          <w:szCs w:val="21"/>
-        </w:rPr>
         <w:t>Florida State University</w:t>
       </w:r>
     </w:p>
@@ -4149,31 +3589,7 @@
           <w:sz w:val="20"/>
           <w:szCs w:val="20"/>
         </w:rPr>
-        <w:t xml:space="preserve">Integration Hub &amp; Event Processing Platform (Angular + Node.js | AWS | Search &amp; </w:t>
-      </w:r>
-      <w:proofErr w:type="spellStart"/>
-      <w:r>
-        <w:rPr>
-          <w:rStyle w:val="Strong"/>
-          <w:rFonts w:ascii="Arial" w:hAnsi="Arial" w:cs="Arial"/>
-          <w:bCs w:val="0"/>
-          <w:color w:val="auto"/>
-          <w:sz w:val="20"/>
-          <w:szCs w:val="20"/>
-        </w:rPr>
-        <w:t>Observability</w:t>
-      </w:r>
-      <w:proofErr w:type="spellEnd"/>
-      <w:r>
-        <w:rPr>
-          <w:rStyle w:val="Strong"/>
-          <w:rFonts w:ascii="Arial" w:hAnsi="Arial" w:cs="Arial"/>
-          <w:bCs w:val="0"/>
-          <w:color w:val="auto"/>
-          <w:sz w:val="20"/>
-          <w:szCs w:val="20"/>
-        </w:rPr>
-        <w:t>)</w:t>
+        <w:t>Integration Hub &amp; Event Processing Platform (Angular + Node.js | AWS | Search &amp; Observability)</w:t>
       </w:r>
     </w:p>
     <w:p>
@@ -4216,7 +3632,6 @@
         </w:rPr>
         <w:t xml:space="preserve"> that ingested partner events via </w:t>
       </w:r>
-      <w:proofErr w:type="spellStart"/>
       <w:r>
         <w:rPr>
           <w:rStyle w:val="Strong"/>
@@ -4226,32 +3641,30 @@
         </w:rPr>
         <w:t>webhooks</w:t>
       </w:r>
-      <w:proofErr w:type="spellEnd"/>
       <w:r>
         <w:rPr>
           <w:rFonts w:ascii="Arial" w:hAnsi="Arial" w:cs="Arial"/>
           <w:sz w:val="20"/>
           <w:szCs w:val="20"/>
         </w:rPr>
-        <w:t xml:space="preserve"> and </w:t>
-      </w:r>
-      <w:proofErr w:type="spellStart"/>
-      <w:r>
-        <w:rPr>
+        <w:t xml:space="preserve"> and async messaging (</w:t>
+      </w:r>
+      <w:r>
+        <w:rPr>
+          <w:rStyle w:val="Strong"/>
           <w:rFonts w:ascii="Arial" w:hAnsi="Arial" w:cs="Arial"/>
           <w:sz w:val="20"/>
           <w:szCs w:val="20"/>
         </w:rPr>
-        <w:t>async</w:t>
-      </w:r>
-      <w:proofErr w:type="spellEnd"/>
+        <w:t>AWS SQS/SNS</w:t>
+      </w:r>
       <w:r>
         <w:rPr>
           <w:rFonts w:ascii="Arial" w:hAnsi="Arial" w:cs="Arial"/>
           <w:sz w:val="20"/>
           <w:szCs w:val="20"/>
         </w:rPr>
-        <w:t xml:space="preserve"> messaging (</w:t>
+        <w:t xml:space="preserve">, </w:t>
       </w:r>
       <w:r>
         <w:rPr>
@@ -4260,7 +3673,7 @@
           <w:sz w:val="20"/>
           <w:szCs w:val="20"/>
         </w:rPr>
-        <w:t>AWS SQS/SNS</w:t>
+        <w:t>Kafka/RabbitMQ</w:t>
       </w:r>
       <w:r>
         <w:rPr>
@@ -4268,7 +3681,7 @@
           <w:sz w:val="20"/>
           <w:szCs w:val="20"/>
         </w:rPr>
-        <w:t xml:space="preserve">, </w:t>
+        <w:t xml:space="preserve"> patterns), enforcing </w:t>
       </w:r>
       <w:r>
         <w:rPr>
@@ -4277,38 +3690,8 @@
           <w:sz w:val="20"/>
           <w:szCs w:val="20"/>
         </w:rPr>
-        <w:t>Kafka/</w:t>
-      </w:r>
-      <w:proofErr w:type="spellStart"/>
-      <w:r>
-        <w:rPr>
-          <w:rStyle w:val="Strong"/>
-          <w:rFonts w:ascii="Arial" w:hAnsi="Arial" w:cs="Arial"/>
-          <w:sz w:val="20"/>
-          <w:szCs w:val="20"/>
-        </w:rPr>
-        <w:t>RabbitMQ</w:t>
-      </w:r>
-      <w:proofErr w:type="spellEnd"/>
-      <w:r>
-        <w:rPr>
-          <w:rFonts w:ascii="Arial" w:hAnsi="Arial" w:cs="Arial"/>
-          <w:sz w:val="20"/>
-          <w:szCs w:val="20"/>
-        </w:rPr>
-        <w:t xml:space="preserve"> patterns), enforcing </w:t>
-      </w:r>
-      <w:proofErr w:type="spellStart"/>
-      <w:r>
-        <w:rPr>
-          <w:rStyle w:val="Strong"/>
-          <w:rFonts w:ascii="Arial" w:hAnsi="Arial" w:cs="Arial"/>
-          <w:sz w:val="20"/>
-          <w:szCs w:val="20"/>
-        </w:rPr>
         <w:t>idempotency</w:t>
       </w:r>
-      <w:proofErr w:type="spellEnd"/>
       <w:r>
         <w:rPr>
           <w:rFonts w:ascii="Arial" w:hAnsi="Arial" w:cs="Arial"/>
@@ -4341,7 +3724,6 @@
         </w:rPr>
         <w:t xml:space="preserve">Implemented normalized domain models persisted across </w:t>
       </w:r>
-      <w:proofErr w:type="spellStart"/>
       <w:r>
         <w:rPr>
           <w:rStyle w:val="Strong"/>
@@ -4349,37 +3731,25 @@
           <w:sz w:val="20"/>
           <w:szCs w:val="20"/>
         </w:rPr>
-        <w:t>PostgreSQL</w:t>
-      </w:r>
-      <w:proofErr w:type="spellEnd"/>
-      <w:r>
-        <w:rPr>
-          <w:rStyle w:val="Strong"/>
+        <w:t>PostgreSQL/MySQL</w:t>
+      </w:r>
+      <w:r>
+        <w:rPr>
           <w:rFonts w:ascii="Arial" w:hAnsi="Arial" w:cs="Arial"/>
           <w:sz w:val="20"/>
           <w:szCs w:val="20"/>
         </w:rPr>
-        <w:t>/MySQL</w:t>
-      </w:r>
-      <w:r>
-        <w:rPr>
+        <w:t xml:space="preserve"> use-cases and enriched via </w:t>
+      </w:r>
+      <w:r>
+        <w:rPr>
+          <w:rStyle w:val="Strong"/>
           <w:rFonts w:ascii="Arial" w:hAnsi="Arial" w:cs="Arial"/>
           <w:sz w:val="20"/>
           <w:szCs w:val="20"/>
         </w:rPr>
-        <w:t xml:space="preserve"> use-cases and enriched via </w:t>
-      </w:r>
-      <w:proofErr w:type="spellStart"/>
-      <w:r>
-        <w:rPr>
-          <w:rStyle w:val="Strong"/>
-          <w:rFonts w:ascii="Arial" w:hAnsi="Arial" w:cs="Arial"/>
-          <w:sz w:val="20"/>
-          <w:szCs w:val="20"/>
-        </w:rPr>
         <w:t>Redis</w:t>
       </w:r>
-      <w:proofErr w:type="spellEnd"/>
       <w:r>
         <w:rPr>
           <w:rFonts w:ascii="Arial" w:hAnsi="Arial" w:cs="Arial"/>
@@ -4412,7 +3782,6 @@
         </w:rPr>
         <w:t xml:space="preserve">Added searchable operational views by indexing key entities into </w:t>
       </w:r>
-      <w:proofErr w:type="spellStart"/>
       <w:r>
         <w:rPr>
           <w:rStyle w:val="Strong"/>
@@ -4420,17 +3789,7 @@
           <w:sz w:val="20"/>
           <w:szCs w:val="20"/>
         </w:rPr>
-        <w:t>Elasticsearch</w:t>
-      </w:r>
-      <w:proofErr w:type="spellEnd"/>
-      <w:r>
-        <w:rPr>
-          <w:rStyle w:val="Strong"/>
-          <w:rFonts w:ascii="Arial" w:hAnsi="Arial" w:cs="Arial"/>
-          <w:sz w:val="20"/>
-          <w:szCs w:val="20"/>
-        </w:rPr>
-        <w:t>/OpenSearch</w:t>
+        <w:t>Elasticsearch/OpenSearch</w:t>
       </w:r>
       <w:r>
         <w:rPr>
@@ -4498,7 +3857,6 @@
         </w:rPr>
         <w:t xml:space="preserve">, managed through </w:t>
       </w:r>
-      <w:proofErr w:type="spellStart"/>
       <w:r>
         <w:rPr>
           <w:rStyle w:val="Strong"/>
@@ -4506,54 +3864,15 @@
           <w:sz w:val="20"/>
           <w:szCs w:val="20"/>
         </w:rPr>
-        <w:t>Terraform</w:t>
-      </w:r>
-      <w:proofErr w:type="spellEnd"/>
-      <w:r>
-        <w:rPr>
-          <w:rStyle w:val="Strong"/>
+        <w:t>Terraform/CloudFormation</w:t>
+      </w:r>
+      <w:r>
+        <w:rPr>
           <w:rFonts w:ascii="Arial" w:hAnsi="Arial" w:cs="Arial"/>
           <w:sz w:val="20"/>
           <w:szCs w:val="20"/>
         </w:rPr>
-        <w:t>/</w:t>
-      </w:r>
-      <w:proofErr w:type="spellStart"/>
-      <w:r>
-        <w:rPr>
-          <w:rStyle w:val="Strong"/>
-          <w:rFonts w:ascii="Arial" w:hAnsi="Arial" w:cs="Arial"/>
-          <w:sz w:val="20"/>
-          <w:szCs w:val="20"/>
-        </w:rPr>
-        <w:t>CloudFormation</w:t>
-      </w:r>
-      <w:proofErr w:type="spellEnd"/>
-      <w:r>
-        <w:rPr>
-          <w:rFonts w:ascii="Arial" w:hAnsi="Arial" w:cs="Arial"/>
-          <w:sz w:val="20"/>
-          <w:szCs w:val="20"/>
-        </w:rPr>
-        <w:t xml:space="preserve"> and </w:t>
-      </w:r>
-      <w:proofErr w:type="spellStart"/>
-      <w:r>
-        <w:rPr>
-          <w:rFonts w:ascii="Arial" w:hAnsi="Arial" w:cs="Arial"/>
-          <w:sz w:val="20"/>
-          <w:szCs w:val="20"/>
-        </w:rPr>
-        <w:t>GitOps</w:t>
-      </w:r>
-      <w:proofErr w:type="spellEnd"/>
-      <w:r>
-        <w:rPr>
-          <w:rFonts w:ascii="Arial" w:hAnsi="Arial" w:cs="Arial"/>
-          <w:sz w:val="20"/>
-          <w:szCs w:val="20"/>
-        </w:rPr>
-        <w:t>-friendly deployment patterns.</w:t>
+        <w:t xml:space="preserve"> and GitOps-friendly deployment patterns.</w:t>
       </w:r>
     </w:p>
     <w:p>
@@ -4579,7 +3898,6 @@
         </w:rPr>
         <w:t xml:space="preserve">Instrumented the platform with </w:t>
       </w:r>
-      <w:proofErr w:type="spellStart"/>
       <w:r>
         <w:rPr>
           <w:rStyle w:val="Strong"/>
@@ -4589,7 +3907,6 @@
         </w:rPr>
         <w:t>OpenTelemetry</w:t>
       </w:r>
-      <w:proofErr w:type="spellEnd"/>
       <w:r>
         <w:rPr>
           <w:rFonts w:ascii="Arial" w:hAnsi="Arial" w:cs="Arial"/>
@@ -4615,7 +3932,6 @@
         </w:rPr>
         <w:t xml:space="preserve">, exporting to </w:t>
       </w:r>
-      <w:proofErr w:type="spellStart"/>
       <w:r>
         <w:rPr>
           <w:rStyle w:val="Strong"/>
@@ -4625,7 +3941,6 @@
         </w:rPr>
         <w:t>Datadog</w:t>
       </w:r>
-      <w:proofErr w:type="spellEnd"/>
       <w:r>
         <w:rPr>
           <w:rFonts w:ascii="Arial" w:hAnsi="Arial" w:cs="Arial"/>
@@ -4634,7 +3949,6 @@
         </w:rPr>
         <w:t xml:space="preserve">, dashboards in </w:t>
       </w:r>
-      <w:proofErr w:type="spellStart"/>
       <w:r>
         <w:rPr>
           <w:rStyle w:val="Strong"/>
@@ -4642,17 +3956,7 @@
           <w:sz w:val="20"/>
           <w:szCs w:val="20"/>
         </w:rPr>
-        <w:t>Grafana</w:t>
-      </w:r>
-      <w:proofErr w:type="spellEnd"/>
-      <w:r>
-        <w:rPr>
-          <w:rStyle w:val="Strong"/>
-          <w:rFonts w:ascii="Arial" w:hAnsi="Arial" w:cs="Arial"/>
-          <w:sz w:val="20"/>
-          <w:szCs w:val="20"/>
-        </w:rPr>
-        <w:t>/Prometheus</w:t>
+        <w:t>Grafana/Prometheus</w:t>
       </w:r>
       <w:r>
         <w:rPr>
@@ -4786,25 +4090,7 @@
           <w:sz w:val="20"/>
           <w:szCs w:val="20"/>
         </w:rPr>
-        <w:t xml:space="preserve">, ensuring partner integrations remained secure and operationally </w:t>
-      </w:r>
-      <w:proofErr w:type="spellStart"/>
-      <w:r>
-        <w:rPr>
-          <w:rFonts w:ascii="Arial" w:hAnsi="Arial" w:cs="Arial"/>
-          <w:sz w:val="20"/>
-          <w:szCs w:val="20"/>
-        </w:rPr>
-        <w:t>debuggable</w:t>
-      </w:r>
-      <w:proofErr w:type="spellEnd"/>
-      <w:r>
-        <w:rPr>
-          <w:rFonts w:ascii="Arial" w:hAnsi="Arial" w:cs="Arial"/>
-          <w:sz w:val="20"/>
-          <w:szCs w:val="20"/>
-        </w:rPr>
-        <w:t xml:space="preserve"> under burst traffic.</w:t>
+        <w:t>, ensuring partner integrations remained secure and operationally debuggable under burst traffic.</w:t>
       </w:r>
     </w:p>
     <w:p>

--- a/Tyler/Angular_Node/Tyler_Roberts.docx
+++ b/Tyler/Angular_Node/Tyler_Roberts.docx
@@ -44,7 +44,7 @@
           <w:sz w:val="19"/>
           <w:szCs w:val="19"/>
         </w:rPr>
-        <w:t>tylerrdev@outlook.com | linkedin.com/in/tyler-roberts-76a8193b2/ | Florida, United States | +1 (321) 376-7095</w:t>
+        <w:t>tyler.r.dev@outlook.com | linkedin.com/in/tyler-r-5788a13ba | Florida, United States | +1 (321) 376-7095</w:t>
       </w:r>
     </w:p>
     <w:p>
@@ -54,8 +54,6 @@
         </w:pBdr>
         <w:spacing w:before="120" w:after="80"/>
       </w:pPr>
-      <w:bookmarkStart w:id="0" w:name="_GoBack"/>
-      <w:bookmarkEnd w:id="0"/>
       <w:r>
         <w:rPr>
           <w:b/>
@@ -104,7 +102,17 @@
           <w:rFonts w:ascii="Arial" w:hAnsi="Arial" w:cs="Arial"/>
           <w:sz w:val="20"/>
         </w:rPr>
-        <w:t>cloud-native SaaS</w:t>
+        <w:t>cloud-native Saa</w:t>
+      </w:r>
+      <w:bookmarkStart w:id="0" w:name="_GoBack"/>
+      <w:bookmarkEnd w:id="0"/>
+      <w:r>
+        <w:rPr>
+          <w:rStyle w:val="Strong"/>
+          <w:rFonts w:ascii="Arial" w:hAnsi="Arial" w:cs="Arial"/>
+          <w:sz w:val="20"/>
+        </w:rPr>
+        <w:t>S</w:t>
       </w:r>
       <w:r>
         <w:rPr>
@@ -156,7 +164,15 @@
           <w:rFonts w:ascii="Arial" w:hAnsi="Arial" w:cs="Arial"/>
           <w:sz w:val="20"/>
         </w:rPr>
-        <w:t xml:space="preserve">. Proven track record owning end-to-end delivery across </w:t>
+        <w:t xml:space="preserve">. </w:t>
+      </w:r>
+      <w:proofErr w:type="gramStart"/>
+      <w:r>
+        <w:rPr>
+          <w:rFonts w:ascii="Arial" w:hAnsi="Arial" w:cs="Arial"/>
+          <w:sz w:val="20"/>
+        </w:rPr>
+        <w:t xml:space="preserve">Proven track record owning end-to-end delivery across </w:t>
       </w:r>
       <w:r>
         <w:rPr>
@@ -246,7 +262,15 @@
           <w:rFonts w:ascii="Arial" w:hAnsi="Arial" w:cs="Arial"/>
           <w:sz w:val="20"/>
         </w:rPr>
-        <w:t xml:space="preserve"> access patterns. Hands-on engineer who drives architecture through implementation—shipping maintainable UI systems, building resilient backend services, and improving performance via </w:t>
+        <w:t xml:space="preserve"> access patterns.</w:t>
+      </w:r>
+      <w:proofErr w:type="gramEnd"/>
+      <w:r>
+        <w:rPr>
+          <w:rFonts w:ascii="Arial" w:hAnsi="Arial" w:cs="Arial"/>
+          <w:sz w:val="20"/>
+        </w:rPr>
+        <w:t xml:space="preserve"> Hands-on engineer who drives architecture through implementation—shipping maintainable UI systems, building resilient backend services, and improving performance via </w:t>
       </w:r>
       <w:r>
         <w:rPr>
@@ -350,6 +374,7 @@
         </w:rPr>
         <w:t xml:space="preserve">, </w:t>
       </w:r>
+      <w:proofErr w:type="spellStart"/>
       <w:r>
         <w:rPr>
           <w:rStyle w:val="Strong"/>
@@ -357,12 +382,14 @@
         </w:rPr>
         <w:t>RxJS</w:t>
       </w:r>
-      <w:r>
-        <w:rPr>
-          <w:sz w:val="20"/>
-        </w:rPr>
-        <w:t xml:space="preserve">, </w:t>
-      </w:r>
+      <w:proofErr w:type="spellEnd"/>
+      <w:r>
+        <w:rPr>
+          <w:sz w:val="20"/>
+        </w:rPr>
+        <w:t xml:space="preserve">, </w:t>
+      </w:r>
+      <w:proofErr w:type="spellStart"/>
       <w:r>
         <w:rPr>
           <w:rStyle w:val="Strong"/>
@@ -370,6 +397,7 @@
         </w:rPr>
         <w:t>NgRx</w:t>
       </w:r>
+      <w:proofErr w:type="spellEnd"/>
       <w:r>
         <w:rPr>
           <w:sz w:val="20"/>
@@ -539,6 +567,7 @@
         </w:rPr>
         <w:t xml:space="preserve">, </w:t>
       </w:r>
+      <w:proofErr w:type="spellStart"/>
       <w:r>
         <w:rPr>
           <w:rStyle w:val="Strong"/>
@@ -546,6 +575,7 @@
         </w:rPr>
         <w:t>TypeScript</w:t>
       </w:r>
+      <w:proofErr w:type="spellEnd"/>
       <w:r>
         <w:rPr>
           <w:sz w:val="20"/>
@@ -578,6 +608,7 @@
         </w:rPr>
         <w:t xml:space="preserve">, </w:t>
       </w:r>
+      <w:proofErr w:type="spellStart"/>
       <w:r>
         <w:rPr>
           <w:rStyle w:val="Strong"/>
@@ -585,6 +616,7 @@
         </w:rPr>
         <w:t>Microservices</w:t>
       </w:r>
+      <w:proofErr w:type="spellEnd"/>
       <w:r>
         <w:rPr>
           <w:sz w:val="20"/>
@@ -617,13 +649,31 @@
         </w:rPr>
         <w:t xml:space="preserve">, </w:t>
       </w:r>
-      <w:r>
-        <w:rPr>
-          <w:rStyle w:val="Strong"/>
-          <w:sz w:val="20"/>
-        </w:rPr>
-        <w:t>Webhooks &amp; Idempotency</w:t>
-      </w:r>
+      <w:proofErr w:type="spellStart"/>
+      <w:r>
+        <w:rPr>
+          <w:rStyle w:val="Strong"/>
+          <w:sz w:val="20"/>
+        </w:rPr>
+        <w:t>Webhooks</w:t>
+      </w:r>
+      <w:proofErr w:type="spellEnd"/>
+      <w:r>
+        <w:rPr>
+          <w:rStyle w:val="Strong"/>
+          <w:sz w:val="20"/>
+        </w:rPr>
+        <w:t xml:space="preserve"> &amp; </w:t>
+      </w:r>
+      <w:proofErr w:type="spellStart"/>
+      <w:r>
+        <w:rPr>
+          <w:rStyle w:val="Strong"/>
+          <w:sz w:val="20"/>
+        </w:rPr>
+        <w:t>Idempotency</w:t>
+      </w:r>
+      <w:proofErr w:type="spellEnd"/>
       <w:r>
         <w:rPr>
           <w:sz w:val="20"/>
@@ -741,6 +791,7 @@
         </w:rPr>
         <w:t xml:space="preserve"> • NoSQL: </w:t>
       </w:r>
+      <w:proofErr w:type="spellStart"/>
       <w:r>
         <w:rPr>
           <w:rStyle w:val="Strong"/>
@@ -748,6 +799,7 @@
         </w:rPr>
         <w:t>Redis</w:t>
       </w:r>
+      <w:proofErr w:type="spellEnd"/>
       <w:r>
         <w:rPr>
           <w:sz w:val="20"/>
@@ -767,6 +819,7 @@
         </w:rPr>
         <w:t xml:space="preserve">, </w:t>
       </w:r>
+      <w:proofErr w:type="spellStart"/>
       <w:r>
         <w:rPr>
           <w:rStyle w:val="Strong"/>
@@ -774,6 +827,7 @@
         </w:rPr>
         <w:t>DynamoDB</w:t>
       </w:r>
+      <w:proofErr w:type="spellEnd"/>
       <w:r>
         <w:rPr>
           <w:sz w:val="20"/>
@@ -806,6 +860,7 @@
         </w:rPr>
         <w:t xml:space="preserve">, </w:t>
       </w:r>
+      <w:proofErr w:type="spellStart"/>
       <w:r>
         <w:rPr>
           <w:rStyle w:val="Strong"/>
@@ -813,12 +868,14 @@
         </w:rPr>
         <w:t>RabbitMQ</w:t>
       </w:r>
+      <w:proofErr w:type="spellEnd"/>
       <w:r>
         <w:rPr>
           <w:sz w:val="20"/>
         </w:rPr>
         <w:t xml:space="preserve"> • Search: </w:t>
       </w:r>
+      <w:proofErr w:type="spellStart"/>
       <w:r>
         <w:rPr>
           <w:rStyle w:val="Strong"/>
@@ -826,6 +883,7 @@
         </w:rPr>
         <w:t>Elasticsearch</w:t>
       </w:r>
+      <w:proofErr w:type="spellEnd"/>
       <w:r>
         <w:rPr>
           <w:sz w:val="20"/>
@@ -858,6 +916,7 @@
         </w:rPr>
         <w:t xml:space="preserve">, </w:t>
       </w:r>
+      <w:proofErr w:type="spellStart"/>
       <w:r>
         <w:rPr>
           <w:rStyle w:val="Strong"/>
@@ -865,6 +924,7 @@
         </w:rPr>
         <w:t>BigQuery</w:t>
       </w:r>
+      <w:proofErr w:type="spellEnd"/>
     </w:p>
     <w:p>
       <w:pPr>
@@ -982,6 +1042,7 @@
         </w:rPr>
         <w:t xml:space="preserve">, </w:t>
       </w:r>
+      <w:proofErr w:type="spellStart"/>
       <w:r>
         <w:rPr>
           <w:rStyle w:val="Strong"/>
@@ -989,6 +1050,7 @@
         </w:rPr>
         <w:t>CloudFront</w:t>
       </w:r>
+      <w:proofErr w:type="spellEnd"/>
       <w:r>
         <w:rPr>
           <w:sz w:val="20"/>
@@ -1008,6 +1070,7 @@
         </w:rPr>
         <w:t xml:space="preserve">, </w:t>
       </w:r>
+      <w:proofErr w:type="spellStart"/>
       <w:r>
         <w:rPr>
           <w:rStyle w:val="Strong"/>
@@ -1015,12 +1078,14 @@
         </w:rPr>
         <w:t>DynamoDB</w:t>
       </w:r>
-      <w:r>
-        <w:rPr>
-          <w:sz w:val="20"/>
-        </w:rPr>
-        <w:t xml:space="preserve">, </w:t>
-      </w:r>
+      <w:proofErr w:type="spellEnd"/>
+      <w:r>
+        <w:rPr>
+          <w:sz w:val="20"/>
+        </w:rPr>
+        <w:t xml:space="preserve">, </w:t>
+      </w:r>
+      <w:proofErr w:type="spellStart"/>
       <w:r>
         <w:rPr>
           <w:rStyle w:val="Strong"/>
@@ -1028,12 +1093,14 @@
         </w:rPr>
         <w:t>ElastiCache</w:t>
       </w:r>
-      <w:r>
-        <w:rPr>
-          <w:sz w:val="20"/>
-        </w:rPr>
-        <w:t xml:space="preserve">, </w:t>
-      </w:r>
+      <w:proofErr w:type="spellEnd"/>
+      <w:r>
+        <w:rPr>
+          <w:sz w:val="20"/>
+        </w:rPr>
+        <w:t xml:space="preserve">, </w:t>
+      </w:r>
+      <w:proofErr w:type="spellStart"/>
       <w:r>
         <w:rPr>
           <w:rStyle w:val="Strong"/>
@@ -1041,6 +1108,7 @@
         </w:rPr>
         <w:t>EventBridge</w:t>
       </w:r>
+      <w:proofErr w:type="spellEnd"/>
       <w:r>
         <w:rPr>
           <w:sz w:val="20"/>
@@ -1229,6 +1297,7 @@
         </w:rPr>
         <w:t xml:space="preserve">, </w:t>
       </w:r>
+      <w:proofErr w:type="spellStart"/>
       <w:r>
         <w:rPr>
           <w:rStyle w:val="Strong"/>
@@ -1236,6 +1305,7 @@
         </w:rPr>
         <w:t>BigQuery</w:t>
       </w:r>
+      <w:proofErr w:type="spellEnd"/>
       <w:r>
         <w:rPr>
           <w:sz w:val="20"/>
@@ -1294,6 +1364,7 @@
         </w:rPr>
         <w:t xml:space="preserve">, </w:t>
       </w:r>
+      <w:proofErr w:type="spellStart"/>
       <w:r>
         <w:rPr>
           <w:rStyle w:val="Strong"/>
@@ -1301,6 +1372,7 @@
         </w:rPr>
         <w:t>GitOps</w:t>
       </w:r>
+      <w:proofErr w:type="spellEnd"/>
       <w:r>
         <w:rPr>
           <w:sz w:val="20"/>
@@ -1320,6 +1392,7 @@
         </w:rPr>
         <w:t xml:space="preserve">, </w:t>
       </w:r>
+      <w:proofErr w:type="spellStart"/>
       <w:r>
         <w:rPr>
           <w:rStyle w:val="Strong"/>
@@ -1327,6 +1400,7 @@
         </w:rPr>
         <w:t>CloudFormation</w:t>
       </w:r>
+      <w:proofErr w:type="spellEnd"/>
       <w:r>
         <w:rPr>
           <w:sz w:val="20"/>
@@ -1346,12 +1420,21 @@
         </w:rPr>
         <w:t xml:space="preserve">, </w:t>
       </w:r>
-      <w:r>
-        <w:rPr>
-          <w:rStyle w:val="Strong"/>
-          <w:sz w:val="20"/>
-        </w:rPr>
-        <w:t>GitLab CI</w:t>
+      <w:proofErr w:type="spellStart"/>
+      <w:r>
+        <w:rPr>
+          <w:rStyle w:val="Strong"/>
+          <w:sz w:val="20"/>
+        </w:rPr>
+        <w:t>GitLab</w:t>
+      </w:r>
+      <w:proofErr w:type="spellEnd"/>
+      <w:r>
+        <w:rPr>
+          <w:rStyle w:val="Strong"/>
+          <w:sz w:val="20"/>
+        </w:rPr>
+        <w:t xml:space="preserve"> CI</w:t>
       </w:r>
       <w:r>
         <w:rPr>
@@ -1385,6 +1468,7 @@
         </w:rPr>
         <w:t xml:space="preserve">, </w:t>
       </w:r>
+      <w:proofErr w:type="spellStart"/>
       <w:r>
         <w:rPr>
           <w:rStyle w:val="Strong"/>
@@ -1392,6 +1476,7 @@
         </w:rPr>
         <w:t>CircleCI</w:t>
       </w:r>
+      <w:proofErr w:type="spellEnd"/>
     </w:p>
     <w:p>
       <w:pPr>
@@ -1415,6 +1500,7 @@
         </w:rPr>
         <w:t xml:space="preserve"> — </w:t>
       </w:r>
+      <w:proofErr w:type="spellStart"/>
       <w:r>
         <w:rPr>
           <w:rStyle w:val="Strong"/>
@@ -1422,12 +1508,14 @@
         </w:rPr>
         <w:t>OpenTelemetry</w:t>
       </w:r>
-      <w:r>
-        <w:rPr>
-          <w:sz w:val="20"/>
-        </w:rPr>
-        <w:t xml:space="preserve">, </w:t>
-      </w:r>
+      <w:proofErr w:type="spellEnd"/>
+      <w:r>
+        <w:rPr>
+          <w:sz w:val="20"/>
+        </w:rPr>
+        <w:t xml:space="preserve">, </w:t>
+      </w:r>
+      <w:proofErr w:type="spellStart"/>
       <w:r>
         <w:rPr>
           <w:rStyle w:val="Strong"/>
@@ -1435,6 +1523,7 @@
         </w:rPr>
         <w:t>Datadog</w:t>
       </w:r>
+      <w:proofErr w:type="spellEnd"/>
       <w:r>
         <w:rPr>
           <w:sz w:val="20"/>
@@ -1454,6 +1543,7 @@
         </w:rPr>
         <w:t xml:space="preserve">, </w:t>
       </w:r>
+      <w:proofErr w:type="spellStart"/>
       <w:r>
         <w:rPr>
           <w:rStyle w:val="Strong"/>
@@ -1461,6 +1551,7 @@
         </w:rPr>
         <w:t>Grafana</w:t>
       </w:r>
+      <w:proofErr w:type="spellEnd"/>
       <w:r>
         <w:rPr>
           <w:sz w:val="20"/>
@@ -1480,6 +1571,7 @@
         </w:rPr>
         <w:t xml:space="preserve">, </w:t>
       </w:r>
+      <w:proofErr w:type="spellStart"/>
       <w:r>
         <w:rPr>
           <w:rStyle w:val="Strong"/>
@@ -1487,6 +1579,7 @@
         </w:rPr>
         <w:t>CloudWatch</w:t>
       </w:r>
+      <w:proofErr w:type="spellEnd"/>
       <w:r>
         <w:rPr>
           <w:sz w:val="20"/>
@@ -1636,6 +1729,7 @@
         </w:rPr>
         <w:t xml:space="preserve">, </w:t>
       </w:r>
+      <w:proofErr w:type="spellStart"/>
       <w:r>
         <w:rPr>
           <w:rStyle w:val="Strong"/>
@@ -1643,6 +1737,7 @@
         </w:rPr>
         <w:t>Okta</w:t>
       </w:r>
+      <w:proofErr w:type="spellEnd"/>
       <w:r>
         <w:rPr>
           <w:sz w:val="20"/>
@@ -1667,8 +1762,17 @@
           <w:rStyle w:val="Strong"/>
           <w:sz w:val="20"/>
         </w:rPr>
-        <w:t>AWS Cognito</w:t>
-      </w:r>
+        <w:t xml:space="preserve">AWS </w:t>
+      </w:r>
+      <w:proofErr w:type="spellStart"/>
+      <w:r>
+        <w:rPr>
+          <w:rStyle w:val="Strong"/>
+          <w:sz w:val="20"/>
+        </w:rPr>
+        <w:t>Cognito</w:t>
+      </w:r>
+      <w:proofErr w:type="spellEnd"/>
       <w:r>
         <w:rPr>
           <w:sz w:val="20"/>
@@ -1708,11 +1812,6 @@
         </w:rPr>
         <w:t>audit logging</w:t>
       </w:r>
-    </w:p>
-    <w:p>
-      <w:pPr>
-        <w:spacing w:after="80"/>
-      </w:pPr>
     </w:p>
     <w:p>
       <w:pPr>
@@ -1755,7 +1854,31 @@
           <w:sz w:val="21"/>
           <w:szCs w:val="21"/>
         </w:rPr>
-        <w:t>Web Venturez LLC</w:t>
+        <w:t xml:space="preserve">Web </w:t>
+      </w:r>
+      <w:proofErr w:type="spellStart"/>
+      <w:r>
+        <w:rPr>
+          <w:rFonts w:ascii="Arial" w:eastAsia="Arial" w:hAnsi="Arial" w:cs="Arial"/>
+          <w:b/>
+          <w:bCs/>
+          <w:color w:val="6F8F6B"/>
+          <w:sz w:val="21"/>
+          <w:szCs w:val="21"/>
+        </w:rPr>
+        <w:t>Venturez</w:t>
+      </w:r>
+      <w:proofErr w:type="spellEnd"/>
+      <w:r>
+        <w:rPr>
+          <w:rFonts w:ascii="Arial" w:eastAsia="Arial" w:hAnsi="Arial" w:cs="Arial"/>
+          <w:b/>
+          <w:bCs/>
+          <w:color w:val="6F8F6B"/>
+          <w:sz w:val="21"/>
+          <w:szCs w:val="21"/>
+        </w:rPr>
+        <w:t xml:space="preserve"> LLC</w:t>
       </w:r>
     </w:p>
     <w:p>
@@ -1912,14 +2035,34 @@
         </w:rPr>
         <w:t xml:space="preserve">Implemented end-to-end </w:t>
       </w:r>
-      <w:r>
-        <w:rPr>
-          <w:rStyle w:val="Strong"/>
-          <w:rFonts w:ascii="Arial" w:hAnsi="Arial" w:cs="Arial"/>
-          <w:sz w:val="20"/>
-        </w:rPr>
-        <w:t>AuthN/AuthZ</w:t>
-      </w:r>
+      <w:proofErr w:type="spellStart"/>
+      <w:r>
+        <w:rPr>
+          <w:rStyle w:val="Strong"/>
+          <w:rFonts w:ascii="Arial" w:hAnsi="Arial" w:cs="Arial"/>
+          <w:sz w:val="20"/>
+        </w:rPr>
+        <w:t>AuthN</w:t>
+      </w:r>
+      <w:proofErr w:type="spellEnd"/>
+      <w:r>
+        <w:rPr>
+          <w:rStyle w:val="Strong"/>
+          <w:rFonts w:ascii="Arial" w:hAnsi="Arial" w:cs="Arial"/>
+          <w:sz w:val="20"/>
+        </w:rPr>
+        <w:t>/</w:t>
+      </w:r>
+      <w:proofErr w:type="spellStart"/>
+      <w:r>
+        <w:rPr>
+          <w:rStyle w:val="Strong"/>
+          <w:rFonts w:ascii="Arial" w:hAnsi="Arial" w:cs="Arial"/>
+          <w:sz w:val="20"/>
+        </w:rPr>
+        <w:t>AuthZ</w:t>
+      </w:r>
+      <w:proofErr w:type="spellEnd"/>
       <w:r>
         <w:rPr>
           <w:rFonts w:ascii="Arial" w:hAnsi="Arial" w:cs="Arial"/>
@@ -2008,6 +2151,7 @@
         </w:rPr>
         <w:t xml:space="preserve"> workflows, using </w:t>
       </w:r>
+      <w:proofErr w:type="spellStart"/>
       <w:r>
         <w:rPr>
           <w:rStyle w:val="Strong"/>
@@ -2016,20 +2160,31 @@
         </w:rPr>
         <w:t>webhooks</w:t>
       </w:r>
-      <w:r>
-        <w:rPr>
-          <w:rFonts w:ascii="Arial" w:hAnsi="Arial" w:cs="Arial"/>
-          <w:sz w:val="20"/>
-        </w:rPr>
-        <w:t xml:space="preserve">, </w:t>
-      </w:r>
-      <w:r>
-        <w:rPr>
-          <w:rStyle w:val="Strong"/>
-          <w:rFonts w:ascii="Arial" w:hAnsi="Arial" w:cs="Arial"/>
-          <w:sz w:val="20"/>
-        </w:rPr>
-        <w:t>idempotency keys</w:t>
+      <w:proofErr w:type="spellEnd"/>
+      <w:r>
+        <w:rPr>
+          <w:rFonts w:ascii="Arial" w:hAnsi="Arial" w:cs="Arial"/>
+          <w:sz w:val="20"/>
+        </w:rPr>
+        <w:t xml:space="preserve">, </w:t>
+      </w:r>
+      <w:proofErr w:type="spellStart"/>
+      <w:r>
+        <w:rPr>
+          <w:rStyle w:val="Strong"/>
+          <w:rFonts w:ascii="Arial" w:hAnsi="Arial" w:cs="Arial"/>
+          <w:sz w:val="20"/>
+        </w:rPr>
+        <w:t>idempotency</w:t>
+      </w:r>
+      <w:proofErr w:type="spellEnd"/>
+      <w:r>
+        <w:rPr>
+          <w:rStyle w:val="Strong"/>
+          <w:rFonts w:ascii="Arial" w:hAnsi="Arial" w:cs="Arial"/>
+          <w:sz w:val="20"/>
+        </w:rPr>
+        <w:t xml:space="preserve"> keys</w:t>
       </w:r>
       <w:r>
         <w:rPr>
@@ -2057,7 +2212,23 @@
           <w:rFonts w:ascii="Arial" w:hAnsi="Arial" w:cs="Arial"/>
           <w:sz w:val="20"/>
         </w:rPr>
-        <w:t xml:space="preserve">Implemented async processing with </w:t>
+        <w:t xml:space="preserve">Implemented </w:t>
+      </w:r>
+      <w:proofErr w:type="spellStart"/>
+      <w:r>
+        <w:rPr>
+          <w:rFonts w:ascii="Arial" w:hAnsi="Arial" w:cs="Arial"/>
+          <w:sz w:val="20"/>
+        </w:rPr>
+        <w:t>async</w:t>
+      </w:r>
+      <w:proofErr w:type="spellEnd"/>
+      <w:r>
+        <w:rPr>
+          <w:rFonts w:ascii="Arial" w:hAnsi="Arial" w:cs="Arial"/>
+          <w:sz w:val="20"/>
+        </w:rPr>
+        <w:t xml:space="preserve"> processing with </w:t>
       </w:r>
       <w:r>
         <w:rPr>
@@ -2072,7 +2243,23 @@
           <w:rFonts w:ascii="Arial" w:hAnsi="Arial" w:cs="Arial"/>
           <w:sz w:val="20"/>
         </w:rPr>
-        <w:t xml:space="preserve"> and worker services, adding retries, backoff, and dead-letter handling to isolate failures and protect downstream systems.</w:t>
+        <w:t xml:space="preserve"> and worker services, adding retries, </w:t>
+      </w:r>
+      <w:proofErr w:type="spellStart"/>
+      <w:r>
+        <w:rPr>
+          <w:rFonts w:ascii="Arial" w:hAnsi="Arial" w:cs="Arial"/>
+          <w:sz w:val="20"/>
+        </w:rPr>
+        <w:t>backoff</w:t>
+      </w:r>
+      <w:proofErr w:type="spellEnd"/>
+      <w:r>
+        <w:rPr>
+          <w:rFonts w:ascii="Arial" w:hAnsi="Arial" w:cs="Arial"/>
+          <w:sz w:val="20"/>
+        </w:rPr>
+        <w:t>, and dead-letter handling to isolate failures and protect downstream systems.</w:t>
       </w:r>
     </w:p>
     <w:p>
@@ -2095,14 +2282,34 @@
         </w:rPr>
         <w:t xml:space="preserve">Added targeted caching via </w:t>
       </w:r>
-      <w:r>
-        <w:rPr>
-          <w:rStyle w:val="Strong"/>
-          <w:rFonts w:ascii="Arial" w:hAnsi="Arial" w:cs="Arial"/>
-          <w:sz w:val="20"/>
-        </w:rPr>
-        <w:t>Redis/ElastiCache</w:t>
-      </w:r>
+      <w:proofErr w:type="spellStart"/>
+      <w:r>
+        <w:rPr>
+          <w:rStyle w:val="Strong"/>
+          <w:rFonts w:ascii="Arial" w:hAnsi="Arial" w:cs="Arial"/>
+          <w:sz w:val="20"/>
+        </w:rPr>
+        <w:t>Redis</w:t>
+      </w:r>
+      <w:proofErr w:type="spellEnd"/>
+      <w:r>
+        <w:rPr>
+          <w:rStyle w:val="Strong"/>
+          <w:rFonts w:ascii="Arial" w:hAnsi="Arial" w:cs="Arial"/>
+          <w:sz w:val="20"/>
+        </w:rPr>
+        <w:t>/</w:t>
+      </w:r>
+      <w:proofErr w:type="spellStart"/>
+      <w:r>
+        <w:rPr>
+          <w:rStyle w:val="Strong"/>
+          <w:rFonts w:ascii="Arial" w:hAnsi="Arial" w:cs="Arial"/>
+          <w:sz w:val="20"/>
+        </w:rPr>
+        <w:t>ElastiCache</w:t>
+      </w:r>
+      <w:proofErr w:type="spellEnd"/>
       <w:r>
         <w:rPr>
           <w:rFonts w:ascii="Arial" w:hAnsi="Arial" w:cs="Arial"/>
@@ -2167,13 +2374,23 @@
         </w:rPr>
         <w:t xml:space="preserve">Built data and audit-ready search flows by indexing operational entities into </w:t>
       </w:r>
-      <w:r>
-        <w:rPr>
-          <w:rStyle w:val="Strong"/>
-          <w:rFonts w:ascii="Arial" w:hAnsi="Arial" w:cs="Arial"/>
-          <w:sz w:val="20"/>
-        </w:rPr>
-        <w:t>Elasticsearch/OpenSearch</w:t>
+      <w:proofErr w:type="spellStart"/>
+      <w:r>
+        <w:rPr>
+          <w:rStyle w:val="Strong"/>
+          <w:rFonts w:ascii="Arial" w:hAnsi="Arial" w:cs="Arial"/>
+          <w:sz w:val="20"/>
+        </w:rPr>
+        <w:t>Elasticsearch</w:t>
+      </w:r>
+      <w:proofErr w:type="spellEnd"/>
+      <w:r>
+        <w:rPr>
+          <w:rStyle w:val="Strong"/>
+          <w:rFonts w:ascii="Arial" w:hAnsi="Arial" w:cs="Arial"/>
+          <w:sz w:val="20"/>
+        </w:rPr>
+        <w:t>/OpenSearch</w:t>
       </w:r>
       <w:r>
         <w:rPr>
@@ -2297,7 +2514,6 @@
           <w:rFonts w:ascii="Arial" w:hAnsi="Arial" w:cs="Arial"/>
           <w:sz w:val="20"/>
         </w:rPr>
-        <w:lastRenderedPageBreak/>
         <w:t xml:space="preserve">Integrated cross-cloud client requirements by supporting storage and analytics exports to </w:t>
       </w:r>
       <w:r>
@@ -2345,13 +2561,23 @@
         </w:rPr>
         <w:t xml:space="preserve">, </w:t>
       </w:r>
-      <w:r>
-        <w:rPr>
-          <w:rStyle w:val="Strong"/>
-          <w:rFonts w:ascii="Arial" w:hAnsi="Arial" w:cs="Arial"/>
-          <w:sz w:val="20"/>
-        </w:rPr>
-        <w:t>Application Insights</w:t>
+      <w:proofErr w:type="gramStart"/>
+      <w:r>
+        <w:rPr>
+          <w:rStyle w:val="Strong"/>
+          <w:rFonts w:ascii="Arial" w:hAnsi="Arial" w:cs="Arial"/>
+          <w:sz w:val="20"/>
+        </w:rPr>
+        <w:t>Application</w:t>
+      </w:r>
+      <w:proofErr w:type="gramEnd"/>
+      <w:r>
+        <w:rPr>
+          <w:rStyle w:val="Strong"/>
+          <w:rFonts w:ascii="Arial" w:hAnsi="Arial" w:cs="Arial"/>
+          <w:sz w:val="20"/>
+        </w:rPr>
+        <w:t xml:space="preserve"> Insights</w:t>
       </w:r>
       <w:r>
         <w:rPr>
@@ -2405,6 +2631,7 @@
         </w:rPr>
         <w:t xml:space="preserve">, </w:t>
       </w:r>
+      <w:proofErr w:type="spellStart"/>
       <w:r>
         <w:rPr>
           <w:rStyle w:val="Strong"/>
@@ -2413,6 +2640,7 @@
         </w:rPr>
         <w:t>BigQuery</w:t>
       </w:r>
+      <w:proofErr w:type="spellEnd"/>
       <w:r>
         <w:rPr>
           <w:rFonts w:ascii="Arial" w:hAnsi="Arial" w:cs="Arial"/>
@@ -2439,6 +2667,7 @@
           <w:rFonts w:ascii="Arial" w:hAnsi="Arial" w:cs="Arial"/>
           <w:sz w:val="20"/>
         </w:rPr>
+        <w:lastRenderedPageBreak/>
         <w:t xml:space="preserve">Improved observability with </w:t>
       </w:r>
       <w:r>
@@ -2456,6 +2685,7 @@
         </w:rPr>
         <w:t xml:space="preserve">, correlation IDs, and </w:t>
       </w:r>
+      <w:proofErr w:type="spellStart"/>
       <w:r>
         <w:rPr>
           <w:rStyle w:val="Strong"/>
@@ -2464,6 +2694,7 @@
         </w:rPr>
         <w:t>OpenTelemetry</w:t>
       </w:r>
+      <w:proofErr w:type="spellEnd"/>
       <w:r>
         <w:rPr>
           <w:rFonts w:ascii="Arial" w:hAnsi="Arial" w:cs="Arial"/>
@@ -2471,6 +2702,7 @@
         </w:rPr>
         <w:t xml:space="preserve"> instrumentation exported to </w:t>
       </w:r>
+      <w:proofErr w:type="spellStart"/>
       <w:r>
         <w:rPr>
           <w:rStyle w:val="Strong"/>
@@ -2479,6 +2711,7 @@
         </w:rPr>
         <w:t>Datadog</w:t>
       </w:r>
+      <w:proofErr w:type="spellEnd"/>
       <w:r>
         <w:rPr>
           <w:rFonts w:ascii="Arial" w:hAnsi="Arial" w:cs="Arial"/>
@@ -2486,13 +2719,23 @@
         </w:rPr>
         <w:t xml:space="preserve">, plus dashboards in </w:t>
       </w:r>
-      <w:r>
-        <w:rPr>
-          <w:rStyle w:val="Strong"/>
-          <w:rFonts w:ascii="Arial" w:hAnsi="Arial" w:cs="Arial"/>
-          <w:sz w:val="20"/>
-        </w:rPr>
-        <w:t>Grafana/Prometheus</w:t>
+      <w:proofErr w:type="spellStart"/>
+      <w:r>
+        <w:rPr>
+          <w:rStyle w:val="Strong"/>
+          <w:rFonts w:ascii="Arial" w:hAnsi="Arial" w:cs="Arial"/>
+          <w:sz w:val="20"/>
+        </w:rPr>
+        <w:t>Grafana</w:t>
+      </w:r>
+      <w:proofErr w:type="spellEnd"/>
+      <w:r>
+        <w:rPr>
+          <w:rStyle w:val="Strong"/>
+          <w:rFonts w:ascii="Arial" w:hAnsi="Arial" w:cs="Arial"/>
+          <w:sz w:val="20"/>
+        </w:rPr>
+        <w:t>/Prometheus</w:t>
       </w:r>
       <w:r>
         <w:rPr>
@@ -2588,29 +2831,75 @@
         </w:rPr>
         <w:t xml:space="preserve"> (plus pipelines compatible with </w:t>
       </w:r>
-      <w:r>
-        <w:rPr>
-          <w:rStyle w:val="Strong"/>
-          <w:rFonts w:ascii="Arial" w:hAnsi="Arial" w:cs="Arial"/>
-          <w:sz w:val="20"/>
-        </w:rPr>
-        <w:t>GitLab CI/Jenkins/Azure DevOps/CircleCI</w:t>
-      </w:r>
-      <w:r>
-        <w:rPr>
-          <w:rFonts w:ascii="Arial" w:hAnsi="Arial" w:cs="Arial"/>
-          <w:sz w:val="20"/>
-        </w:rPr>
-        <w:t xml:space="preserve">) and IaC via </w:t>
-      </w:r>
-      <w:r>
-        <w:rPr>
-          <w:rStyle w:val="Strong"/>
-          <w:rFonts w:ascii="Arial" w:hAnsi="Arial" w:cs="Arial"/>
-          <w:sz w:val="20"/>
-        </w:rPr>
-        <w:t>Terraform/CloudFormation</w:t>
-      </w:r>
+      <w:proofErr w:type="spellStart"/>
+      <w:r>
+        <w:rPr>
+          <w:rStyle w:val="Strong"/>
+          <w:rFonts w:ascii="Arial" w:hAnsi="Arial" w:cs="Arial"/>
+          <w:sz w:val="20"/>
+        </w:rPr>
+        <w:t>GitLab</w:t>
+      </w:r>
+      <w:proofErr w:type="spellEnd"/>
+      <w:r>
+        <w:rPr>
+          <w:rStyle w:val="Strong"/>
+          <w:rFonts w:ascii="Arial" w:hAnsi="Arial" w:cs="Arial"/>
+          <w:sz w:val="20"/>
+        </w:rPr>
+        <w:t xml:space="preserve"> CI/Jenkins/Azure DevOps/</w:t>
+      </w:r>
+      <w:proofErr w:type="spellStart"/>
+      <w:r>
+        <w:rPr>
+          <w:rStyle w:val="Strong"/>
+          <w:rFonts w:ascii="Arial" w:hAnsi="Arial" w:cs="Arial"/>
+          <w:sz w:val="20"/>
+        </w:rPr>
+        <w:t>CircleCI</w:t>
+      </w:r>
+      <w:proofErr w:type="spellEnd"/>
+      <w:r>
+        <w:rPr>
+          <w:rFonts w:ascii="Arial" w:hAnsi="Arial" w:cs="Arial"/>
+          <w:sz w:val="20"/>
+        </w:rPr>
+        <w:t xml:space="preserve">) and </w:t>
+      </w:r>
+      <w:proofErr w:type="spellStart"/>
+      <w:r>
+        <w:rPr>
+          <w:rFonts w:ascii="Arial" w:hAnsi="Arial" w:cs="Arial"/>
+          <w:sz w:val="20"/>
+        </w:rPr>
+        <w:t>IaC</w:t>
+      </w:r>
+      <w:proofErr w:type="spellEnd"/>
+      <w:r>
+        <w:rPr>
+          <w:rFonts w:ascii="Arial" w:hAnsi="Arial" w:cs="Arial"/>
+          <w:sz w:val="20"/>
+        </w:rPr>
+        <w:t xml:space="preserve"> via </w:t>
+      </w:r>
+      <w:r>
+        <w:rPr>
+          <w:rStyle w:val="Strong"/>
+          <w:rFonts w:ascii="Arial" w:hAnsi="Arial" w:cs="Arial"/>
+          <w:sz w:val="20"/>
+        </w:rPr>
+        <w:t>Terraform/</w:t>
+      </w:r>
+      <w:proofErr w:type="spellStart"/>
+      <w:r>
+        <w:rPr>
+          <w:rStyle w:val="Strong"/>
+          <w:rFonts w:ascii="Arial" w:hAnsi="Arial" w:cs="Arial"/>
+          <w:sz w:val="20"/>
+        </w:rPr>
+        <w:t>CloudFormation</w:t>
+      </w:r>
+      <w:proofErr w:type="spellEnd"/>
       <w:r>
         <w:rPr>
           <w:rFonts w:ascii="Arial" w:hAnsi="Arial" w:cs="Arial"/>
@@ -2676,6 +2965,7 @@
       </w:r>
     </w:p>
     <w:p>
+      <w:proofErr w:type="spellStart"/>
       <w:r>
         <w:rPr>
           <w:rFonts w:ascii="Arial" w:eastAsia="Arial" w:hAnsi="Arial" w:cs="Arial"/>
@@ -2685,7 +2975,19 @@
           <w:sz w:val="21"/>
           <w:szCs w:val="21"/>
         </w:rPr>
-        <w:t>Webiz Digital</w:t>
+        <w:t>Webiz</w:t>
+      </w:r>
+      <w:proofErr w:type="spellEnd"/>
+      <w:r>
+        <w:rPr>
+          <w:rFonts w:ascii="Arial" w:eastAsia="Arial" w:hAnsi="Arial" w:cs="Arial"/>
+          <w:b/>
+          <w:bCs/>
+          <w:color w:val="6F8F6B"/>
+          <w:sz w:val="21"/>
+          <w:szCs w:val="21"/>
+        </w:rPr>
+        <w:t xml:space="preserve"> Digital</w:t>
       </w:r>
     </w:p>
     <w:p>
@@ -2791,6 +3093,7 @@
         </w:rPr>
         <w:t xml:space="preserve">Delivered </w:t>
       </w:r>
+      <w:proofErr w:type="spellStart"/>
       <w:r>
         <w:rPr>
           <w:rStyle w:val="Strong"/>
@@ -2799,6 +3102,7 @@
         </w:rPr>
         <w:t>RxJS</w:t>
       </w:r>
+      <w:proofErr w:type="spellEnd"/>
       <w:r>
         <w:rPr>
           <w:rFonts w:ascii="Arial" w:hAnsi="Arial" w:cs="Arial"/>
@@ -2876,7 +3180,23 @@
           <w:rFonts w:ascii="Arial" w:hAnsi="Arial" w:cs="Arial"/>
           <w:sz w:val="20"/>
         </w:rPr>
-        <w:t xml:space="preserve">Designed async background processing using queue-based patterns (including </w:t>
+        <w:t xml:space="preserve">Designed </w:t>
+      </w:r>
+      <w:proofErr w:type="spellStart"/>
+      <w:r>
+        <w:rPr>
+          <w:rFonts w:ascii="Arial" w:hAnsi="Arial" w:cs="Arial"/>
+          <w:sz w:val="20"/>
+        </w:rPr>
+        <w:t>async</w:t>
+      </w:r>
+      <w:proofErr w:type="spellEnd"/>
+      <w:r>
+        <w:rPr>
+          <w:rFonts w:ascii="Arial" w:hAnsi="Arial" w:cs="Arial"/>
+          <w:sz w:val="20"/>
+        </w:rPr>
+        <w:t xml:space="preserve"> background processing using queue-based patterns (including </w:t>
       </w:r>
       <w:r>
         <w:rPr>
@@ -2912,7 +3232,39 @@
           <w:rFonts w:ascii="Arial" w:hAnsi="Arial" w:cs="Arial"/>
           <w:sz w:val="20"/>
         </w:rPr>
-        <w:t>Built resilient third-party integrations with timeouts, retry/backoff, idempotency safeguards, and careful data mapping to prevent partial outages from cascading.</w:t>
+        <w:t>Built resilient third-party integrations with timeouts, retry/</w:t>
+      </w:r>
+      <w:proofErr w:type="spellStart"/>
+      <w:r>
+        <w:rPr>
+          <w:rFonts w:ascii="Arial" w:hAnsi="Arial" w:cs="Arial"/>
+          <w:sz w:val="20"/>
+        </w:rPr>
+        <w:t>backoff</w:t>
+      </w:r>
+      <w:proofErr w:type="spellEnd"/>
+      <w:r>
+        <w:rPr>
+          <w:rFonts w:ascii="Arial" w:hAnsi="Arial" w:cs="Arial"/>
+          <w:sz w:val="20"/>
+        </w:rPr>
+        <w:t xml:space="preserve">, </w:t>
+      </w:r>
+      <w:proofErr w:type="spellStart"/>
+      <w:r>
+        <w:rPr>
+          <w:rFonts w:ascii="Arial" w:hAnsi="Arial" w:cs="Arial"/>
+          <w:sz w:val="20"/>
+        </w:rPr>
+        <w:t>idempotency</w:t>
+      </w:r>
+      <w:proofErr w:type="spellEnd"/>
+      <w:r>
+        <w:rPr>
+          <w:rFonts w:ascii="Arial" w:hAnsi="Arial" w:cs="Arial"/>
+          <w:sz w:val="20"/>
+        </w:rPr>
+        <w:t xml:space="preserve"> safeguards, and careful data mapping to prevent partial outages from cascading.</w:t>
       </w:r>
     </w:p>
     <w:p>
@@ -3117,6 +3469,7 @@
       </w:r>
     </w:p>
     <w:p>
+      <w:proofErr w:type="gramStart"/>
       <w:r>
         <w:rPr>
           <w:rFonts w:ascii="Arial" w:eastAsia="Arial" w:hAnsi="Arial" w:cs="Arial"/>
@@ -3128,6 +3481,7 @@
         </w:rPr>
         <w:t>Centric Tech Inc.</w:t>
       </w:r>
+      <w:proofErr w:type="gramEnd"/>
     </w:p>
     <w:p>
       <w:r>
@@ -3166,8 +3520,18 @@
           <w:rFonts w:ascii="Arial" w:hAnsi="Arial" w:cs="Arial"/>
           <w:sz w:val="20"/>
         </w:rPr>
-        <w:t>JavaScript/TypeScript</w:t>
-      </w:r>
+        <w:t>JavaScript/</w:t>
+      </w:r>
+      <w:proofErr w:type="spellStart"/>
+      <w:r>
+        <w:rPr>
+          <w:rStyle w:val="Strong"/>
+          <w:rFonts w:ascii="Arial" w:hAnsi="Arial" w:cs="Arial"/>
+          <w:sz w:val="20"/>
+        </w:rPr>
+        <w:t>TypeScript</w:t>
+      </w:r>
+      <w:proofErr w:type="spellEnd"/>
       <w:r>
         <w:rPr>
           <w:rFonts w:ascii="Arial" w:hAnsi="Arial" w:cs="Arial"/>
@@ -3344,7 +3708,6 @@
           <w:rFonts w:ascii="Arial" w:hAnsi="Arial" w:cs="Arial"/>
           <w:sz w:val="20"/>
         </w:rPr>
-        <w:lastRenderedPageBreak/>
         <w:t>Supported API integration reliability by implementing timeouts, retries, and idempotent update semantics for partner and internal service calls.</w:t>
       </w:r>
     </w:p>
@@ -3387,6 +3750,7 @@
           <w:rFonts w:ascii="Arial" w:hAnsi="Arial" w:cs="Arial"/>
           <w:sz w:val="20"/>
         </w:rPr>
+        <w:lastRenderedPageBreak/>
         <w:t xml:space="preserve">Introduced containerized development workflows later in the role using </w:t>
       </w:r>
       <w:r>
@@ -3632,6 +3996,7 @@
         </w:rPr>
         <w:t xml:space="preserve"> that ingested partner events via </w:t>
       </w:r>
+      <w:proofErr w:type="spellStart"/>
       <w:r>
         <w:rPr>
           <w:rStyle w:val="Strong"/>
@@ -3641,21 +4006,40 @@
         </w:rPr>
         <w:t>webhooks</w:t>
       </w:r>
+      <w:proofErr w:type="spellEnd"/>
       <w:r>
         <w:rPr>
           <w:rFonts w:ascii="Arial" w:hAnsi="Arial" w:cs="Arial"/>
           <w:sz w:val="20"/>
           <w:szCs w:val="20"/>
         </w:rPr>
-        <w:t xml:space="preserve"> and async messaging (</w:t>
-      </w:r>
-      <w:r>
-        <w:rPr>
-          <w:rStyle w:val="Strong"/>
+        <w:t xml:space="preserve"> and </w:t>
+      </w:r>
+      <w:proofErr w:type="spellStart"/>
+      <w:r>
+        <w:rPr>
           <w:rFonts w:ascii="Arial" w:hAnsi="Arial" w:cs="Arial"/>
           <w:sz w:val="20"/>
           <w:szCs w:val="20"/>
         </w:rPr>
+        <w:t>async</w:t>
+      </w:r>
+      <w:proofErr w:type="spellEnd"/>
+      <w:r>
+        <w:rPr>
+          <w:rFonts w:ascii="Arial" w:hAnsi="Arial" w:cs="Arial"/>
+          <w:sz w:val="20"/>
+          <w:szCs w:val="20"/>
+        </w:rPr>
+        <w:t xml:space="preserve"> messaging (</w:t>
+      </w:r>
+      <w:r>
+        <w:rPr>
+          <w:rStyle w:val="Strong"/>
+          <w:rFonts w:ascii="Arial" w:hAnsi="Arial" w:cs="Arial"/>
+          <w:sz w:val="20"/>
+          <w:szCs w:val="20"/>
+        </w:rPr>
         <w:t>AWS SQS/SNS</w:t>
       </w:r>
       <w:r>
@@ -3673,16 +4057,28 @@
           <w:sz w:val="20"/>
           <w:szCs w:val="20"/>
         </w:rPr>
-        <w:t>Kafka/RabbitMQ</w:t>
-      </w:r>
-      <w:r>
-        <w:rPr>
+        <w:t>Kafka/</w:t>
+      </w:r>
+      <w:proofErr w:type="spellStart"/>
+      <w:r>
+        <w:rPr>
+          <w:rStyle w:val="Strong"/>
           <w:rFonts w:ascii="Arial" w:hAnsi="Arial" w:cs="Arial"/>
           <w:sz w:val="20"/>
           <w:szCs w:val="20"/>
         </w:rPr>
+        <w:t>RabbitMQ</w:t>
+      </w:r>
+      <w:proofErr w:type="spellEnd"/>
+      <w:r>
+        <w:rPr>
+          <w:rFonts w:ascii="Arial" w:hAnsi="Arial" w:cs="Arial"/>
+          <w:sz w:val="20"/>
+          <w:szCs w:val="20"/>
+        </w:rPr>
         <w:t xml:space="preserve"> patterns), enforcing </w:t>
       </w:r>
+      <w:proofErr w:type="spellStart"/>
       <w:r>
         <w:rPr>
           <w:rStyle w:val="Strong"/>
@@ -3692,6 +4088,7 @@
         </w:rPr>
         <w:t>idempotency</w:t>
       </w:r>
+      <w:proofErr w:type="spellEnd"/>
       <w:r>
         <w:rPr>
           <w:rFonts w:ascii="Arial" w:hAnsi="Arial" w:cs="Arial"/>
@@ -3741,6 +4138,7 @@
         </w:rPr>
         <w:t xml:space="preserve"> use-cases and enriched via </w:t>
       </w:r>
+      <w:proofErr w:type="spellStart"/>
       <w:r>
         <w:rPr>
           <w:rStyle w:val="Strong"/>
@@ -3750,6 +4148,7 @@
         </w:rPr>
         <w:t>Redis</w:t>
       </w:r>
+      <w:proofErr w:type="spellEnd"/>
       <w:r>
         <w:rPr>
           <w:rFonts w:ascii="Arial" w:hAnsi="Arial" w:cs="Arial"/>
@@ -3782,6 +4181,7 @@
         </w:rPr>
         <w:t xml:space="preserve">Added searchable operational views by indexing key entities into </w:t>
       </w:r>
+      <w:proofErr w:type="spellStart"/>
       <w:r>
         <w:rPr>
           <w:rStyle w:val="Strong"/>
@@ -3789,7 +4189,17 @@
           <w:sz w:val="20"/>
           <w:szCs w:val="20"/>
         </w:rPr>
-        <w:t>Elasticsearch/OpenSearch</w:t>
+        <w:t>Elasticsearch</w:t>
+      </w:r>
+      <w:proofErr w:type="spellEnd"/>
+      <w:r>
+        <w:rPr>
+          <w:rStyle w:val="Strong"/>
+          <w:rFonts w:ascii="Arial" w:hAnsi="Arial" w:cs="Arial"/>
+          <w:sz w:val="20"/>
+          <w:szCs w:val="20"/>
+        </w:rPr>
+        <w:t>/OpenSearch</w:t>
       </w:r>
       <w:r>
         <w:rPr>
@@ -3864,15 +4274,44 @@
           <w:sz w:val="20"/>
           <w:szCs w:val="20"/>
         </w:rPr>
-        <w:t>Terraform/CloudFormation</w:t>
-      </w:r>
-      <w:r>
-        <w:rPr>
+        <w:t>Terraform/</w:t>
+      </w:r>
+      <w:proofErr w:type="spellStart"/>
+      <w:r>
+        <w:rPr>
+          <w:rStyle w:val="Strong"/>
           <w:rFonts w:ascii="Arial" w:hAnsi="Arial" w:cs="Arial"/>
           <w:sz w:val="20"/>
           <w:szCs w:val="20"/>
         </w:rPr>
-        <w:t xml:space="preserve"> and GitOps-friendly deployment patterns.</w:t>
+        <w:t>CloudFormation</w:t>
+      </w:r>
+      <w:proofErr w:type="spellEnd"/>
+      <w:r>
+        <w:rPr>
+          <w:rFonts w:ascii="Arial" w:hAnsi="Arial" w:cs="Arial"/>
+          <w:sz w:val="20"/>
+          <w:szCs w:val="20"/>
+        </w:rPr>
+        <w:t xml:space="preserve"> and </w:t>
+      </w:r>
+      <w:proofErr w:type="spellStart"/>
+      <w:r>
+        <w:rPr>
+          <w:rFonts w:ascii="Arial" w:hAnsi="Arial" w:cs="Arial"/>
+          <w:sz w:val="20"/>
+          <w:szCs w:val="20"/>
+        </w:rPr>
+        <w:t>GitOps</w:t>
+      </w:r>
+      <w:proofErr w:type="spellEnd"/>
+      <w:r>
+        <w:rPr>
+          <w:rFonts w:ascii="Arial" w:hAnsi="Arial" w:cs="Arial"/>
+          <w:sz w:val="20"/>
+          <w:szCs w:val="20"/>
+        </w:rPr>
+        <w:t>-friendly deployment patterns.</w:t>
       </w:r>
     </w:p>
     <w:p>
@@ -3898,6 +4337,7 @@
         </w:rPr>
         <w:t xml:space="preserve">Instrumented the platform with </w:t>
       </w:r>
+      <w:proofErr w:type="spellStart"/>
       <w:r>
         <w:rPr>
           <w:rStyle w:val="Strong"/>
@@ -3907,6 +4347,7 @@
         </w:rPr>
         <w:t>OpenTelemetry</w:t>
       </w:r>
+      <w:proofErr w:type="spellEnd"/>
       <w:r>
         <w:rPr>
           <w:rFonts w:ascii="Arial" w:hAnsi="Arial" w:cs="Arial"/>
@@ -3932,6 +4373,7 @@
         </w:rPr>
         <w:t xml:space="preserve">, exporting to </w:t>
       </w:r>
+      <w:proofErr w:type="spellStart"/>
       <w:r>
         <w:rPr>
           <w:rStyle w:val="Strong"/>
@@ -3941,6 +4383,7 @@
         </w:rPr>
         <w:t>Datadog</w:t>
       </w:r>
+      <w:proofErr w:type="spellEnd"/>
       <w:r>
         <w:rPr>
           <w:rFonts w:ascii="Arial" w:hAnsi="Arial" w:cs="Arial"/>
@@ -3949,6 +4392,7 @@
         </w:rPr>
         <w:t xml:space="preserve">, dashboards in </w:t>
       </w:r>
+      <w:proofErr w:type="spellStart"/>
       <w:r>
         <w:rPr>
           <w:rStyle w:val="Strong"/>
@@ -3956,7 +4400,17 @@
           <w:sz w:val="20"/>
           <w:szCs w:val="20"/>
         </w:rPr>
-        <w:t>Grafana/Prometheus</w:t>
+        <w:t>Grafana</w:t>
+      </w:r>
+      <w:proofErr w:type="spellEnd"/>
+      <w:r>
+        <w:rPr>
+          <w:rStyle w:val="Strong"/>
+          <w:rFonts w:ascii="Arial" w:hAnsi="Arial" w:cs="Arial"/>
+          <w:sz w:val="20"/>
+          <w:szCs w:val="20"/>
+        </w:rPr>
+        <w:t>/Prometheus</w:t>
       </w:r>
       <w:r>
         <w:rPr>
@@ -4090,7 +4544,25 @@
           <w:sz w:val="20"/>
           <w:szCs w:val="20"/>
         </w:rPr>
-        <w:t>, ensuring partner integrations remained secure and operationally debuggable under burst traffic.</w:t>
+        <w:t xml:space="preserve">, ensuring partner integrations remained secure and operationally </w:t>
+      </w:r>
+      <w:proofErr w:type="spellStart"/>
+      <w:r>
+        <w:rPr>
+          <w:rFonts w:ascii="Arial" w:hAnsi="Arial" w:cs="Arial"/>
+          <w:sz w:val="20"/>
+          <w:szCs w:val="20"/>
+        </w:rPr>
+        <w:t>debuggable</w:t>
+      </w:r>
+      <w:proofErr w:type="spellEnd"/>
+      <w:r>
+        <w:rPr>
+          <w:rFonts w:ascii="Arial" w:hAnsi="Arial" w:cs="Arial"/>
+          <w:sz w:val="20"/>
+          <w:szCs w:val="20"/>
+        </w:rPr>
+        <w:t xml:space="preserve"> under burst traffic.</w:t>
       </w:r>
     </w:p>
     <w:p>
